--- a/docs/四轮金币抽卡模式_官方规则定稿.docx
+++ b/docs/四轮金币抽卡模式_官方规则定稿.docx
@@ -5,568 +5,25 @@
     <w:p>
       <w:pPr>
         <w:pStyle w:val="Title"/>
-        <w:jc w:val="left"/>
+        <w:jc w:val="center"/>
       </w:pPr>
       <w:r>
         <w:rPr>
-          <w:rFonts w:ascii="Calibri" w:hAnsi="Calibri" w:eastAsia="Microsoft YaHei"/>
-          <w:b/>
-          <w:color w:val="0B2545"/>
-          <w:sz w:val="48"/>
+          <w:rFonts w:ascii="Microsoft YaHei" w:hAnsi="Microsoft YaHei" w:eastAsia="Microsoft YaHei"/>
         </w:rPr>
-        <w:t>四轮金币抽卡模式</w:t>
+        <w:t>四轮金币商店模式官方规则（现行版）</w:t>
       </w:r>
     </w:p>
     <w:p>
       <w:pPr>
         <w:pStyle w:val="Subtitle"/>
+        <w:jc w:val="center"/>
       </w:pPr>
       <w:r>
         <w:rPr>
-          <w:rFonts w:ascii="Calibri" w:hAnsi="Calibri" w:eastAsia="Microsoft YaHei"/>
-          <w:color w:val="606C79"/>
-          <w:sz w:val="24"/>
+          <w:rFonts w:ascii="Microsoft YaHei" w:hAnsi="Microsoft YaHei" w:eastAsia="Microsoft YaHei"/>
         </w:rPr>
-        <w:t>纯官方定稿规则文档｜适用于 HEXCORE 2.0 金币模式</w:t>
-      </w:r>
-    </w:p>
-    <w:tbl>
-      <w:tblPr>
-        <w:tblStyle w:val="TableGrid"/>
-        <w:tblW w:type="dxa" w:w="9360"/>
-        <w:jc w:val="left"/>
-        <w:tblLook w:firstColumn="1" w:firstRow="1" w:lastColumn="0" w:lastRow="0" w:noHBand="0" w:noVBand="1" w:val="04A0"/>
-        <w:tblBorders>
-          <w:top w:val="single" w:sz="6" w:space="0" w:color="B9C2CF"/>
-          <w:left w:val="single" w:sz="6" w:space="0" w:color="B9C2CF"/>
-          <w:bottom w:val="single" w:sz="6" w:space="0" w:color="B9C2CF"/>
-          <w:right w:val="single" w:sz="6" w:space="0" w:color="B9C2CF"/>
-          <w:insideH w:val="single" w:sz="6" w:space="0" w:color="B9C2CF"/>
-          <w:insideV w:val="single" w:sz="6" w:space="0" w:color="B9C2CF"/>
-        </w:tblBorders>
-        <w:tblInd w:w="120" w:type="dxa"/>
-        <w:tblLayout w:type="fixed"/>
-      </w:tblPr>
-      <w:tblGrid>
-        <w:gridCol w:w="1800"/>
-        <w:gridCol w:w="7560"/>
-      </w:tblGrid>
-      <w:tr>
-        <w:tc>
-          <w:tcPr>
-            <w:tcW w:type="dxa" w:w="1800"/>
-            <w:shd w:fill="E8EEF5"/>
-            <w:vAlign w:val="center"/>
-            <w:tcMar>
-              <w:top w:w="80" w:type="dxa"/>
-              <w:start w:w="120" w:type="dxa"/>
-              <w:bottom w:w="80" w:type="dxa"/>
-              <w:end w:w="120" w:type="dxa"/>
-            </w:tcMar>
-          </w:tcPr>
-          <w:p>
-            <w:pPr>
-              <w:spacing w:before="0" w:after="0" w:line="276" w:lineRule="auto"/>
-              <w:jc w:val="center"/>
-            </w:pPr>
-            <w:r/>
-            <w:r>
-              <w:rPr>
-                <w:rFonts w:ascii="Calibri" w:hAnsi="Calibri" w:eastAsia="Microsoft YaHei"/>
-                <w:b/>
-                <w:color w:val="0B2545"/>
-                <w:sz w:val="18"/>
-              </w:rPr>
-              <w:t>项目</w:t>
-            </w:r>
-          </w:p>
-        </w:tc>
-        <w:tc>
-          <w:tcPr>
-            <w:tcW w:type="dxa" w:w="7560"/>
-            <w:shd w:fill="E8EEF5"/>
-            <w:vAlign w:val="center"/>
-            <w:tcMar>
-              <w:top w:w="80" w:type="dxa"/>
-              <w:start w:w="120" w:type="dxa"/>
-              <w:bottom w:w="80" w:type="dxa"/>
-              <w:end w:w="120" w:type="dxa"/>
-            </w:tcMar>
-          </w:tcPr>
-          <w:p>
-            <w:pPr>
-              <w:spacing w:before="0" w:after="0" w:line="276" w:lineRule="auto"/>
-              <w:jc w:val="center"/>
-            </w:pPr>
-            <w:r/>
-            <w:r>
-              <w:rPr>
-                <w:rFonts w:ascii="Calibri" w:hAnsi="Calibri" w:eastAsia="Microsoft YaHei"/>
-                <w:b/>
-                <w:color w:val="0B2545"/>
-                <w:sz w:val="18"/>
-              </w:rPr>
-              <w:t>定稿口径</w:t>
-            </w:r>
-          </w:p>
-        </w:tc>
-      </w:tr>
-      <w:tr>
-        <w:tc>
-          <w:tcPr>
-            <w:tcW w:type="dxa" w:w="1800"/>
-            <w:shd w:fill="FFFFFF"/>
-            <w:vAlign w:val="center"/>
-            <w:tcMar>
-              <w:top w:w="80" w:type="dxa"/>
-              <w:start w:w="120" w:type="dxa"/>
-              <w:bottom w:w="80" w:type="dxa"/>
-              <w:end w:w="120" w:type="dxa"/>
-            </w:tcMar>
-          </w:tcPr>
-          <w:p>
-            <w:pPr>
-              <w:spacing w:before="0" w:after="0" w:line="276" w:lineRule="auto"/>
-              <w:jc w:val="center"/>
-            </w:pPr>
-            <w:r/>
-            <w:r>
-              <w:rPr>
-                <w:rFonts w:ascii="Calibri" w:hAnsi="Calibri" w:eastAsia="Microsoft YaHei"/>
-                <w:b w:val="0"/>
-                <w:color w:val="000000"/>
-                <w:sz w:val="18"/>
-              </w:rPr>
-              <w:t>参赛规模</w:t>
-            </w:r>
-          </w:p>
-        </w:tc>
-        <w:tc>
-          <w:tcPr>
-            <w:tcW w:type="dxa" w:w="7560"/>
-            <w:shd w:fill="FFFFFF"/>
-            <w:vAlign w:val="center"/>
-            <w:tcMar>
-              <w:top w:w="80" w:type="dxa"/>
-              <w:start w:w="120" w:type="dxa"/>
-              <w:bottom w:w="80" w:type="dxa"/>
-              <w:end w:w="120" w:type="dxa"/>
-            </w:tcMar>
-          </w:tcPr>
-          <w:p>
-            <w:pPr>
-              <w:spacing w:before="0" w:after="0" w:line="276" w:lineRule="auto"/>
-              <w:jc w:val="left"/>
-            </w:pPr>
-            <w:r/>
-            <w:r>
-              <w:rPr>
-                <w:rFonts w:ascii="Calibri" w:hAnsi="Calibri" w:eastAsia="Microsoft YaHei"/>
-                <w:b w:val="0"/>
-                <w:color w:val="000000"/>
-                <w:sz w:val="18"/>
-              </w:rPr>
-              <w:t>总参赛人数固定为50人，队长由裁判从50人中指定。</w:t>
-            </w:r>
-          </w:p>
-        </w:tc>
-      </w:tr>
-      <w:tr>
-        <w:tc>
-          <w:tcPr>
-            <w:tcW w:type="dxa" w:w="1800"/>
-            <w:shd w:fill="F2F4F7"/>
-            <w:vAlign w:val="center"/>
-            <w:tcMar>
-              <w:top w:w="80" w:type="dxa"/>
-              <w:start w:w="120" w:type="dxa"/>
-              <w:bottom w:w="80" w:type="dxa"/>
-              <w:end w:w="120" w:type="dxa"/>
-            </w:tcMar>
-          </w:tcPr>
-          <w:p>
-            <w:pPr>
-              <w:spacing w:before="0" w:after="0" w:line="276" w:lineRule="auto"/>
-              <w:jc w:val="center"/>
-            </w:pPr>
-            <w:r/>
-            <w:r>
-              <w:rPr>
-                <w:rFonts w:ascii="Calibri" w:hAnsi="Calibri" w:eastAsia="Microsoft YaHei"/>
-                <w:b w:val="0"/>
-                <w:color w:val="000000"/>
-                <w:sz w:val="18"/>
-              </w:rPr>
-              <w:t>默认队伍</w:t>
-            </w:r>
-          </w:p>
-        </w:tc>
-        <w:tc>
-          <w:tcPr>
-            <w:tcW w:type="dxa" w:w="7560"/>
-            <w:shd w:fill="F2F4F7"/>
-            <w:vAlign w:val="center"/>
-            <w:tcMar>
-              <w:top w:w="80" w:type="dxa"/>
-              <w:start w:w="120" w:type="dxa"/>
-              <w:bottom w:w="80" w:type="dxa"/>
-              <w:end w:w="120" w:type="dxa"/>
-            </w:tcMar>
-          </w:tcPr>
-          <w:p>
-            <w:pPr>
-              <w:spacing w:before="0" w:after="0" w:line="276" w:lineRule="auto"/>
-              <w:jc w:val="left"/>
-            </w:pPr>
-            <w:r/>
-            <w:r>
-              <w:rPr>
-                <w:rFonts w:ascii="Calibri" w:hAnsi="Calibri" w:eastAsia="Microsoft YaHei"/>
-                <w:b w:val="0"/>
-                <w:color w:val="000000"/>
-                <w:sz w:val="18"/>
-              </w:rPr>
-              <w:t>默认10队，每队最终阵容为1名队长+4名队员。</w:t>
-            </w:r>
-          </w:p>
-        </w:tc>
-      </w:tr>
-      <w:tr>
-        <w:tc>
-          <w:tcPr>
-            <w:tcW w:type="dxa" w:w="1800"/>
-            <w:shd w:fill="FFFFFF"/>
-            <w:vAlign w:val="center"/>
-            <w:tcMar>
-              <w:top w:w="80" w:type="dxa"/>
-              <w:start w:w="120" w:type="dxa"/>
-              <w:bottom w:w="80" w:type="dxa"/>
-              <w:end w:w="120" w:type="dxa"/>
-            </w:tcMar>
-          </w:tcPr>
-          <w:p>
-            <w:pPr>
-              <w:spacing w:before="0" w:after="0" w:line="276" w:lineRule="auto"/>
-              <w:jc w:val="center"/>
-            </w:pPr>
-            <w:r/>
-            <w:r>
-              <w:rPr>
-                <w:rFonts w:ascii="Calibri" w:hAnsi="Calibri" w:eastAsia="Microsoft YaHei"/>
-                <w:b w:val="0"/>
-                <w:color w:val="000000"/>
-                <w:sz w:val="18"/>
-              </w:rPr>
-              <w:t>队员来源</w:t>
-            </w:r>
-          </w:p>
-        </w:tc>
-        <w:tc>
-          <w:tcPr>
-            <w:tcW w:type="dxa" w:w="7560"/>
-            <w:shd w:fill="FFFFFF"/>
-            <w:vAlign w:val="center"/>
-            <w:tcMar>
-              <w:top w:w="80" w:type="dxa"/>
-              <w:start w:w="120" w:type="dxa"/>
-              <w:bottom w:w="80" w:type="dxa"/>
-              <w:end w:w="120" w:type="dxa"/>
-            </w:tcMar>
-          </w:tcPr>
-          <w:p>
-            <w:pPr>
-              <w:spacing w:before="0" w:after="0" w:line="276" w:lineRule="auto"/>
-              <w:jc w:val="left"/>
-            </w:pPr>
-            <w:r/>
-            <w:r>
-              <w:rPr>
-                <w:rFonts w:ascii="Calibri" w:hAnsi="Calibri" w:eastAsia="Microsoft YaHei"/>
-                <w:b w:val="0"/>
-                <w:color w:val="000000"/>
-                <w:sz w:val="18"/>
-              </w:rPr>
-              <w:t>被指定为队长的选手进入队长专属池，其余40名非队长选手进入队员抽卡卡池。</w:t>
-            </w:r>
-          </w:p>
-        </w:tc>
-      </w:tr>
-      <w:tr>
-        <w:tc>
-          <w:tcPr>
-            <w:tcW w:type="dxa" w:w="1800"/>
-            <w:shd w:fill="F2F4F7"/>
-            <w:vAlign w:val="center"/>
-            <w:tcMar>
-              <w:top w:w="80" w:type="dxa"/>
-              <w:start w:w="120" w:type="dxa"/>
-              <w:bottom w:w="80" w:type="dxa"/>
-              <w:end w:w="120" w:type="dxa"/>
-            </w:tcMar>
-          </w:tcPr>
-          <w:p>
-            <w:pPr>
-              <w:spacing w:before="0" w:after="0" w:line="276" w:lineRule="auto"/>
-              <w:jc w:val="center"/>
-            </w:pPr>
-            <w:r/>
-            <w:r>
-              <w:rPr>
-                <w:rFonts w:ascii="Calibri" w:hAnsi="Calibri" w:eastAsia="Microsoft YaHei"/>
-                <w:b w:val="0"/>
-                <w:color w:val="000000"/>
-                <w:sz w:val="18"/>
-              </w:rPr>
-              <w:t>经济模式</w:t>
-            </w:r>
-          </w:p>
-        </w:tc>
-        <w:tc>
-          <w:tcPr>
-            <w:tcW w:type="dxa" w:w="7560"/>
-            <w:shd w:fill="F2F4F7"/>
-            <w:vAlign w:val="center"/>
-            <w:tcMar>
-              <w:top w:w="80" w:type="dxa"/>
-              <w:start w:w="120" w:type="dxa"/>
-              <w:bottom w:w="80" w:type="dxa"/>
-              <w:end w:w="120" w:type="dxa"/>
-            </w:tcMar>
-          </w:tcPr>
-          <w:p>
-            <w:pPr>
-              <w:spacing w:before="0" w:after="0" w:line="276" w:lineRule="auto"/>
-              <w:jc w:val="left"/>
-            </w:pPr>
-            <w:r/>
-            <w:r>
-              <w:rPr>
-                <w:rFonts w:ascii="Calibri" w:hAnsi="Calibri" w:eastAsia="Microsoft YaHei"/>
-                <w:b w:val="0"/>
-                <w:color w:val="000000"/>
-                <w:sz w:val="18"/>
-              </w:rPr>
-              <w:t>金币由队长独立拥有，裁判只代为执行购买、刷新、跳过等操作。</w:t>
-            </w:r>
-          </w:p>
-        </w:tc>
-      </w:tr>
-      <w:tr>
-        <w:tc>
-          <w:tcPr>
-            <w:tcW w:type="dxa" w:w="1800"/>
-            <w:shd w:fill="FFFFFF"/>
-            <w:vAlign w:val="center"/>
-            <w:tcMar>
-              <w:top w:w="80" w:type="dxa"/>
-              <w:start w:w="120" w:type="dxa"/>
-              <w:bottom w:w="80" w:type="dxa"/>
-              <w:end w:w="120" w:type="dxa"/>
-            </w:tcMar>
-          </w:tcPr>
-          <w:p>
-            <w:pPr>
-              <w:spacing w:before="0" w:after="0" w:line="276" w:lineRule="auto"/>
-              <w:jc w:val="center"/>
-            </w:pPr>
-            <w:r/>
-            <w:r>
-              <w:rPr>
-                <w:rFonts w:ascii="Calibri" w:hAnsi="Calibri" w:eastAsia="Microsoft YaHei"/>
-                <w:b w:val="0"/>
-                <w:color w:val="000000"/>
-                <w:sz w:val="18"/>
-              </w:rPr>
-              <w:t>模式切换</w:t>
-            </w:r>
-          </w:p>
-        </w:tc>
-        <w:tc>
-          <w:tcPr>
-            <w:tcW w:type="dxa" w:w="7560"/>
-            <w:shd w:fill="FFFFFF"/>
-            <w:vAlign w:val="center"/>
-            <w:tcMar>
-              <w:top w:w="80" w:type="dxa"/>
-              <w:start w:w="120" w:type="dxa"/>
-              <w:bottom w:w="80" w:type="dxa"/>
-              <w:end w:w="120" w:type="dxa"/>
-            </w:tcMar>
-          </w:tcPr>
-          <w:p>
-            <w:pPr>
-              <w:spacing w:before="0" w:after="0" w:line="276" w:lineRule="auto"/>
-              <w:jc w:val="left"/>
-            </w:pPr>
-            <w:r/>
-            <w:r>
-              <w:rPr>
-                <w:rFonts w:ascii="Calibri" w:hAnsi="Calibri" w:eastAsia="Microsoft YaHei"/>
-                <w:b w:val="0"/>
-                <w:color w:val="000000"/>
-                <w:sz w:val="18"/>
-              </w:rPr>
-              <w:t>无金币模式删除，旧存档仅作为历史备份，系统全面切换为金币模式。</w:t>
-            </w:r>
-          </w:p>
-        </w:tc>
-      </w:tr>
-    </w:tbl>
-    <w:p>
-      <w:pPr>
-        <w:spacing w:after="60"/>
-      </w:pPr>
-    </w:p>
-    <w:tbl>
-      <w:tblPr>
-        <w:tblW w:type="dxa" w:w="9360"/>
-        <w:jc w:val="left"/>
-        <w:tblLook w:firstColumn="1" w:firstRow="1" w:lastColumn="0" w:lastRow="0" w:noHBand="0" w:noVBand="1" w:val="04A0"/>
-        <w:tblInd w:w="120" w:type="dxa"/>
-        <w:tblLayout w:type="fixed"/>
-        <w:tblBorders>
-          <w:top w:val="single" w:sz="6" w:space="0" w:color="D7DDE6"/>
-          <w:left w:val="single" w:sz="6" w:space="0" w:color="D7DDE6"/>
-          <w:bottom w:val="single" w:sz="6" w:space="0" w:color="D7DDE6"/>
-          <w:right w:val="single" w:sz="6" w:space="0" w:color="D7DDE6"/>
-          <w:insideH w:val="single" w:sz="6" w:space="0" w:color="D7DDE6"/>
-          <w:insideV w:val="single" w:sz="6" w:space="0" w:color="D7DDE6"/>
-        </w:tblBorders>
-      </w:tblPr>
-      <w:tblGrid>
-        <w:gridCol w:w="9360"/>
-      </w:tblGrid>
-      <w:tr>
-        <w:tc>
-          <w:tcPr>
-            <w:tcW w:type="dxa" w:w="9360"/>
-            <w:shd w:fill="F4F6F9"/>
-            <w:tcMar>
-              <w:top w:w="80" w:type="dxa"/>
-              <w:start w:w="120" w:type="dxa"/>
-              <w:bottom w:w="80" w:type="dxa"/>
-              <w:end w:w="120" w:type="dxa"/>
-            </w:tcMar>
-          </w:tcPr>
-          <w:p>
-            <w:pPr>
-              <w:spacing w:after="40" w:line="288" w:lineRule="auto"/>
-            </w:pPr>
-            <w:r/>
-            <w:r>
-              <w:rPr>
-                <w:rFonts w:ascii="Calibri" w:hAnsi="Calibri" w:eastAsia="Microsoft YaHei"/>
-                <w:b/>
-                <w:color w:val="0B2545"/>
-                <w:sz w:val="21"/>
-              </w:rPr>
-              <w:t>核心原则</w:t>
-            </w:r>
-          </w:p>
-          <w:p>
-            <w:pPr>
-              <w:spacing w:after="0" w:line="288" w:lineRule="auto"/>
-            </w:pPr>
-            <w:r>
-              <w:rPr>
-                <w:rFonts w:ascii="Calibri" w:hAnsi="Calibri" w:eastAsia="Microsoft YaHei"/>
-                <w:sz w:val="20"/>
-              </w:rPr>
-              <w:t>本模式没有利息、隐藏收益、额外兜底或隐形保底。最终阵容由队长金币运营、刷新取舍、购买选择与最终随机补位共同决定。</w:t>
-            </w:r>
-          </w:p>
-        </w:tc>
-      </w:tr>
-    </w:tbl>
-    <w:p>
-      <w:pPr>
-        <w:spacing w:after="60"/>
-      </w:pPr>
-    </w:p>
-    <w:p>
-      <w:pPr>
-        <w:pStyle w:val="Heading1"/>
-      </w:pPr>
-      <w:r>
-        <w:t>一、参赛与队伍结构</w:t>
-      </w:r>
-    </w:p>
-    <w:p>
-      <w:pPr>
-        <w:pStyle w:val="ListNumber"/>
-        <w:spacing w:after="80" w:line="300" w:lineRule="auto"/>
-        <w:ind w:left="540" w:hanging="271"/>
-      </w:pPr>
-      <w:r>
-        <w:rPr>
-          <w:rFonts w:ascii="Calibri" w:hAnsi="Calibri" w:eastAsia="Microsoft YaHei"/>
-        </w:rPr>
-        <w:t>本届总参赛人数固定为50人。</w:t>
-      </w:r>
-    </w:p>
-    <w:p>
-      <w:pPr>
-        <w:pStyle w:val="ListNumber"/>
-        <w:spacing w:after="80" w:line="300" w:lineRule="auto"/>
-        <w:ind w:left="540" w:hanging="271"/>
-      </w:pPr>
-      <w:r>
-        <w:rPr>
-          <w:rFonts w:ascii="Calibri" w:hAnsi="Calibri" w:eastAsia="Microsoft YaHei"/>
-        </w:rPr>
-        <w:t>队长由裁判从50名参赛选手中指定。</w:t>
-      </w:r>
-    </w:p>
-    <w:p>
-      <w:pPr>
-        <w:pStyle w:val="ListNumber"/>
-        <w:spacing w:after="80" w:line="300" w:lineRule="auto"/>
-        <w:ind w:left="540" w:hanging="271"/>
-      </w:pPr>
-      <w:r>
-        <w:rPr>
-          <w:rFonts w:ascii="Calibri" w:hAnsi="Calibri" w:eastAsia="Microsoft YaHei"/>
-        </w:rPr>
-        <w:t>当前系统默认队伍数量改为10队。</w:t>
-      </w:r>
-    </w:p>
-    <w:p>
-      <w:pPr>
-        <w:pStyle w:val="ListNumber"/>
-        <w:spacing w:after="80" w:line="300" w:lineRule="auto"/>
-        <w:ind w:left="540" w:hanging="271"/>
-      </w:pPr>
-      <w:r>
-        <w:rPr>
-          <w:rFonts w:ascii="Calibri" w:hAnsi="Calibri" w:eastAsia="Microsoft YaHei"/>
-        </w:rPr>
-        <w:t>每队最终阵容为1名队长加4名队员。</w:t>
-      </w:r>
-    </w:p>
-    <w:p>
-      <w:pPr>
-        <w:pStyle w:val="ListNumber"/>
-        <w:spacing w:after="80" w:line="300" w:lineRule="auto"/>
-        <w:ind w:left="540" w:hanging="271"/>
-      </w:pPr>
-      <w:r>
-        <w:rPr>
-          <w:rFonts w:ascii="Calibri" w:hAnsi="Calibri" w:eastAsia="Microsoft YaHei"/>
-        </w:rPr>
-        <w:t>被指定为队长的选手进入队长专属池，不参与队员抽卡。</w:t>
-      </w:r>
-    </w:p>
-    <w:p>
-      <w:pPr>
-        <w:pStyle w:val="ListNumber"/>
-        <w:spacing w:after="80" w:line="300" w:lineRule="auto"/>
-        <w:ind w:left="540" w:hanging="271"/>
-      </w:pPr>
-      <w:r>
-        <w:rPr>
-          <w:rFonts w:ascii="Calibri" w:hAnsi="Calibri" w:eastAsia="Microsoft YaHei"/>
-        </w:rPr>
-        <w:t>剩余40名非队长选手进入队员卡池，供四轮抽卡购买。</w:t>
+        <w:t>适用于 HEXCORE 2.0 阵营锁定 10 队金币商店模式｜更新时间：2026-05-25</w:t>
       </w:r>
     </w:p>
     <w:p>
@@ -574,1218 +31,65 @@
         <w:pStyle w:val="Heading1"/>
       </w:pPr>
       <w:r>
-        <w:t>二、队员费用分档</w:t>
+        <w:rPr>
+          <w:rFonts w:ascii="Microsoft YaHei" w:hAnsi="Microsoft YaHei" w:eastAsia="Microsoft YaHei"/>
+        </w:rPr>
+        <w:t>一、参赛与队伍结构</w:t>
       </w:r>
     </w:p>
     <w:p>
       <w:pPr>
-        <w:pStyle w:val="Heading2"/>
+        <w:pStyle w:val="ListBullet"/>
       </w:pPr>
       <w:r>
-        <w:t>2.1 FMVP硬锁规则</w:t>
+        <w:rPr>
+          <w:rFonts w:ascii="Microsoft YaHei" w:hAnsi="Microsoft YaHei" w:eastAsia="Microsoft YaHei"/>
+        </w:rPr>
+        <w:t>当前固定 10 支队伍，每队最终阵容为 1 名队长加 4 名队员。</w:t>
       </w:r>
     </w:p>
     <w:p>
       <w:pPr>
-        <w:pStyle w:val="ListNumber"/>
-        <w:spacing w:after="80" w:line="300" w:lineRule="auto"/>
-        <w:ind w:left="540" w:hanging="271"/>
+        <w:pStyle w:val="ListBullet"/>
       </w:pPr>
       <w:r>
         <w:rPr>
-          <w:rFonts w:ascii="Calibri" w:hAnsi="Calibri" w:eastAsia="Microsoft YaHei"/>
+          <w:rFonts w:ascii="Microsoft YaHei" w:hAnsi="Microsoft YaHei" w:eastAsia="Microsoft YaHei"/>
         </w:rPr>
-        <w:t>历届FMVP若参加本届且不是队长，直接定为5费卡。</w:t>
+        <w:t>选手分为本地人和外地人两个阵营；队伍阵营由队长选手阵营决定。</w:t>
       </w:r>
     </w:p>
     <w:p>
       <w:pPr>
-        <w:pStyle w:val="ListNumber"/>
-        <w:spacing w:after="80" w:line="300" w:lineRule="auto"/>
-        <w:ind w:left="540" w:hanging="271"/>
+        <w:pStyle w:val="ListBullet"/>
       </w:pPr>
       <w:r>
         <w:rPr>
-          <w:rFonts w:ascii="Calibri" w:hAnsi="Calibri" w:eastAsia="Microsoft YaHei"/>
+          <w:rFonts w:ascii="Microsoft YaHei" w:hAnsi="Microsoft YaHei" w:eastAsia="Microsoft YaHei"/>
         </w:rPr>
-        <w:t>历届FMVP若未参加，或本届被指定为队长，则不进入队员卡池。</w:t>
+        <w:t>本地队长只能通过商店、补位或海克斯获得本地队员；外地队长只能获得外地队员。</w:t>
       </w:r>
     </w:p>
     <w:p>
       <w:pPr>
-        <w:pStyle w:val="ListNumber"/>
-        <w:spacing w:after="80" w:line="300" w:lineRule="auto"/>
-        <w:ind w:left="540" w:hanging="271"/>
+        <w:pStyle w:val="ListBullet"/>
       </w:pPr>
       <w:r>
         <w:rPr>
-          <w:rFonts w:ascii="Calibri" w:hAnsi="Calibri" w:eastAsia="Microsoft YaHei"/>
+          <w:rFonts w:ascii="Microsoft YaHei" w:hAnsi="Microsoft YaHei" w:eastAsia="Microsoft YaHei"/>
         </w:rPr>
-        <w:t>同一选手多次获得FMVP，仍只生成1张5费卡。</w:t>
+        <w:t>支持导入超过组队需求的选手，超过需求的合法选手保持空闲，可作为后续商店或补位候选。</w:t>
       </w:r>
     </w:p>
     <w:p>
       <w:pPr>
-        <w:pStyle w:val="ListNumber"/>
-        <w:spacing w:after="80" w:line="300" w:lineRule="auto"/>
-        <w:ind w:left="540" w:hanging="271"/>
+        <w:pStyle w:val="ListBullet"/>
       </w:pPr>
       <w:r>
         <w:rPr>
-          <w:rFonts w:ascii="Calibri" w:hAnsi="Calibri" w:eastAsia="Microsoft YaHei"/>
+          <w:rFonts w:ascii="Microsoft YaHei" w:hAnsi="Microsoft YaHei" w:eastAsia="Microsoft YaHei"/>
         </w:rPr>
-        <w:t>因为目前比赛只举办过6届，本届为第7届，所以5费卡最多6张，最少0张。</w:t>
-      </w:r>
-    </w:p>
-    <w:p>
-      <w:pPr>
-        <w:pStyle w:val="Heading2"/>
-      </w:pPr>
-      <w:r>
-        <w:t>2.2 非FMVP累计评分</w:t>
-      </w:r>
-    </w:p>
-    <w:tbl>
-      <w:tblPr>
-        <w:tblStyle w:val="TableGrid"/>
-        <w:tblW w:type="dxa" w:w="9360"/>
-        <w:jc w:val="left"/>
-        <w:tblLook w:firstColumn="1" w:firstRow="1" w:lastColumn="0" w:lastRow="0" w:noHBand="0" w:noVBand="1" w:val="04A0"/>
-        <w:tblBorders>
-          <w:top w:val="single" w:sz="6" w:space="0" w:color="B9C2CF"/>
-          <w:left w:val="single" w:sz="6" w:space="0" w:color="B9C2CF"/>
-          <w:bottom w:val="single" w:sz="6" w:space="0" w:color="B9C2CF"/>
-          <w:right w:val="single" w:sz="6" w:space="0" w:color="B9C2CF"/>
-          <w:insideH w:val="single" w:sz="6" w:space="0" w:color="B9C2CF"/>
-          <w:insideV w:val="single" w:sz="6" w:space="0" w:color="B9C2CF"/>
-        </w:tblBorders>
-        <w:tblInd w:w="120" w:type="dxa"/>
-        <w:tblLayout w:type="fixed"/>
-      </w:tblPr>
-      <w:tblGrid>
-        <w:gridCol w:w="2000"/>
-        <w:gridCol w:w="1600"/>
-        <w:gridCol w:w="5760"/>
-      </w:tblGrid>
-      <w:tr>
-        <w:tc>
-          <w:tcPr>
-            <w:tcW w:type="dxa" w:w="2000"/>
-            <w:shd w:fill="E8EEF5"/>
-            <w:vAlign w:val="center"/>
-            <w:tcMar>
-              <w:top w:w="80" w:type="dxa"/>
-              <w:start w:w="120" w:type="dxa"/>
-              <w:bottom w:w="80" w:type="dxa"/>
-              <w:end w:w="120" w:type="dxa"/>
-            </w:tcMar>
-          </w:tcPr>
-          <w:p>
-            <w:pPr>
-              <w:spacing w:before="0" w:after="0" w:line="276" w:lineRule="auto"/>
-              <w:jc w:val="center"/>
-            </w:pPr>
-            <w:r/>
-            <w:r>
-              <w:rPr>
-                <w:rFonts w:ascii="Calibri" w:hAnsi="Calibri" w:eastAsia="Microsoft YaHei"/>
-                <w:b/>
-                <w:color w:val="0B2545"/>
-                <w:sz w:val="18"/>
-              </w:rPr>
-              <w:t>单届成绩</w:t>
-            </w:r>
-          </w:p>
-        </w:tc>
-        <w:tc>
-          <w:tcPr>
-            <w:tcW w:type="dxa" w:w="1600"/>
-            <w:shd w:fill="E8EEF5"/>
-            <w:vAlign w:val="center"/>
-            <w:tcMar>
-              <w:top w:w="80" w:type="dxa"/>
-              <w:start w:w="120" w:type="dxa"/>
-              <w:bottom w:w="80" w:type="dxa"/>
-              <w:end w:w="120" w:type="dxa"/>
-            </w:tcMar>
-          </w:tcPr>
-          <w:p>
-            <w:pPr>
-              <w:spacing w:before="0" w:after="0" w:line="276" w:lineRule="auto"/>
-              <w:jc w:val="center"/>
-            </w:pPr>
-            <w:r/>
-            <w:r>
-              <w:rPr>
-                <w:rFonts w:ascii="Calibri" w:hAnsi="Calibri" w:eastAsia="Microsoft YaHei"/>
-                <w:b/>
-                <w:color w:val="0B2545"/>
-                <w:sz w:val="18"/>
-              </w:rPr>
-              <w:t>分值</w:t>
-            </w:r>
-          </w:p>
-        </w:tc>
-        <w:tc>
-          <w:tcPr>
-            <w:tcW w:type="dxa" w:w="5760"/>
-            <w:shd w:fill="E8EEF5"/>
-            <w:vAlign w:val="center"/>
-            <w:tcMar>
-              <w:top w:w="80" w:type="dxa"/>
-              <w:start w:w="120" w:type="dxa"/>
-              <w:bottom w:w="80" w:type="dxa"/>
-              <w:end w:w="120" w:type="dxa"/>
-            </w:tcMar>
-          </w:tcPr>
-          <w:p>
-            <w:pPr>
-              <w:spacing w:before="0" w:after="0" w:line="276" w:lineRule="auto"/>
-              <w:jc w:val="center"/>
-            </w:pPr>
-            <w:r/>
-            <w:r>
-              <w:rPr>
-                <w:rFonts w:ascii="Calibri" w:hAnsi="Calibri" w:eastAsia="Microsoft YaHei"/>
-                <w:b/>
-                <w:color w:val="0B2545"/>
-                <w:sz w:val="18"/>
-              </w:rPr>
-              <w:t>说明</w:t>
-            </w:r>
-          </w:p>
-        </w:tc>
-      </w:tr>
-      <w:tr>
-        <w:tc>
-          <w:tcPr>
-            <w:tcW w:type="dxa" w:w="2000"/>
-            <w:shd w:fill="FFFFFF"/>
-            <w:vAlign w:val="center"/>
-            <w:tcMar>
-              <w:top w:w="80" w:type="dxa"/>
-              <w:start w:w="120" w:type="dxa"/>
-              <w:bottom w:w="80" w:type="dxa"/>
-              <w:end w:w="120" w:type="dxa"/>
-            </w:tcMar>
-          </w:tcPr>
-          <w:p>
-            <w:pPr>
-              <w:spacing w:before="0" w:after="0" w:line="276" w:lineRule="auto"/>
-              <w:jc w:val="center"/>
-            </w:pPr>
-            <w:r/>
-            <w:r>
-              <w:rPr>
-                <w:rFonts w:ascii="Calibri" w:hAnsi="Calibri" w:eastAsia="Microsoft YaHei"/>
-                <w:b w:val="0"/>
-                <w:color w:val="000000"/>
-                <w:sz w:val="18"/>
-              </w:rPr>
-              <w:t>未参赛</w:t>
-            </w:r>
-          </w:p>
-        </w:tc>
-        <w:tc>
-          <w:tcPr>
-            <w:tcW w:type="dxa" w:w="1600"/>
-            <w:shd w:fill="FFFFFF"/>
-            <w:vAlign w:val="center"/>
-            <w:tcMar>
-              <w:top w:w="80" w:type="dxa"/>
-              <w:start w:w="120" w:type="dxa"/>
-              <w:bottom w:w="80" w:type="dxa"/>
-              <w:end w:w="120" w:type="dxa"/>
-            </w:tcMar>
-          </w:tcPr>
-          <w:p>
-            <w:pPr>
-              <w:spacing w:before="0" w:after="0" w:line="276" w:lineRule="auto"/>
-              <w:jc w:val="center"/>
-            </w:pPr>
-            <w:r/>
-            <w:r>
-              <w:rPr>
-                <w:rFonts w:ascii="Calibri" w:hAnsi="Calibri" w:eastAsia="Microsoft YaHei"/>
-                <w:b w:val="0"/>
-                <w:color w:val="000000"/>
-                <w:sz w:val="18"/>
-              </w:rPr>
-              <w:t>0</w:t>
-            </w:r>
-          </w:p>
-        </w:tc>
-        <w:tc>
-          <w:tcPr>
-            <w:tcW w:type="dxa" w:w="5760"/>
-            <w:shd w:fill="FFFFFF"/>
-            <w:vAlign w:val="center"/>
-            <w:tcMar>
-              <w:top w:w="80" w:type="dxa"/>
-              <w:start w:w="120" w:type="dxa"/>
-              <w:bottom w:w="80" w:type="dxa"/>
-              <w:end w:w="120" w:type="dxa"/>
-            </w:tcMar>
-          </w:tcPr>
-          <w:p>
-            <w:pPr>
-              <w:spacing w:before="0" w:after="0" w:line="276" w:lineRule="auto"/>
-              <w:jc w:val="left"/>
-            </w:pPr>
-            <w:r/>
-            <w:r>
-              <w:rPr>
-                <w:rFonts w:ascii="Calibri" w:hAnsi="Calibri" w:eastAsia="Microsoft YaHei"/>
-                <w:b w:val="0"/>
-                <w:color w:val="000000"/>
-                <w:sz w:val="18"/>
-              </w:rPr>
-              <w:t>该届无参赛经历，不加分。</w:t>
-            </w:r>
-          </w:p>
-        </w:tc>
-      </w:tr>
-      <w:tr>
-        <w:tc>
-          <w:tcPr>
-            <w:tcW w:type="dxa" w:w="2000"/>
-            <w:shd w:fill="F2F4F7"/>
-            <w:vAlign w:val="center"/>
-            <w:tcMar>
-              <w:top w:w="80" w:type="dxa"/>
-              <w:start w:w="120" w:type="dxa"/>
-              <w:bottom w:w="80" w:type="dxa"/>
-              <w:end w:w="120" w:type="dxa"/>
-            </w:tcMar>
-          </w:tcPr>
-          <w:p>
-            <w:pPr>
-              <w:spacing w:before="0" w:after="0" w:line="276" w:lineRule="auto"/>
-              <w:jc w:val="center"/>
-            </w:pPr>
-            <w:r/>
-            <w:r>
-              <w:rPr>
-                <w:rFonts w:ascii="Calibri" w:hAnsi="Calibri" w:eastAsia="Microsoft YaHei"/>
-                <w:b w:val="0"/>
-                <w:color w:val="000000"/>
-                <w:sz w:val="18"/>
-              </w:rPr>
-              <w:t>1轮游</w:t>
-            </w:r>
-          </w:p>
-        </w:tc>
-        <w:tc>
-          <w:tcPr>
-            <w:tcW w:type="dxa" w:w="1600"/>
-            <w:shd w:fill="F2F4F7"/>
-            <w:vAlign w:val="center"/>
-            <w:tcMar>
-              <w:top w:w="80" w:type="dxa"/>
-              <w:start w:w="120" w:type="dxa"/>
-              <w:bottom w:w="80" w:type="dxa"/>
-              <w:end w:w="120" w:type="dxa"/>
-            </w:tcMar>
-          </w:tcPr>
-          <w:p>
-            <w:pPr>
-              <w:spacing w:before="0" w:after="0" w:line="276" w:lineRule="auto"/>
-              <w:jc w:val="center"/>
-            </w:pPr>
-            <w:r/>
-            <w:r>
-              <w:rPr>
-                <w:rFonts w:ascii="Calibri" w:hAnsi="Calibri" w:eastAsia="Microsoft YaHei"/>
-                <w:b w:val="0"/>
-                <w:color w:val="000000"/>
-                <w:sz w:val="18"/>
-              </w:rPr>
-              <w:t>1</w:t>
-            </w:r>
-          </w:p>
-        </w:tc>
-        <w:tc>
-          <w:tcPr>
-            <w:tcW w:type="dxa" w:w="5760"/>
-            <w:shd w:fill="F2F4F7"/>
-            <w:vAlign w:val="center"/>
-            <w:tcMar>
-              <w:top w:w="80" w:type="dxa"/>
-              <w:start w:w="120" w:type="dxa"/>
-              <w:bottom w:w="80" w:type="dxa"/>
-              <w:end w:w="120" w:type="dxa"/>
-            </w:tcMar>
-          </w:tcPr>
-          <w:p>
-            <w:pPr>
-              <w:spacing w:before="0" w:after="0" w:line="276" w:lineRule="auto"/>
-              <w:jc w:val="left"/>
-            </w:pPr>
-            <w:r/>
-            <w:r>
-              <w:rPr>
-                <w:rFonts w:ascii="Calibri" w:hAnsi="Calibri" w:eastAsia="Microsoft YaHei"/>
-                <w:b w:val="0"/>
-                <w:color w:val="000000"/>
-                <w:sz w:val="18"/>
-              </w:rPr>
-              <w:t>完成参赛但未进入深轮次。</w:t>
-            </w:r>
-          </w:p>
-        </w:tc>
-      </w:tr>
-      <w:tr>
-        <w:tc>
-          <w:tcPr>
-            <w:tcW w:type="dxa" w:w="2000"/>
-            <w:shd w:fill="FFFFFF"/>
-            <w:vAlign w:val="center"/>
-            <w:tcMar>
-              <w:top w:w="80" w:type="dxa"/>
-              <w:start w:w="120" w:type="dxa"/>
-              <w:bottom w:w="80" w:type="dxa"/>
-              <w:end w:w="120" w:type="dxa"/>
-            </w:tcMar>
-          </w:tcPr>
-          <w:p>
-            <w:pPr>
-              <w:spacing w:before="0" w:after="0" w:line="276" w:lineRule="auto"/>
-              <w:jc w:val="center"/>
-            </w:pPr>
-            <w:r/>
-            <w:r>
-              <w:rPr>
-                <w:rFonts w:ascii="Calibri" w:hAnsi="Calibri" w:eastAsia="Microsoft YaHei"/>
-                <w:b w:val="0"/>
-                <w:color w:val="000000"/>
-                <w:sz w:val="18"/>
-              </w:rPr>
-              <w:t>4强</w:t>
-            </w:r>
-          </w:p>
-        </w:tc>
-        <w:tc>
-          <w:tcPr>
-            <w:tcW w:type="dxa" w:w="1600"/>
-            <w:shd w:fill="FFFFFF"/>
-            <w:vAlign w:val="center"/>
-            <w:tcMar>
-              <w:top w:w="80" w:type="dxa"/>
-              <w:start w:w="120" w:type="dxa"/>
-              <w:bottom w:w="80" w:type="dxa"/>
-              <w:end w:w="120" w:type="dxa"/>
-            </w:tcMar>
-          </w:tcPr>
-          <w:p>
-            <w:pPr>
-              <w:spacing w:before="0" w:after="0" w:line="276" w:lineRule="auto"/>
-              <w:jc w:val="center"/>
-            </w:pPr>
-            <w:r/>
-            <w:r>
-              <w:rPr>
-                <w:rFonts w:ascii="Calibri" w:hAnsi="Calibri" w:eastAsia="Microsoft YaHei"/>
-                <w:b w:val="0"/>
-                <w:color w:val="000000"/>
-                <w:sz w:val="18"/>
-              </w:rPr>
-              <w:t>3</w:t>
-            </w:r>
-          </w:p>
-        </w:tc>
-        <w:tc>
-          <w:tcPr>
-            <w:tcW w:type="dxa" w:w="5760"/>
-            <w:shd w:fill="FFFFFF"/>
-            <w:vAlign w:val="center"/>
-            <w:tcMar>
-              <w:top w:w="80" w:type="dxa"/>
-              <w:start w:w="120" w:type="dxa"/>
-              <w:bottom w:w="80" w:type="dxa"/>
-              <w:end w:w="120" w:type="dxa"/>
-            </w:tcMar>
-          </w:tcPr>
-          <w:p>
-            <w:pPr>
-              <w:spacing w:before="0" w:after="0" w:line="276" w:lineRule="auto"/>
-              <w:jc w:val="center"/>
-            </w:pPr>
-            <w:r/>
-            <w:r>
-              <w:rPr>
-                <w:rFonts w:ascii="Calibri" w:hAnsi="Calibri" w:eastAsia="Microsoft YaHei"/>
-                <w:b w:val="0"/>
-                <w:color w:val="000000"/>
-                <w:sz w:val="18"/>
-              </w:rPr>
-              <w:t>进入四强阶段。</w:t>
-            </w:r>
-          </w:p>
-        </w:tc>
-      </w:tr>
-      <w:tr>
-        <w:tc>
-          <w:tcPr>
-            <w:tcW w:type="dxa" w:w="2000"/>
-            <w:shd w:fill="F2F4F7"/>
-            <w:vAlign w:val="center"/>
-            <w:tcMar>
-              <w:top w:w="80" w:type="dxa"/>
-              <w:start w:w="120" w:type="dxa"/>
-              <w:bottom w:w="80" w:type="dxa"/>
-              <w:end w:w="120" w:type="dxa"/>
-            </w:tcMar>
-          </w:tcPr>
-          <w:p>
-            <w:pPr>
-              <w:spacing w:before="0" w:after="0" w:line="276" w:lineRule="auto"/>
-              <w:jc w:val="center"/>
-            </w:pPr>
-            <w:r/>
-            <w:r>
-              <w:rPr>
-                <w:rFonts w:ascii="Calibri" w:hAnsi="Calibri" w:eastAsia="Microsoft YaHei"/>
-                <w:b w:val="0"/>
-                <w:color w:val="000000"/>
-                <w:sz w:val="18"/>
-              </w:rPr>
-              <w:t>亚军</w:t>
-            </w:r>
-          </w:p>
-        </w:tc>
-        <w:tc>
-          <w:tcPr>
-            <w:tcW w:type="dxa" w:w="1600"/>
-            <w:shd w:fill="F2F4F7"/>
-            <w:vAlign w:val="center"/>
-            <w:tcMar>
-              <w:top w:w="80" w:type="dxa"/>
-              <w:start w:w="120" w:type="dxa"/>
-              <w:bottom w:w="80" w:type="dxa"/>
-              <w:end w:w="120" w:type="dxa"/>
-            </w:tcMar>
-          </w:tcPr>
-          <w:p>
-            <w:pPr>
-              <w:spacing w:before="0" w:after="0" w:line="276" w:lineRule="auto"/>
-              <w:jc w:val="center"/>
-            </w:pPr>
-            <w:r/>
-            <w:r>
-              <w:rPr>
-                <w:rFonts w:ascii="Calibri" w:hAnsi="Calibri" w:eastAsia="Microsoft YaHei"/>
-                <w:b w:val="0"/>
-                <w:color w:val="000000"/>
-                <w:sz w:val="18"/>
-              </w:rPr>
-              <w:t>5</w:t>
-            </w:r>
-          </w:p>
-        </w:tc>
-        <w:tc>
-          <w:tcPr>
-            <w:tcW w:type="dxa" w:w="5760"/>
-            <w:shd w:fill="F2F4F7"/>
-            <w:vAlign w:val="center"/>
-            <w:tcMar>
-              <w:top w:w="80" w:type="dxa"/>
-              <w:start w:w="120" w:type="dxa"/>
-              <w:bottom w:w="80" w:type="dxa"/>
-              <w:end w:w="120" w:type="dxa"/>
-            </w:tcMar>
-          </w:tcPr>
-          <w:p>
-            <w:pPr>
-              <w:spacing w:before="0" w:after="0" w:line="276" w:lineRule="auto"/>
-              <w:jc w:val="center"/>
-            </w:pPr>
-            <w:r/>
-            <w:r>
-              <w:rPr>
-                <w:rFonts w:ascii="Calibri" w:hAnsi="Calibri" w:eastAsia="Microsoft YaHei"/>
-                <w:b w:val="0"/>
-                <w:color w:val="000000"/>
-                <w:sz w:val="18"/>
-              </w:rPr>
-              <w:t>获得亚军。</w:t>
-            </w:r>
-          </w:p>
-        </w:tc>
-      </w:tr>
-      <w:tr>
-        <w:tc>
-          <w:tcPr>
-            <w:tcW w:type="dxa" w:w="2000"/>
-            <w:shd w:fill="FFFFFF"/>
-            <w:vAlign w:val="center"/>
-            <w:tcMar>
-              <w:top w:w="80" w:type="dxa"/>
-              <w:start w:w="120" w:type="dxa"/>
-              <w:bottom w:w="80" w:type="dxa"/>
-              <w:end w:w="120" w:type="dxa"/>
-            </w:tcMar>
-          </w:tcPr>
-          <w:p>
-            <w:pPr>
-              <w:spacing w:before="0" w:after="0" w:line="276" w:lineRule="auto"/>
-              <w:jc w:val="center"/>
-            </w:pPr>
-            <w:r/>
-            <w:r>
-              <w:rPr>
-                <w:rFonts w:ascii="Calibri" w:hAnsi="Calibri" w:eastAsia="Microsoft YaHei"/>
-                <w:b w:val="0"/>
-                <w:color w:val="000000"/>
-                <w:sz w:val="18"/>
-              </w:rPr>
-              <w:t>冠军</w:t>
-            </w:r>
-          </w:p>
-        </w:tc>
-        <w:tc>
-          <w:tcPr>
-            <w:tcW w:type="dxa" w:w="1600"/>
-            <w:shd w:fill="FFFFFF"/>
-            <w:vAlign w:val="center"/>
-            <w:tcMar>
-              <w:top w:w="80" w:type="dxa"/>
-              <w:start w:w="120" w:type="dxa"/>
-              <w:bottom w:w="80" w:type="dxa"/>
-              <w:end w:w="120" w:type="dxa"/>
-            </w:tcMar>
-          </w:tcPr>
-          <w:p>
-            <w:pPr>
-              <w:spacing w:before="0" w:after="0" w:line="276" w:lineRule="auto"/>
-              <w:jc w:val="center"/>
-            </w:pPr>
-            <w:r/>
-            <w:r>
-              <w:rPr>
-                <w:rFonts w:ascii="Calibri" w:hAnsi="Calibri" w:eastAsia="Microsoft YaHei"/>
-                <w:b w:val="0"/>
-                <w:color w:val="000000"/>
-                <w:sz w:val="18"/>
-              </w:rPr>
-              <w:t>7</w:t>
-            </w:r>
-          </w:p>
-        </w:tc>
-        <w:tc>
-          <w:tcPr>
-            <w:tcW w:type="dxa" w:w="5760"/>
-            <w:shd w:fill="FFFFFF"/>
-            <w:vAlign w:val="center"/>
-            <w:tcMar>
-              <w:top w:w="80" w:type="dxa"/>
-              <w:start w:w="120" w:type="dxa"/>
-              <w:bottom w:w="80" w:type="dxa"/>
-              <w:end w:w="120" w:type="dxa"/>
-            </w:tcMar>
-          </w:tcPr>
-          <w:p>
-            <w:pPr>
-              <w:spacing w:before="0" w:after="0" w:line="276" w:lineRule="auto"/>
-              <w:jc w:val="left"/>
-            </w:pPr>
-            <w:r/>
-            <w:r>
-              <w:rPr>
-                <w:rFonts w:ascii="Calibri" w:hAnsi="Calibri" w:eastAsia="Microsoft YaHei"/>
-                <w:b w:val="0"/>
-                <w:color w:val="000000"/>
-                <w:sz w:val="18"/>
-              </w:rPr>
-              <w:t>冠军但非FMVP按冠军计分。</w:t>
-            </w:r>
-          </w:p>
-        </w:tc>
-      </w:tr>
-      <w:tr>
-        <w:tc>
-          <w:tcPr>
-            <w:tcW w:type="dxa" w:w="2000"/>
-            <w:shd w:fill="F2F4F7"/>
-            <w:vAlign w:val="center"/>
-            <w:tcMar>
-              <w:top w:w="80" w:type="dxa"/>
-              <w:start w:w="120" w:type="dxa"/>
-              <w:bottom w:w="80" w:type="dxa"/>
-              <w:end w:w="120" w:type="dxa"/>
-            </w:tcMar>
-          </w:tcPr>
-          <w:p>
-            <w:pPr>
-              <w:spacing w:before="0" w:after="0" w:line="276" w:lineRule="auto"/>
-              <w:jc w:val="center"/>
-            </w:pPr>
-            <w:r/>
-            <w:r>
-              <w:rPr>
-                <w:rFonts w:ascii="Calibri" w:hAnsi="Calibri" w:eastAsia="Microsoft YaHei"/>
-                <w:b w:val="0"/>
-                <w:color w:val="000000"/>
-                <w:sz w:val="18"/>
-              </w:rPr>
-              <w:t>FMVP</w:t>
-            </w:r>
-          </w:p>
-        </w:tc>
-        <w:tc>
-          <w:tcPr>
-            <w:tcW w:type="dxa" w:w="1600"/>
-            <w:shd w:fill="F2F4F7"/>
-            <w:vAlign w:val="center"/>
-            <w:tcMar>
-              <w:top w:w="80" w:type="dxa"/>
-              <w:start w:w="120" w:type="dxa"/>
-              <w:bottom w:w="80" w:type="dxa"/>
-              <w:end w:w="120" w:type="dxa"/>
-            </w:tcMar>
-          </w:tcPr>
-          <w:p>
-            <w:pPr>
-              <w:spacing w:before="0" w:after="0" w:line="276" w:lineRule="auto"/>
-              <w:jc w:val="center"/>
-            </w:pPr>
-            <w:r/>
-            <w:r>
-              <w:rPr>
-                <w:rFonts w:ascii="Calibri" w:hAnsi="Calibri" w:eastAsia="Microsoft YaHei"/>
-                <w:b w:val="0"/>
-                <w:color w:val="000000"/>
-                <w:sz w:val="18"/>
-              </w:rPr>
-              <w:t>直接5费</w:t>
-            </w:r>
-          </w:p>
-        </w:tc>
-        <w:tc>
-          <w:tcPr>
-            <w:tcW w:type="dxa" w:w="5760"/>
-            <w:shd w:fill="F2F4F7"/>
-            <w:vAlign w:val="center"/>
-            <w:tcMar>
-              <w:top w:w="80" w:type="dxa"/>
-              <w:start w:w="120" w:type="dxa"/>
-              <w:bottom w:w="80" w:type="dxa"/>
-              <w:end w:w="120" w:type="dxa"/>
-            </w:tcMar>
-          </w:tcPr>
-          <w:p>
-            <w:pPr>
-              <w:spacing w:before="0" w:after="0" w:line="276" w:lineRule="auto"/>
-              <w:jc w:val="left"/>
-            </w:pPr>
-            <w:r/>
-            <w:r>
-              <w:rPr>
-                <w:rFonts w:ascii="Calibri" w:hAnsi="Calibri" w:eastAsia="Microsoft YaHei"/>
-                <w:b w:val="0"/>
-                <w:color w:val="000000"/>
-                <w:sz w:val="18"/>
-              </w:rPr>
-              <w:t>若本届参赛且不是队长，直接进入5费，不再按分数分档。</w:t>
-            </w:r>
-          </w:p>
-        </w:tc>
-      </w:tr>
-    </w:tbl>
-    <w:p>
-      <w:pPr>
-        <w:spacing w:after="60"/>
-      </w:pPr>
-    </w:p>
-    <w:p>
-      <w:pPr>
-        <w:pStyle w:val="Heading2"/>
-      </w:pPr>
-      <w:r>
-        <w:t>2.3 非FMVP比例分档</w:t>
-      </w:r>
-    </w:p>
-    <w:tbl>
-      <w:tblPr>
-        <w:tblStyle w:val="TableGrid"/>
-        <w:tblW w:type="dxa" w:w="9360"/>
-        <w:jc w:val="left"/>
-        <w:tblLook w:firstColumn="1" w:firstRow="1" w:lastColumn="0" w:lastRow="0" w:noHBand="0" w:noVBand="1" w:val="04A0"/>
-        <w:tblBorders>
-          <w:top w:val="single" w:sz="6" w:space="0" w:color="B9C2CF"/>
-          <w:left w:val="single" w:sz="6" w:space="0" w:color="B9C2CF"/>
-          <w:bottom w:val="single" w:sz="6" w:space="0" w:color="B9C2CF"/>
-          <w:right w:val="single" w:sz="6" w:space="0" w:color="B9C2CF"/>
-          <w:insideH w:val="single" w:sz="6" w:space="0" w:color="B9C2CF"/>
-          <w:insideV w:val="single" w:sz="6" w:space="0" w:color="B9C2CF"/>
-        </w:tblBorders>
-        <w:tblInd w:w="120" w:type="dxa"/>
-        <w:tblLayout w:type="fixed"/>
-      </w:tblPr>
-      <w:tblGrid>
-        <w:gridCol w:w="1300"/>
-        <w:gridCol w:w="3400"/>
-        <w:gridCol w:w="4660"/>
-      </w:tblGrid>
-      <w:tr>
-        <w:tc>
-          <w:tcPr>
-            <w:tcW w:type="dxa" w:w="1300"/>
-            <w:shd w:fill="E8EEF5"/>
-            <w:vAlign w:val="center"/>
-            <w:tcMar>
-              <w:top w:w="80" w:type="dxa"/>
-              <w:start w:w="120" w:type="dxa"/>
-              <w:bottom w:w="80" w:type="dxa"/>
-              <w:end w:w="120" w:type="dxa"/>
-            </w:tcMar>
-          </w:tcPr>
-          <w:p>
-            <w:pPr>
-              <w:spacing w:before="0" w:after="0" w:line="276" w:lineRule="auto"/>
-              <w:jc w:val="center"/>
-            </w:pPr>
-            <w:r/>
-            <w:r>
-              <w:rPr>
-                <w:rFonts w:ascii="Calibri" w:hAnsi="Calibri" w:eastAsia="Microsoft YaHei"/>
-                <w:b/>
-                <w:color w:val="0B2545"/>
-                <w:sz w:val="18"/>
-              </w:rPr>
-              <w:t>费用</w:t>
-            </w:r>
-          </w:p>
-        </w:tc>
-        <w:tc>
-          <w:tcPr>
-            <w:tcW w:type="dxa" w:w="3400"/>
-            <w:shd w:fill="E8EEF5"/>
-            <w:vAlign w:val="center"/>
-            <w:tcMar>
-              <w:top w:w="80" w:type="dxa"/>
-              <w:start w:w="120" w:type="dxa"/>
-              <w:bottom w:w="80" w:type="dxa"/>
-              <w:end w:w="120" w:type="dxa"/>
-            </w:tcMar>
-          </w:tcPr>
-          <w:p>
-            <w:pPr>
-              <w:spacing w:before="0" w:after="0" w:line="276" w:lineRule="auto"/>
-              <w:jc w:val="center"/>
-            </w:pPr>
-            <w:r/>
-            <w:r>
-              <w:rPr>
-                <w:rFonts w:ascii="Calibri" w:hAnsi="Calibri" w:eastAsia="Microsoft YaHei"/>
-                <w:b/>
-                <w:color w:val="0B2545"/>
-                <w:sz w:val="18"/>
-              </w:rPr>
-              <w:t>分配规则</w:t>
-            </w:r>
-          </w:p>
-        </w:tc>
-        <w:tc>
-          <w:tcPr>
-            <w:tcW w:type="dxa" w:w="4660"/>
-            <w:shd w:fill="E8EEF5"/>
-            <w:vAlign w:val="center"/>
-            <w:tcMar>
-              <w:top w:w="80" w:type="dxa"/>
-              <w:start w:w="120" w:type="dxa"/>
-              <w:bottom w:w="80" w:type="dxa"/>
-              <w:end w:w="120" w:type="dxa"/>
-            </w:tcMar>
-          </w:tcPr>
-          <w:p>
-            <w:pPr>
-              <w:spacing w:before="0" w:after="0" w:line="276" w:lineRule="auto"/>
-              <w:jc w:val="center"/>
-            </w:pPr>
-            <w:r/>
-            <w:r>
-              <w:rPr>
-                <w:rFonts w:ascii="Calibri" w:hAnsi="Calibri" w:eastAsia="Microsoft YaHei"/>
-                <w:b/>
-                <w:color w:val="0B2545"/>
-                <w:sz w:val="18"/>
-              </w:rPr>
-              <w:t>定位</w:t>
-            </w:r>
-          </w:p>
-        </w:tc>
-      </w:tr>
-      <w:tr>
-        <w:tc>
-          <w:tcPr>
-            <w:tcW w:type="dxa" w:w="1300"/>
-            <w:shd w:fill="FFFFFF"/>
-            <w:vAlign w:val="center"/>
-            <w:tcMar>
-              <w:top w:w="80" w:type="dxa"/>
-              <w:start w:w="120" w:type="dxa"/>
-              <w:bottom w:w="80" w:type="dxa"/>
-              <w:end w:w="120" w:type="dxa"/>
-            </w:tcMar>
-          </w:tcPr>
-          <w:p>
-            <w:pPr>
-              <w:spacing w:before="0" w:after="0" w:line="276" w:lineRule="auto"/>
-              <w:jc w:val="center"/>
-            </w:pPr>
-            <w:r/>
-            <w:r>
-              <w:rPr>
-                <w:rFonts w:ascii="Calibri" w:hAnsi="Calibri" w:eastAsia="Microsoft YaHei"/>
-                <w:b w:val="0"/>
-                <w:color w:val="000000"/>
-                <w:sz w:val="18"/>
-              </w:rPr>
-              <w:t>4费</w:t>
-            </w:r>
-          </w:p>
-        </w:tc>
-        <w:tc>
-          <w:tcPr>
-            <w:tcW w:type="dxa" w:w="3400"/>
-            <w:shd w:fill="FFFFFF"/>
-            <w:vAlign w:val="center"/>
-            <w:tcMar>
-              <w:top w:w="80" w:type="dxa"/>
-              <w:start w:w="120" w:type="dxa"/>
-              <w:bottom w:w="80" w:type="dxa"/>
-              <w:end w:w="120" w:type="dxa"/>
-            </w:tcMar>
-          </w:tcPr>
-          <w:p>
-            <w:pPr>
-              <w:spacing w:before="0" w:after="0" w:line="276" w:lineRule="auto"/>
-              <w:jc w:val="left"/>
-            </w:pPr>
-            <w:r/>
-            <w:r>
-              <w:rPr>
-                <w:rFonts w:ascii="Calibri" w:hAnsi="Calibri" w:eastAsia="Microsoft YaHei"/>
-                <w:b w:val="0"/>
-                <w:color w:val="000000"/>
-                <w:sz w:val="18"/>
-              </w:rPr>
-              <w:t>非FMVP队员积分排名前15%</w:t>
-            </w:r>
-          </w:p>
-        </w:tc>
-        <w:tc>
-          <w:tcPr>
-            <w:tcW w:type="dxa" w:w="4660"/>
-            <w:shd w:fill="FFFFFF"/>
-            <w:vAlign w:val="center"/>
-            <w:tcMar>
-              <w:top w:w="80" w:type="dxa"/>
-              <w:start w:w="120" w:type="dxa"/>
-              <w:bottom w:w="80" w:type="dxa"/>
-              <w:end w:w="120" w:type="dxa"/>
-            </w:tcMar>
-          </w:tcPr>
-          <w:p>
-            <w:pPr>
-              <w:spacing w:before="0" w:after="0" w:line="276" w:lineRule="auto"/>
-              <w:jc w:val="left"/>
-            </w:pPr>
-            <w:r/>
-            <w:r>
-              <w:rPr>
-                <w:rFonts w:ascii="Calibri" w:hAnsi="Calibri" w:eastAsia="Microsoft YaHei"/>
-                <w:b w:val="0"/>
-                <w:color w:val="000000"/>
-                <w:sz w:val="18"/>
-              </w:rPr>
-              <w:t>冠军级、稳定高名次或历史强势选手。</w:t>
-            </w:r>
-          </w:p>
-        </w:tc>
-      </w:tr>
-      <w:tr>
-        <w:tc>
-          <w:tcPr>
-            <w:tcW w:type="dxa" w:w="1300"/>
-            <w:shd w:fill="F2F4F7"/>
-            <w:vAlign w:val="center"/>
-            <w:tcMar>
-              <w:top w:w="80" w:type="dxa"/>
-              <w:start w:w="120" w:type="dxa"/>
-              <w:bottom w:w="80" w:type="dxa"/>
-              <w:end w:w="120" w:type="dxa"/>
-            </w:tcMar>
-          </w:tcPr>
-          <w:p>
-            <w:pPr>
-              <w:spacing w:before="0" w:after="0" w:line="276" w:lineRule="auto"/>
-              <w:jc w:val="center"/>
-            </w:pPr>
-            <w:r/>
-            <w:r>
-              <w:rPr>
-                <w:rFonts w:ascii="Calibri" w:hAnsi="Calibri" w:eastAsia="Microsoft YaHei"/>
-                <w:b w:val="0"/>
-                <w:color w:val="000000"/>
-                <w:sz w:val="18"/>
-              </w:rPr>
-              <w:t>3费</w:t>
-            </w:r>
-          </w:p>
-        </w:tc>
-        <w:tc>
-          <w:tcPr>
-            <w:tcW w:type="dxa" w:w="3400"/>
-            <w:shd w:fill="F2F4F7"/>
-            <w:vAlign w:val="center"/>
-            <w:tcMar>
-              <w:top w:w="80" w:type="dxa"/>
-              <w:start w:w="120" w:type="dxa"/>
-              <w:bottom w:w="80" w:type="dxa"/>
-              <w:end w:w="120" w:type="dxa"/>
-            </w:tcMar>
-          </w:tcPr>
-          <w:p>
-            <w:pPr>
-              <w:spacing w:before="0" w:after="0" w:line="276" w:lineRule="auto"/>
-              <w:jc w:val="center"/>
-            </w:pPr>
-            <w:r/>
-            <w:r>
-              <w:rPr>
-                <w:rFonts w:ascii="Calibri" w:hAnsi="Calibri" w:eastAsia="Microsoft YaHei"/>
-                <w:b w:val="0"/>
-                <w:color w:val="000000"/>
-                <w:sz w:val="18"/>
-              </w:rPr>
-              <w:t>接下来25%</w:t>
-            </w:r>
-          </w:p>
-        </w:tc>
-        <w:tc>
-          <w:tcPr>
-            <w:tcW w:type="dxa" w:w="4660"/>
-            <w:shd w:fill="F2F4F7"/>
-            <w:vAlign w:val="center"/>
-            <w:tcMar>
-              <w:top w:w="80" w:type="dxa"/>
-              <w:start w:w="120" w:type="dxa"/>
-              <w:bottom w:w="80" w:type="dxa"/>
-              <w:end w:w="120" w:type="dxa"/>
-            </w:tcMar>
-          </w:tcPr>
-          <w:p>
-            <w:pPr>
-              <w:spacing w:before="0" w:after="0" w:line="276" w:lineRule="auto"/>
-              <w:jc w:val="left"/>
-            </w:pPr>
-            <w:r/>
-            <w:r>
-              <w:rPr>
-                <w:rFonts w:ascii="Calibri" w:hAnsi="Calibri" w:eastAsia="Microsoft YaHei"/>
-                <w:b w:val="0"/>
-                <w:color w:val="000000"/>
-                <w:sz w:val="18"/>
-              </w:rPr>
-              <w:t>多次参赛、有深轮次或稳定表现的主力选手。</w:t>
-            </w:r>
-          </w:p>
-        </w:tc>
-      </w:tr>
-      <w:tr>
-        <w:tc>
-          <w:tcPr>
-            <w:tcW w:type="dxa" w:w="1300"/>
-            <w:shd w:fill="FFFFFF"/>
-            <w:vAlign w:val="center"/>
-            <w:tcMar>
-              <w:top w:w="80" w:type="dxa"/>
-              <w:start w:w="120" w:type="dxa"/>
-              <w:bottom w:w="80" w:type="dxa"/>
-              <w:end w:w="120" w:type="dxa"/>
-            </w:tcMar>
-          </w:tcPr>
-          <w:p>
-            <w:pPr>
-              <w:spacing w:before="0" w:after="0" w:line="276" w:lineRule="auto"/>
-              <w:jc w:val="center"/>
-            </w:pPr>
-            <w:r/>
-            <w:r>
-              <w:rPr>
-                <w:rFonts w:ascii="Calibri" w:hAnsi="Calibri" w:eastAsia="Microsoft YaHei"/>
-                <w:b w:val="0"/>
-                <w:color w:val="000000"/>
-                <w:sz w:val="18"/>
-              </w:rPr>
-              <w:t>2费</w:t>
-            </w:r>
-          </w:p>
-        </w:tc>
-        <w:tc>
-          <w:tcPr>
-            <w:tcW w:type="dxa" w:w="3400"/>
-            <w:shd w:fill="FFFFFF"/>
-            <w:vAlign w:val="center"/>
-            <w:tcMar>
-              <w:top w:w="80" w:type="dxa"/>
-              <w:start w:w="120" w:type="dxa"/>
-              <w:bottom w:w="80" w:type="dxa"/>
-              <w:end w:w="120" w:type="dxa"/>
-            </w:tcMar>
-          </w:tcPr>
-          <w:p>
-            <w:pPr>
-              <w:spacing w:before="0" w:after="0" w:line="276" w:lineRule="auto"/>
-              <w:jc w:val="center"/>
-            </w:pPr>
-            <w:r/>
-            <w:r>
-              <w:rPr>
-                <w:rFonts w:ascii="Calibri" w:hAnsi="Calibri" w:eastAsia="Microsoft YaHei"/>
-                <w:b w:val="0"/>
-                <w:color w:val="000000"/>
-                <w:sz w:val="18"/>
-              </w:rPr>
-              <w:t>接下来35%</w:t>
-            </w:r>
-          </w:p>
-        </w:tc>
-        <w:tc>
-          <w:tcPr>
-            <w:tcW w:type="dxa" w:w="4660"/>
-            <w:shd w:fill="FFFFFF"/>
-            <w:vAlign w:val="center"/>
-            <w:tcMar>
-              <w:top w:w="80" w:type="dxa"/>
-              <w:start w:w="120" w:type="dxa"/>
-              <w:bottom w:w="80" w:type="dxa"/>
-              <w:end w:w="120" w:type="dxa"/>
-            </w:tcMar>
-          </w:tcPr>
-          <w:p>
-            <w:pPr>
-              <w:spacing w:before="0" w:after="0" w:line="276" w:lineRule="auto"/>
-              <w:jc w:val="left"/>
-            </w:pPr>
-            <w:r/>
-            <w:r>
-              <w:rPr>
-                <w:rFonts w:ascii="Calibri" w:hAnsi="Calibri" w:eastAsia="Microsoft YaHei"/>
-                <w:b w:val="0"/>
-                <w:color w:val="000000"/>
-                <w:sz w:val="18"/>
-              </w:rPr>
-              <w:t>有经验或中游表现选手。</w:t>
-            </w:r>
-          </w:p>
-        </w:tc>
-      </w:tr>
-      <w:tr>
-        <w:tc>
-          <w:tcPr>
-            <w:tcW w:type="dxa" w:w="1300"/>
-            <w:shd w:fill="F2F4F7"/>
-            <w:vAlign w:val="center"/>
-            <w:tcMar>
-              <w:top w:w="80" w:type="dxa"/>
-              <w:start w:w="120" w:type="dxa"/>
-              <w:bottom w:w="80" w:type="dxa"/>
-              <w:end w:w="120" w:type="dxa"/>
-            </w:tcMar>
-          </w:tcPr>
-          <w:p>
-            <w:pPr>
-              <w:spacing w:before="0" w:after="0" w:line="276" w:lineRule="auto"/>
-              <w:jc w:val="center"/>
-            </w:pPr>
-            <w:r/>
-            <w:r>
-              <w:rPr>
-                <w:rFonts w:ascii="Calibri" w:hAnsi="Calibri" w:eastAsia="Microsoft YaHei"/>
-                <w:b w:val="0"/>
-                <w:color w:val="000000"/>
-                <w:sz w:val="18"/>
-              </w:rPr>
-              <w:t>1费</w:t>
-            </w:r>
-          </w:p>
-        </w:tc>
-        <w:tc>
-          <w:tcPr>
-            <w:tcW w:type="dxa" w:w="3400"/>
-            <w:shd w:fill="F2F4F7"/>
-            <w:vAlign w:val="center"/>
-            <w:tcMar>
-              <w:top w:w="80" w:type="dxa"/>
-              <w:start w:w="120" w:type="dxa"/>
-              <w:bottom w:w="80" w:type="dxa"/>
-              <w:end w:w="120" w:type="dxa"/>
-            </w:tcMar>
-          </w:tcPr>
-          <w:p>
-            <w:pPr>
-              <w:spacing w:before="0" w:after="0" w:line="276" w:lineRule="auto"/>
-              <w:jc w:val="center"/>
-            </w:pPr>
-            <w:r/>
-            <w:r>
-              <w:rPr>
-                <w:rFonts w:ascii="Calibri" w:hAnsi="Calibri" w:eastAsia="Microsoft YaHei"/>
-                <w:b w:val="0"/>
-                <w:color w:val="000000"/>
-                <w:sz w:val="18"/>
-              </w:rPr>
-              <w:t>剩余选手</w:t>
-            </w:r>
-          </w:p>
-        </w:tc>
-        <w:tc>
-          <w:tcPr>
-            <w:tcW w:type="dxa" w:w="4660"/>
-            <w:shd w:fill="F2F4F7"/>
-            <w:vAlign w:val="center"/>
-            <w:tcMar>
-              <w:top w:w="80" w:type="dxa"/>
-              <w:start w:w="120" w:type="dxa"/>
-              <w:bottom w:w="80" w:type="dxa"/>
-              <w:end w:w="120" w:type="dxa"/>
-            </w:tcMar>
-          </w:tcPr>
-          <w:p>
-            <w:pPr>
-              <w:spacing w:before="0" w:after="0" w:line="276" w:lineRule="auto"/>
-              <w:jc w:val="left"/>
-            </w:pPr>
-            <w:r/>
-            <w:r>
-              <w:rPr>
-                <w:rFonts w:ascii="Calibri" w:hAnsi="Calibri" w:eastAsia="Microsoft YaHei"/>
-                <w:b w:val="0"/>
-                <w:color w:val="000000"/>
-                <w:sz w:val="18"/>
-              </w:rPr>
-              <w:t>新人、低成绩或历史样本较少选手。</w:t>
-            </w:r>
-          </w:p>
-        </w:tc>
-      </w:tr>
-    </w:tbl>
-    <w:p>
-      <w:pPr>
-        <w:spacing w:after="60"/>
-      </w:pPr>
-    </w:p>
-    <w:p>
-      <w:pPr>
-        <w:spacing w:after="120" w:line="300" w:lineRule="auto"/>
-      </w:pPr>
-      <w:r>
-        <w:rPr>
-          <w:rFonts w:ascii="Calibri" w:hAnsi="Calibri" w:eastAsia="Microsoft YaHei"/>
-        </w:rPr>
-        <w:t>同分排序：冠军次数、亚军次数、4强次数、参赛次数、最近一届成绩、系统随机。</w:t>
+        <w:t>队长仍显示在选手库费用池中，但标记为队长锁定，不能作为队员被购买、补位或海克斯获得。</w:t>
       </w:r>
     </w:p>
     <w:p>
@@ -1793,746 +97,43 @@
         <w:pStyle w:val="Heading1"/>
       </w:pPr>
       <w:r>
-        <w:t>三、金币经济</w:t>
+        <w:rPr>
+          <w:rFonts w:ascii="Microsoft YaHei" w:hAnsi="Microsoft YaHei" w:eastAsia="Microsoft YaHei"/>
+        </w:rPr>
+        <w:t>二、费用与卡池</w:t>
       </w:r>
     </w:p>
     <w:p>
       <w:pPr>
-        <w:pStyle w:val="ListNumber"/>
-        <w:spacing w:after="80" w:line="300" w:lineRule="auto"/>
-        <w:ind w:left="540" w:hanging="271"/>
+        <w:pStyle w:val="ListBullet"/>
       </w:pPr>
       <w:r>
         <w:rPr>
-          <w:rFonts w:ascii="Calibri" w:hAnsi="Calibri" w:eastAsia="Microsoft YaHei"/>
+          <w:rFonts w:ascii="Microsoft YaHei" w:hAnsi="Microsoft YaHei" w:eastAsia="Microsoft YaHei"/>
         </w:rPr>
-        <w:t>金币由队长独立拥有；裁判代为执行操作，但金币所有权属于对应队长。</w:t>
+        <w:t>普通队员按阵营独立分为 1-5 费。系统优先使用 resultScore、S1-S6 历史成绩和 FMVP 信息分档；缺少官方成绩时按 score 直落同数值费用池。</w:t>
       </w:r>
     </w:p>
     <w:p>
       <w:pPr>
-        <w:pStyle w:val="ListNumber"/>
-        <w:spacing w:after="80" w:line="300" w:lineRule="auto"/>
-        <w:ind w:left="540" w:hanging="271"/>
+        <w:pStyle w:val="ListBullet"/>
       </w:pPr>
       <w:r>
         <w:rPr>
-          <w:rFonts w:ascii="Calibri" w:hAnsi="Calibri" w:eastAsia="Microsoft YaHei"/>
+          <w:rFonts w:ascii="Microsoft YaHei" w:hAnsi="Microsoft YaHei" w:eastAsia="Microsoft YaHei"/>
         </w:rPr>
-        <w:t>每名队长开局拥有6金币。</w:t>
+        <w:t>每次候选生成都排除队长、禁用选手、已归属选手和不符合当前队长阵营的选手。</w:t>
       </w:r>
     </w:p>
     <w:p>
       <w:pPr>
-        <w:pStyle w:val="ListNumber"/>
-        <w:spacing w:after="80" w:line="300" w:lineRule="auto"/>
-        <w:ind w:left="540" w:hanging="271"/>
+        <w:pStyle w:val="ListBullet"/>
       </w:pPr>
       <w:r>
         <w:rPr>
-          <w:rFonts w:ascii="Calibri" w:hAnsi="Calibri" w:eastAsia="Microsoft YaHei"/>
+          <w:rFonts w:ascii="Microsoft YaHei" w:hAnsi="Microsoft YaHei" w:eastAsia="Microsoft YaHei"/>
         </w:rPr>
-        <w:t>第一轮不发放回合收入。</w:t>
-      </w:r>
-    </w:p>
-    <w:p>
-      <w:pPr>
-        <w:pStyle w:val="ListNumber"/>
-        <w:spacing w:after="80" w:line="300" w:lineRule="auto"/>
-        <w:ind w:left="540" w:hanging="271"/>
-      </w:pPr>
-      <w:r>
-        <w:rPr>
-          <w:rFonts w:ascii="Calibri" w:hAnsi="Calibri" w:eastAsia="Microsoft YaHei"/>
-        </w:rPr>
-        <w:t>第二、三、四轮开始时，每名队长各获得3金币。</w:t>
-      </w:r>
-    </w:p>
-    <w:p>
-      <w:pPr>
-        <w:pStyle w:val="ListNumber"/>
-        <w:spacing w:after="80" w:line="300" w:lineRule="auto"/>
-        <w:ind w:left="540" w:hanging="271"/>
-      </w:pPr>
-      <w:r>
-        <w:rPr>
-          <w:rFonts w:ascii="Calibri" w:hAnsi="Calibri" w:eastAsia="Microsoft YaHei"/>
-        </w:rPr>
-        <w:t>未花费金币保留至下一轮。</w:t>
-      </w:r>
-    </w:p>
-    <w:p>
-      <w:pPr>
-        <w:pStyle w:val="ListNumber"/>
-        <w:spacing w:after="80" w:line="300" w:lineRule="auto"/>
-        <w:ind w:left="540" w:hanging="271"/>
-      </w:pPr>
-      <w:r>
-        <w:rPr>
-          <w:rFonts w:ascii="Calibri" w:hAnsi="Calibri" w:eastAsia="Microsoft YaHei"/>
-        </w:rPr>
-        <w:t>全局无利息、无额外奖励、无隐藏收益。</w:t>
-      </w:r>
-    </w:p>
-    <w:p>
-      <w:pPr>
-        <w:pStyle w:val="ListNumber"/>
-        <w:spacing w:after="80" w:line="300" w:lineRule="auto"/>
-        <w:ind w:left="540" w:hanging="271"/>
-      </w:pPr>
-      <w:r>
-        <w:rPr>
-          <w:rFonts w:ascii="Calibri" w:hAnsi="Calibri" w:eastAsia="Microsoft YaHei"/>
-        </w:rPr>
-        <w:t>金币不可转让、不可借贷、不可为负。</w:t>
-      </w:r>
-    </w:p>
-    <w:tbl>
-      <w:tblPr>
-        <w:tblStyle w:val="TableGrid"/>
-        <w:tblW w:type="dxa" w:w="9360"/>
-        <w:jc w:val="left"/>
-        <w:tblLook w:firstColumn="1" w:firstRow="1" w:lastColumn="0" w:lastRow="0" w:noHBand="0" w:noVBand="1" w:val="04A0"/>
-        <w:tblBorders>
-          <w:top w:val="single" w:sz="6" w:space="0" w:color="B9C2CF"/>
-          <w:left w:val="single" w:sz="6" w:space="0" w:color="B9C2CF"/>
-          <w:bottom w:val="single" w:sz="6" w:space="0" w:color="B9C2CF"/>
-          <w:right w:val="single" w:sz="6" w:space="0" w:color="B9C2CF"/>
-          <w:insideH w:val="single" w:sz="6" w:space="0" w:color="B9C2CF"/>
-          <w:insideV w:val="single" w:sz="6" w:space="0" w:color="B9C2CF"/>
-        </w:tblBorders>
-        <w:tblInd w:w="120" w:type="dxa"/>
-        <w:tblLayout w:type="fixed"/>
-      </w:tblPr>
-      <w:tblGrid>
-        <w:gridCol w:w="2600"/>
-        <w:gridCol w:w="1800"/>
-        <w:gridCol w:w="4960"/>
-      </w:tblGrid>
-      <w:tr>
-        <w:tc>
-          <w:tcPr>
-            <w:tcW w:type="dxa" w:w="2600"/>
-            <w:shd w:fill="E8EEF5"/>
-            <w:vAlign w:val="center"/>
-            <w:tcMar>
-              <w:top w:w="80" w:type="dxa"/>
-              <w:start w:w="120" w:type="dxa"/>
-              <w:bottom w:w="80" w:type="dxa"/>
-              <w:end w:w="120" w:type="dxa"/>
-            </w:tcMar>
-          </w:tcPr>
-          <w:p>
-            <w:pPr>
-              <w:spacing w:before="0" w:after="0" w:line="276" w:lineRule="auto"/>
-              <w:jc w:val="center"/>
-            </w:pPr>
-            <w:r/>
-            <w:r>
-              <w:rPr>
-                <w:rFonts w:ascii="Calibri" w:hAnsi="Calibri" w:eastAsia="Microsoft YaHei"/>
-                <w:b/>
-                <w:color w:val="0B2545"/>
-                <w:sz w:val="18"/>
-              </w:rPr>
-              <w:t>阶段</w:t>
-            </w:r>
-          </w:p>
-        </w:tc>
-        <w:tc>
-          <w:tcPr>
-            <w:tcW w:type="dxa" w:w="1800"/>
-            <w:shd w:fill="E8EEF5"/>
-            <w:vAlign w:val="center"/>
-            <w:tcMar>
-              <w:top w:w="80" w:type="dxa"/>
-              <w:start w:w="120" w:type="dxa"/>
-              <w:bottom w:w="80" w:type="dxa"/>
-              <w:end w:w="120" w:type="dxa"/>
-            </w:tcMar>
-          </w:tcPr>
-          <w:p>
-            <w:pPr>
-              <w:spacing w:before="0" w:after="0" w:line="276" w:lineRule="auto"/>
-              <w:jc w:val="center"/>
-            </w:pPr>
-            <w:r/>
-            <w:r>
-              <w:rPr>
-                <w:rFonts w:ascii="Calibri" w:hAnsi="Calibri" w:eastAsia="Microsoft YaHei"/>
-                <w:b/>
-                <w:color w:val="0B2545"/>
-                <w:sz w:val="18"/>
-              </w:rPr>
-              <w:t>收入</w:t>
-            </w:r>
-          </w:p>
-        </w:tc>
-        <w:tc>
-          <w:tcPr>
-            <w:tcW w:type="dxa" w:w="4960"/>
-            <w:shd w:fill="E8EEF5"/>
-            <w:vAlign w:val="center"/>
-            <w:tcMar>
-              <w:top w:w="80" w:type="dxa"/>
-              <w:start w:w="120" w:type="dxa"/>
-              <w:bottom w:w="80" w:type="dxa"/>
-              <w:end w:w="120" w:type="dxa"/>
-            </w:tcMar>
-          </w:tcPr>
-          <w:p>
-            <w:pPr>
-              <w:spacing w:before="0" w:after="0" w:line="276" w:lineRule="auto"/>
-              <w:jc w:val="center"/>
-            </w:pPr>
-            <w:r/>
-            <w:r>
-              <w:rPr>
-                <w:rFonts w:ascii="Calibri" w:hAnsi="Calibri" w:eastAsia="Microsoft YaHei"/>
-                <w:b/>
-                <w:color w:val="0B2545"/>
-                <w:sz w:val="18"/>
-              </w:rPr>
-              <w:t>累计可支配金币</w:t>
-            </w:r>
-          </w:p>
-        </w:tc>
-      </w:tr>
-      <w:tr>
-        <w:tc>
-          <w:tcPr>
-            <w:tcW w:type="dxa" w:w="2600"/>
-            <w:shd w:fill="FFFFFF"/>
-            <w:vAlign w:val="center"/>
-            <w:tcMar>
-              <w:top w:w="80" w:type="dxa"/>
-              <w:start w:w="120" w:type="dxa"/>
-              <w:bottom w:w="80" w:type="dxa"/>
-              <w:end w:w="120" w:type="dxa"/>
-            </w:tcMar>
-          </w:tcPr>
-          <w:p>
-            <w:pPr>
-              <w:spacing w:before="0" w:after="0" w:line="276" w:lineRule="auto"/>
-              <w:jc w:val="center"/>
-            </w:pPr>
-            <w:r/>
-            <w:r>
-              <w:rPr>
-                <w:rFonts w:ascii="Calibri" w:hAnsi="Calibri" w:eastAsia="Microsoft YaHei"/>
-                <w:b w:val="0"/>
-                <w:color w:val="000000"/>
-                <w:sz w:val="18"/>
-              </w:rPr>
-              <w:t>开局</w:t>
-            </w:r>
-          </w:p>
-        </w:tc>
-        <w:tc>
-          <w:tcPr>
-            <w:tcW w:type="dxa" w:w="1800"/>
-            <w:shd w:fill="FFFFFF"/>
-            <w:vAlign w:val="center"/>
-            <w:tcMar>
-              <w:top w:w="80" w:type="dxa"/>
-              <w:start w:w="120" w:type="dxa"/>
-              <w:bottom w:w="80" w:type="dxa"/>
-              <w:end w:w="120" w:type="dxa"/>
-            </w:tcMar>
-          </w:tcPr>
-          <w:p>
-            <w:pPr>
-              <w:spacing w:before="0" w:after="0" w:line="276" w:lineRule="auto"/>
-              <w:jc w:val="center"/>
-            </w:pPr>
-            <w:r/>
-            <w:r>
-              <w:rPr>
-                <w:rFonts w:ascii="Calibri" w:hAnsi="Calibri" w:eastAsia="Microsoft YaHei"/>
-                <w:b w:val="0"/>
-                <w:color w:val="000000"/>
-                <w:sz w:val="18"/>
-              </w:rPr>
-              <w:t>+6</w:t>
-            </w:r>
-          </w:p>
-        </w:tc>
-        <w:tc>
-          <w:tcPr>
-            <w:tcW w:type="dxa" w:w="4960"/>
-            <w:shd w:fill="FFFFFF"/>
-            <w:vAlign w:val="center"/>
-            <w:tcMar>
-              <w:top w:w="80" w:type="dxa"/>
-              <w:start w:w="120" w:type="dxa"/>
-              <w:bottom w:w="80" w:type="dxa"/>
-              <w:end w:w="120" w:type="dxa"/>
-            </w:tcMar>
-          </w:tcPr>
-          <w:p>
-            <w:pPr>
-              <w:spacing w:before="0" w:after="0" w:line="276" w:lineRule="auto"/>
-              <w:jc w:val="center"/>
-            </w:pPr>
-            <w:r/>
-            <w:r>
-              <w:rPr>
-                <w:rFonts w:ascii="Calibri" w:hAnsi="Calibri" w:eastAsia="Microsoft YaHei"/>
-                <w:b w:val="0"/>
-                <w:color w:val="000000"/>
-                <w:sz w:val="18"/>
-              </w:rPr>
-              <w:t>6</w:t>
-            </w:r>
-          </w:p>
-        </w:tc>
-      </w:tr>
-      <w:tr>
-        <w:tc>
-          <w:tcPr>
-            <w:tcW w:type="dxa" w:w="2600"/>
-            <w:shd w:fill="F2F4F7"/>
-            <w:vAlign w:val="center"/>
-            <w:tcMar>
-              <w:top w:w="80" w:type="dxa"/>
-              <w:start w:w="120" w:type="dxa"/>
-              <w:bottom w:w="80" w:type="dxa"/>
-              <w:end w:w="120" w:type="dxa"/>
-            </w:tcMar>
-          </w:tcPr>
-          <w:p>
-            <w:pPr>
-              <w:spacing w:before="0" w:after="0" w:line="276" w:lineRule="auto"/>
-              <w:jc w:val="center"/>
-            </w:pPr>
-            <w:r/>
-            <w:r>
-              <w:rPr>
-                <w:rFonts w:ascii="Calibri" w:hAnsi="Calibri" w:eastAsia="Microsoft YaHei"/>
-                <w:b w:val="0"/>
-                <w:color w:val="000000"/>
-                <w:sz w:val="18"/>
-              </w:rPr>
-              <w:t>第一轮开始</w:t>
-            </w:r>
-          </w:p>
-        </w:tc>
-        <w:tc>
-          <w:tcPr>
-            <w:tcW w:type="dxa" w:w="1800"/>
-            <w:shd w:fill="F2F4F7"/>
-            <w:vAlign w:val="center"/>
-            <w:tcMar>
-              <w:top w:w="80" w:type="dxa"/>
-              <w:start w:w="120" w:type="dxa"/>
-              <w:bottom w:w="80" w:type="dxa"/>
-              <w:end w:w="120" w:type="dxa"/>
-            </w:tcMar>
-          </w:tcPr>
-          <w:p>
-            <w:pPr>
-              <w:spacing w:before="0" w:after="0" w:line="276" w:lineRule="auto"/>
-              <w:jc w:val="center"/>
-            </w:pPr>
-            <w:r/>
-            <w:r>
-              <w:rPr>
-                <w:rFonts w:ascii="Calibri" w:hAnsi="Calibri" w:eastAsia="Microsoft YaHei"/>
-                <w:b w:val="0"/>
-                <w:color w:val="000000"/>
-                <w:sz w:val="18"/>
-              </w:rPr>
-              <w:t>+0</w:t>
-            </w:r>
-          </w:p>
-        </w:tc>
-        <w:tc>
-          <w:tcPr>
-            <w:tcW w:type="dxa" w:w="4960"/>
-            <w:shd w:fill="F2F4F7"/>
-            <w:vAlign w:val="center"/>
-            <w:tcMar>
-              <w:top w:w="80" w:type="dxa"/>
-              <w:start w:w="120" w:type="dxa"/>
-              <w:bottom w:w="80" w:type="dxa"/>
-              <w:end w:w="120" w:type="dxa"/>
-            </w:tcMar>
-          </w:tcPr>
-          <w:p>
-            <w:pPr>
-              <w:spacing w:before="0" w:after="0" w:line="276" w:lineRule="auto"/>
-              <w:jc w:val="center"/>
-            </w:pPr>
-            <w:r/>
-            <w:r>
-              <w:rPr>
-                <w:rFonts w:ascii="Calibri" w:hAnsi="Calibri" w:eastAsia="Microsoft YaHei"/>
-                <w:b w:val="0"/>
-                <w:color w:val="000000"/>
-                <w:sz w:val="18"/>
-              </w:rPr>
-              <w:t>6</w:t>
-            </w:r>
-          </w:p>
-        </w:tc>
-      </w:tr>
-      <w:tr>
-        <w:tc>
-          <w:tcPr>
-            <w:tcW w:type="dxa" w:w="2600"/>
-            <w:shd w:fill="FFFFFF"/>
-            <w:vAlign w:val="center"/>
-            <w:tcMar>
-              <w:top w:w="80" w:type="dxa"/>
-              <w:start w:w="120" w:type="dxa"/>
-              <w:bottom w:w="80" w:type="dxa"/>
-              <w:end w:w="120" w:type="dxa"/>
-            </w:tcMar>
-          </w:tcPr>
-          <w:p>
-            <w:pPr>
-              <w:spacing w:before="0" w:after="0" w:line="276" w:lineRule="auto"/>
-              <w:jc w:val="center"/>
-            </w:pPr>
-            <w:r/>
-            <w:r>
-              <w:rPr>
-                <w:rFonts w:ascii="Calibri" w:hAnsi="Calibri" w:eastAsia="Microsoft YaHei"/>
-                <w:b w:val="0"/>
-                <w:color w:val="000000"/>
-                <w:sz w:val="18"/>
-              </w:rPr>
-              <w:t>第二轮开始</w:t>
-            </w:r>
-          </w:p>
-        </w:tc>
-        <w:tc>
-          <w:tcPr>
-            <w:tcW w:type="dxa" w:w="1800"/>
-            <w:shd w:fill="FFFFFF"/>
-            <w:vAlign w:val="center"/>
-            <w:tcMar>
-              <w:top w:w="80" w:type="dxa"/>
-              <w:start w:w="120" w:type="dxa"/>
-              <w:bottom w:w="80" w:type="dxa"/>
-              <w:end w:w="120" w:type="dxa"/>
-            </w:tcMar>
-          </w:tcPr>
-          <w:p>
-            <w:pPr>
-              <w:spacing w:before="0" w:after="0" w:line="276" w:lineRule="auto"/>
-              <w:jc w:val="center"/>
-            </w:pPr>
-            <w:r/>
-            <w:r>
-              <w:rPr>
-                <w:rFonts w:ascii="Calibri" w:hAnsi="Calibri" w:eastAsia="Microsoft YaHei"/>
-                <w:b w:val="0"/>
-                <w:color w:val="000000"/>
-                <w:sz w:val="18"/>
-              </w:rPr>
-              <w:t>+3</w:t>
-            </w:r>
-          </w:p>
-        </w:tc>
-        <w:tc>
-          <w:tcPr>
-            <w:tcW w:type="dxa" w:w="4960"/>
-            <w:shd w:fill="FFFFFF"/>
-            <w:vAlign w:val="center"/>
-            <w:tcMar>
-              <w:top w:w="80" w:type="dxa"/>
-              <w:start w:w="120" w:type="dxa"/>
-              <w:bottom w:w="80" w:type="dxa"/>
-              <w:end w:w="120" w:type="dxa"/>
-            </w:tcMar>
-          </w:tcPr>
-          <w:p>
-            <w:pPr>
-              <w:spacing w:before="0" w:after="0" w:line="276" w:lineRule="auto"/>
-              <w:jc w:val="center"/>
-            </w:pPr>
-            <w:r/>
-            <w:r>
-              <w:rPr>
-                <w:rFonts w:ascii="Calibri" w:hAnsi="Calibri" w:eastAsia="Microsoft YaHei"/>
-                <w:b w:val="0"/>
-                <w:color w:val="000000"/>
-                <w:sz w:val="18"/>
-              </w:rPr>
-              <w:t>9</w:t>
-            </w:r>
-          </w:p>
-        </w:tc>
-      </w:tr>
-      <w:tr>
-        <w:tc>
-          <w:tcPr>
-            <w:tcW w:type="dxa" w:w="2600"/>
-            <w:shd w:fill="F2F4F7"/>
-            <w:vAlign w:val="center"/>
-            <w:tcMar>
-              <w:top w:w="80" w:type="dxa"/>
-              <w:start w:w="120" w:type="dxa"/>
-              <w:bottom w:w="80" w:type="dxa"/>
-              <w:end w:w="120" w:type="dxa"/>
-            </w:tcMar>
-          </w:tcPr>
-          <w:p>
-            <w:pPr>
-              <w:spacing w:before="0" w:after="0" w:line="276" w:lineRule="auto"/>
-              <w:jc w:val="center"/>
-            </w:pPr>
-            <w:r/>
-            <w:r>
-              <w:rPr>
-                <w:rFonts w:ascii="Calibri" w:hAnsi="Calibri" w:eastAsia="Microsoft YaHei"/>
-                <w:b w:val="0"/>
-                <w:color w:val="000000"/>
-                <w:sz w:val="18"/>
-              </w:rPr>
-              <w:t>第三轮开始</w:t>
-            </w:r>
-          </w:p>
-        </w:tc>
-        <w:tc>
-          <w:tcPr>
-            <w:tcW w:type="dxa" w:w="1800"/>
-            <w:shd w:fill="F2F4F7"/>
-            <w:vAlign w:val="center"/>
-            <w:tcMar>
-              <w:top w:w="80" w:type="dxa"/>
-              <w:start w:w="120" w:type="dxa"/>
-              <w:bottom w:w="80" w:type="dxa"/>
-              <w:end w:w="120" w:type="dxa"/>
-            </w:tcMar>
-          </w:tcPr>
-          <w:p>
-            <w:pPr>
-              <w:spacing w:before="0" w:after="0" w:line="276" w:lineRule="auto"/>
-              <w:jc w:val="center"/>
-            </w:pPr>
-            <w:r/>
-            <w:r>
-              <w:rPr>
-                <w:rFonts w:ascii="Calibri" w:hAnsi="Calibri" w:eastAsia="Microsoft YaHei"/>
-                <w:b w:val="0"/>
-                <w:color w:val="000000"/>
-                <w:sz w:val="18"/>
-              </w:rPr>
-              <w:t>+3</w:t>
-            </w:r>
-          </w:p>
-        </w:tc>
-        <w:tc>
-          <w:tcPr>
-            <w:tcW w:type="dxa" w:w="4960"/>
-            <w:shd w:fill="F2F4F7"/>
-            <w:vAlign w:val="center"/>
-            <w:tcMar>
-              <w:top w:w="80" w:type="dxa"/>
-              <w:start w:w="120" w:type="dxa"/>
-              <w:bottom w:w="80" w:type="dxa"/>
-              <w:end w:w="120" w:type="dxa"/>
-            </w:tcMar>
-          </w:tcPr>
-          <w:p>
-            <w:pPr>
-              <w:spacing w:before="0" w:after="0" w:line="276" w:lineRule="auto"/>
-              <w:jc w:val="center"/>
-            </w:pPr>
-            <w:r/>
-            <w:r>
-              <w:rPr>
-                <w:rFonts w:ascii="Calibri" w:hAnsi="Calibri" w:eastAsia="Microsoft YaHei"/>
-                <w:b w:val="0"/>
-                <w:color w:val="000000"/>
-                <w:sz w:val="18"/>
-              </w:rPr>
-              <w:t>12</w:t>
-            </w:r>
-          </w:p>
-        </w:tc>
-      </w:tr>
-      <w:tr>
-        <w:tc>
-          <w:tcPr>
-            <w:tcW w:type="dxa" w:w="2600"/>
-            <w:shd w:fill="FFFFFF"/>
-            <w:vAlign w:val="center"/>
-            <w:tcMar>
-              <w:top w:w="80" w:type="dxa"/>
-              <w:start w:w="120" w:type="dxa"/>
-              <w:bottom w:w="80" w:type="dxa"/>
-              <w:end w:w="120" w:type="dxa"/>
-            </w:tcMar>
-          </w:tcPr>
-          <w:p>
-            <w:pPr>
-              <w:spacing w:before="0" w:after="0" w:line="276" w:lineRule="auto"/>
-              <w:jc w:val="center"/>
-            </w:pPr>
-            <w:r/>
-            <w:r>
-              <w:rPr>
-                <w:rFonts w:ascii="Calibri" w:hAnsi="Calibri" w:eastAsia="Microsoft YaHei"/>
-                <w:b w:val="0"/>
-                <w:color w:val="000000"/>
-                <w:sz w:val="18"/>
-              </w:rPr>
-              <w:t>第四轮开始</w:t>
-            </w:r>
-          </w:p>
-        </w:tc>
-        <w:tc>
-          <w:tcPr>
-            <w:tcW w:type="dxa" w:w="1800"/>
-            <w:shd w:fill="FFFFFF"/>
-            <w:vAlign w:val="center"/>
-            <w:tcMar>
-              <w:top w:w="80" w:type="dxa"/>
-              <w:start w:w="120" w:type="dxa"/>
-              <w:bottom w:w="80" w:type="dxa"/>
-              <w:end w:w="120" w:type="dxa"/>
-            </w:tcMar>
-          </w:tcPr>
-          <w:p>
-            <w:pPr>
-              <w:spacing w:before="0" w:after="0" w:line="276" w:lineRule="auto"/>
-              <w:jc w:val="center"/>
-            </w:pPr>
-            <w:r/>
-            <w:r>
-              <w:rPr>
-                <w:rFonts w:ascii="Calibri" w:hAnsi="Calibri" w:eastAsia="Microsoft YaHei"/>
-                <w:b w:val="0"/>
-                <w:color w:val="000000"/>
-                <w:sz w:val="18"/>
-              </w:rPr>
-              <w:t>+3</w:t>
-            </w:r>
-          </w:p>
-        </w:tc>
-        <w:tc>
-          <w:tcPr>
-            <w:tcW w:type="dxa" w:w="4960"/>
-            <w:shd w:fill="FFFFFF"/>
-            <w:vAlign w:val="center"/>
-            <w:tcMar>
-              <w:top w:w="80" w:type="dxa"/>
-              <w:start w:w="120" w:type="dxa"/>
-              <w:bottom w:w="80" w:type="dxa"/>
-              <w:end w:w="120" w:type="dxa"/>
-            </w:tcMar>
-          </w:tcPr>
-          <w:p>
-            <w:pPr>
-              <w:spacing w:before="0" w:after="0" w:line="276" w:lineRule="auto"/>
-              <w:jc w:val="center"/>
-            </w:pPr>
-            <w:r/>
-            <w:r>
-              <w:rPr>
-                <w:rFonts w:ascii="Calibri" w:hAnsi="Calibri" w:eastAsia="Microsoft YaHei"/>
-                <w:b w:val="0"/>
-                <w:color w:val="000000"/>
-                <w:sz w:val="18"/>
-              </w:rPr>
-              <w:t>15</w:t>
-            </w:r>
-          </w:p>
-        </w:tc>
-      </w:tr>
-    </w:tbl>
-    <w:p>
-      <w:pPr>
-        <w:spacing w:after="60"/>
-      </w:pPr>
-    </w:p>
-    <w:p>
-      <w:pPr>
-        <w:pStyle w:val="Heading1"/>
-      </w:pPr>
-      <w:r>
-        <w:t>四、轮次与顺位</w:t>
-      </w:r>
-    </w:p>
-    <w:p>
-      <w:pPr>
-        <w:pStyle w:val="ListNumber"/>
-        <w:spacing w:after="80" w:line="300" w:lineRule="auto"/>
-        <w:ind w:left="540" w:hanging="271"/>
-      </w:pPr>
-      <w:r>
-        <w:rPr>
-          <w:rFonts w:ascii="Calibri" w:hAnsi="Calibri" w:eastAsia="Microsoft YaHei"/>
-        </w:rPr>
-        <w:t>对局共4轮。</w:t>
-      </w:r>
-    </w:p>
-    <w:p>
-      <w:pPr>
-        <w:pStyle w:val="ListNumber"/>
-        <w:spacing w:after="80" w:line="300" w:lineRule="auto"/>
-        <w:ind w:left="540" w:hanging="271"/>
-      </w:pPr>
-      <w:r>
-        <w:rPr>
-          <w:rFonts w:ascii="Calibri" w:hAnsi="Calibri" w:eastAsia="Microsoft YaHei"/>
-        </w:rPr>
-        <w:t>对单名队长而言，每轮仅有1次队员购买权限。</w:t>
-      </w:r>
-    </w:p>
-    <w:p>
-      <w:pPr>
-        <w:pStyle w:val="ListNumber"/>
-        <w:spacing w:after="80" w:line="300" w:lineRule="auto"/>
-        <w:ind w:left="540" w:hanging="271"/>
-      </w:pPr>
-      <w:r>
-        <w:rPr>
-          <w:rFonts w:ascii="Calibri" w:hAnsi="Calibri" w:eastAsia="Microsoft YaHei"/>
-        </w:rPr>
-        <w:t>每轮每名队长最多购买1名队员。</w:t>
-      </w:r>
-    </w:p>
-    <w:p>
-      <w:pPr>
-        <w:pStyle w:val="ListNumber"/>
-        <w:spacing w:after="80" w:line="300" w:lineRule="auto"/>
-        <w:ind w:left="540" w:hanging="271"/>
-      </w:pPr>
-      <w:r>
-        <w:rPr>
-          <w:rFonts w:ascii="Calibri" w:hAnsi="Calibri" w:eastAsia="Microsoft YaHei"/>
-        </w:rPr>
-        <w:t>默认采用蛇形顺位：第1、3轮按基础顺位执行；第2、4轮按基础顺位反向执行。</w:t>
-      </w:r>
-    </w:p>
-    <w:p>
-      <w:pPr>
-        <w:pStyle w:val="ListNumber"/>
-        <w:spacing w:after="80" w:line="300" w:lineRule="auto"/>
-        <w:ind w:left="540" w:hanging="271"/>
-      </w:pPr>
-      <w:r>
-        <w:rPr>
-          <w:rFonts w:ascii="Calibri" w:hAnsi="Calibri" w:eastAsia="Microsoft YaHei"/>
-        </w:rPr>
-        <w:t>基础顺位由裁判在赛前确定，可手动指定或系统随机生成。</w:t>
-      </w:r>
-    </w:p>
-    <w:p>
-      <w:pPr>
-        <w:pStyle w:val="ListNumber"/>
-        <w:spacing w:after="80" w:line="300" w:lineRule="auto"/>
-        <w:ind w:left="540" w:hanging="271"/>
-      </w:pPr>
-      <w:r>
-        <w:rPr>
-          <w:rFonts w:ascii="Calibri" w:hAnsi="Calibri" w:eastAsia="Microsoft YaHei"/>
-        </w:rPr>
-        <w:t>队长跳过本轮后，本轮购买权限立即作废，不能通过裁判跳转重新购买。</w:t>
+        <w:t>如果某费用档无可用候选，该费用概率从当前卡位抽取中移除，剩余费用按原始概率等比放大。</w:t>
       </w:r>
     </w:p>
     <w:p>
@@ -2540,436 +141,54 @@
         <w:pStyle w:val="Heading1"/>
       </w:pPr>
       <w:r>
-        <w:t>五、商店与刷新</w:t>
+        <w:rPr>
+          <w:rFonts w:ascii="Microsoft YaHei" w:hAnsi="Microsoft YaHei" w:eastAsia="Microsoft YaHei"/>
+        </w:rPr>
+        <w:t>三、金币经济</w:t>
       </w:r>
     </w:p>
     <w:p>
       <w:pPr>
-        <w:pStyle w:val="ListNumber"/>
-        <w:spacing w:after="80" w:line="300" w:lineRule="auto"/>
-        <w:ind w:left="540" w:hanging="271"/>
+        <w:pStyle w:val="ListBullet"/>
       </w:pPr>
       <w:r>
         <w:rPr>
-          <w:rFonts w:ascii="Calibri" w:hAnsi="Calibri" w:eastAsia="Microsoft YaHei"/>
+          <w:rFonts w:ascii="Microsoft YaHei" w:hAnsi="Microsoft YaHei" w:eastAsia="Microsoft YaHei"/>
         </w:rPr>
-        <w:t>每名队长每轮首次进入操作时，系统免费生成一次5张商店。</w:t>
+        <w:t>每名队长开局 6 金币。第 2、3、4 轮开始时，每名队长各获得 3 金币。</w:t>
       </w:r>
     </w:p>
     <w:p>
       <w:pPr>
-        <w:pStyle w:val="ListNumber"/>
-        <w:spacing w:after="80" w:line="300" w:lineRule="auto"/>
-        <w:ind w:left="540" w:hanging="271"/>
+        <w:pStyle w:val="ListBullet"/>
       </w:pPr>
       <w:r>
         <w:rPr>
-          <w:rFonts w:ascii="Calibri" w:hAnsi="Calibri" w:eastAsia="Microsoft YaHei"/>
+          <w:rFonts w:ascii="Microsoft YaHei" w:hAnsi="Microsoft YaHei" w:eastAsia="Microsoft YaHei"/>
         </w:rPr>
-        <w:t>商店最多显示5张队员卡。</w:t>
+        <w:t>金币归队长独立拥有，不可转让、不可借贷、不可为负。</w:t>
       </w:r>
     </w:p>
     <w:p>
       <w:pPr>
-        <w:pStyle w:val="ListNumber"/>
-        <w:spacing w:after="80" w:line="300" w:lineRule="auto"/>
-        <w:ind w:left="540" w:hanging="271"/>
+        <w:pStyle w:val="ListBullet"/>
       </w:pPr>
       <w:r>
         <w:rPr>
-          <w:rFonts w:ascii="Calibri" w:hAnsi="Calibri" w:eastAsia="Microsoft YaHei"/>
+          <w:rFonts w:ascii="Microsoft YaHei" w:hAnsi="Microsoft YaHei" w:eastAsia="Microsoft YaHei"/>
         </w:rPr>
-        <w:t>当前剩余可选队员不足5人时，显示全部剩余可选队员。</w:t>
+        <w:t>每名队长每轮首次开店免费；刷新费用按第 1-4 轮分别为 1/2/3/4 金币。</w:t>
       </w:r>
     </w:p>
     <w:p>
       <w:pPr>
-        <w:pStyle w:val="ListNumber"/>
-        <w:spacing w:after="80" w:line="300" w:lineRule="auto"/>
-        <w:ind w:left="540" w:hanging="271"/>
+        <w:pStyle w:val="ListBullet"/>
       </w:pPr>
       <w:r>
         <w:rPr>
-          <w:rFonts w:ascii="Calibri" w:hAnsi="Calibri" w:eastAsia="Microsoft YaHei"/>
+          <w:rFonts w:ascii="Microsoft YaHei" w:hAnsi="Microsoft YaHei" w:eastAsia="Microsoft YaHei"/>
         </w:rPr>
-        <w:t>同一次商店展示中不会出现重复队员。</w:t>
-      </w:r>
-    </w:p>
-    <w:p>
-      <w:pPr>
-        <w:pStyle w:val="ListNumber"/>
-        <w:spacing w:after="80" w:line="300" w:lineRule="auto"/>
-        <w:ind w:left="540" w:hanging="271"/>
-      </w:pPr>
-      <w:r>
-        <w:rPr>
-          <w:rFonts w:ascii="Calibri" w:hAnsi="Calibri" w:eastAsia="Microsoft YaHei"/>
-        </w:rPr>
-        <w:t>已购买队员永久移出卡池。</w:t>
-      </w:r>
-    </w:p>
-    <w:p>
-      <w:pPr>
-        <w:pStyle w:val="ListNumber"/>
-        <w:spacing w:after="80" w:line="300" w:lineRule="auto"/>
-        <w:ind w:left="540" w:hanging="271"/>
-      </w:pPr>
-      <w:r>
-        <w:rPr>
-          <w:rFonts w:ascii="Calibri" w:hAnsi="Calibri" w:eastAsia="Microsoft YaHei"/>
-        </w:rPr>
-        <w:t>未购买但被刷新替换的队员回到卡池，之后仍可能出现。</w:t>
-      </w:r>
-    </w:p>
-    <w:p>
-      <w:pPr>
-        <w:pStyle w:val="ListNumber"/>
-        <w:spacing w:after="80" w:line="300" w:lineRule="auto"/>
-        <w:ind w:left="540" w:hanging="271"/>
-      </w:pPr>
-      <w:r>
-        <w:rPr>
-          <w:rFonts w:ascii="Calibri" w:hAnsi="Calibri" w:eastAsia="Microsoft YaHei"/>
-        </w:rPr>
-        <w:t>手动刷新不消耗购买权限，但需要支付金币。</w:t>
-      </w:r>
-    </w:p>
-    <w:tbl>
-      <w:tblPr>
-        <w:tblStyle w:val="TableGrid"/>
-        <w:tblW w:type="dxa" w:w="9360"/>
-        <w:jc w:val="left"/>
-        <w:tblLook w:firstColumn="1" w:firstRow="1" w:lastColumn="0" w:lastRow="0" w:noHBand="0" w:noVBand="1" w:val="04A0"/>
-        <w:tblBorders>
-          <w:top w:val="single" w:sz="6" w:space="0" w:color="B9C2CF"/>
-          <w:left w:val="single" w:sz="6" w:space="0" w:color="B9C2CF"/>
-          <w:bottom w:val="single" w:sz="6" w:space="0" w:color="B9C2CF"/>
-          <w:right w:val="single" w:sz="6" w:space="0" w:color="B9C2CF"/>
-          <w:insideH w:val="single" w:sz="6" w:space="0" w:color="B9C2CF"/>
-          <w:insideV w:val="single" w:sz="6" w:space="0" w:color="B9C2CF"/>
-        </w:tblBorders>
-        <w:tblInd w:w="120" w:type="dxa"/>
-        <w:tblLayout w:type="fixed"/>
-      </w:tblPr>
-      <w:tblGrid>
-        <w:gridCol w:w="4600"/>
-        <w:gridCol w:w="4760"/>
-      </w:tblGrid>
-      <w:tr>
-        <w:tc>
-          <w:tcPr>
-            <w:tcW w:type="dxa" w:w="4600"/>
-            <w:shd w:fill="E8EEF5"/>
-            <w:vAlign w:val="center"/>
-            <w:tcMar>
-              <w:top w:w="80" w:type="dxa"/>
-              <w:start w:w="120" w:type="dxa"/>
-              <w:bottom w:w="80" w:type="dxa"/>
-              <w:end w:w="120" w:type="dxa"/>
-            </w:tcMar>
-          </w:tcPr>
-          <w:p>
-            <w:pPr>
-              <w:spacing w:before="0" w:after="0" w:line="276" w:lineRule="auto"/>
-              <w:jc w:val="center"/>
-            </w:pPr>
-            <w:r/>
-            <w:r>
-              <w:rPr>
-                <w:rFonts w:ascii="Calibri" w:hAnsi="Calibri" w:eastAsia="Microsoft YaHei"/>
-                <w:b/>
-                <w:color w:val="0B2545"/>
-                <w:sz w:val="18"/>
-              </w:rPr>
-              <w:t>本轮刷新次数</w:t>
-            </w:r>
-          </w:p>
-        </w:tc>
-        <w:tc>
-          <w:tcPr>
-            <w:tcW w:type="dxa" w:w="4760"/>
-            <w:shd w:fill="E8EEF5"/>
-            <w:vAlign w:val="center"/>
-            <w:tcMar>
-              <w:top w:w="80" w:type="dxa"/>
-              <w:start w:w="120" w:type="dxa"/>
-              <w:bottom w:w="80" w:type="dxa"/>
-              <w:end w:w="120" w:type="dxa"/>
-            </w:tcMar>
-          </w:tcPr>
-          <w:p>
-            <w:pPr>
-              <w:spacing w:before="0" w:after="0" w:line="276" w:lineRule="auto"/>
-              <w:jc w:val="center"/>
-            </w:pPr>
-            <w:r/>
-            <w:r>
-              <w:rPr>
-                <w:rFonts w:ascii="Calibri" w:hAnsi="Calibri" w:eastAsia="Microsoft YaHei"/>
-                <w:b/>
-                <w:color w:val="0B2545"/>
-                <w:sz w:val="18"/>
-              </w:rPr>
-              <w:t>费用</w:t>
-            </w:r>
-          </w:p>
-        </w:tc>
-      </w:tr>
-      <w:tr>
-        <w:tc>
-          <w:tcPr>
-            <w:tcW w:type="dxa" w:w="4600"/>
-            <w:shd w:fill="FFFFFF"/>
-            <w:vAlign w:val="center"/>
-            <w:tcMar>
-              <w:top w:w="80" w:type="dxa"/>
-              <w:start w:w="120" w:type="dxa"/>
-              <w:bottom w:w="80" w:type="dxa"/>
-              <w:end w:w="120" w:type="dxa"/>
-            </w:tcMar>
-          </w:tcPr>
-          <w:p>
-            <w:pPr>
-              <w:spacing w:before="0" w:after="0" w:line="276" w:lineRule="auto"/>
-              <w:jc w:val="center"/>
-            </w:pPr>
-            <w:r/>
-            <w:r>
-              <w:rPr>
-                <w:rFonts w:ascii="Calibri" w:hAnsi="Calibri" w:eastAsia="Microsoft YaHei"/>
-                <w:b w:val="0"/>
-                <w:color w:val="000000"/>
-                <w:sz w:val="18"/>
-              </w:rPr>
-              <w:t>第1次</w:t>
-            </w:r>
-          </w:p>
-        </w:tc>
-        <w:tc>
-          <w:tcPr>
-            <w:tcW w:type="dxa" w:w="4760"/>
-            <w:shd w:fill="FFFFFF"/>
-            <w:vAlign w:val="center"/>
-            <w:tcMar>
-              <w:top w:w="80" w:type="dxa"/>
-              <w:start w:w="120" w:type="dxa"/>
-              <w:bottom w:w="80" w:type="dxa"/>
-              <w:end w:w="120" w:type="dxa"/>
-            </w:tcMar>
-          </w:tcPr>
-          <w:p>
-            <w:pPr>
-              <w:spacing w:before="0" w:after="0" w:line="276" w:lineRule="auto"/>
-              <w:jc w:val="center"/>
-            </w:pPr>
-            <w:r/>
-            <w:r>
-              <w:rPr>
-                <w:rFonts w:ascii="Calibri" w:hAnsi="Calibri" w:eastAsia="Microsoft YaHei"/>
-                <w:b w:val="0"/>
-                <w:color w:val="000000"/>
-                <w:sz w:val="18"/>
-              </w:rPr>
-              <w:t>1金币</w:t>
-            </w:r>
-          </w:p>
-        </w:tc>
-      </w:tr>
-      <w:tr>
-        <w:tc>
-          <w:tcPr>
-            <w:tcW w:type="dxa" w:w="4600"/>
-            <w:shd w:fill="F2F4F7"/>
-            <w:vAlign w:val="center"/>
-            <w:tcMar>
-              <w:top w:w="80" w:type="dxa"/>
-              <w:start w:w="120" w:type="dxa"/>
-              <w:bottom w:w="80" w:type="dxa"/>
-              <w:end w:w="120" w:type="dxa"/>
-            </w:tcMar>
-          </w:tcPr>
-          <w:p>
-            <w:pPr>
-              <w:spacing w:before="0" w:after="0" w:line="276" w:lineRule="auto"/>
-              <w:jc w:val="center"/>
-            </w:pPr>
-            <w:r/>
-            <w:r>
-              <w:rPr>
-                <w:rFonts w:ascii="Calibri" w:hAnsi="Calibri" w:eastAsia="Microsoft YaHei"/>
-                <w:b w:val="0"/>
-                <w:color w:val="000000"/>
-                <w:sz w:val="18"/>
-              </w:rPr>
-              <w:t>第2次</w:t>
-            </w:r>
-          </w:p>
-        </w:tc>
-        <w:tc>
-          <w:tcPr>
-            <w:tcW w:type="dxa" w:w="4760"/>
-            <w:shd w:fill="F2F4F7"/>
-            <w:vAlign w:val="center"/>
-            <w:tcMar>
-              <w:top w:w="80" w:type="dxa"/>
-              <w:start w:w="120" w:type="dxa"/>
-              <w:bottom w:w="80" w:type="dxa"/>
-              <w:end w:w="120" w:type="dxa"/>
-            </w:tcMar>
-          </w:tcPr>
-          <w:p>
-            <w:pPr>
-              <w:spacing w:before="0" w:after="0" w:line="276" w:lineRule="auto"/>
-              <w:jc w:val="center"/>
-            </w:pPr>
-            <w:r/>
-            <w:r>
-              <w:rPr>
-                <w:rFonts w:ascii="Calibri" w:hAnsi="Calibri" w:eastAsia="Microsoft YaHei"/>
-                <w:b w:val="0"/>
-                <w:color w:val="000000"/>
-                <w:sz w:val="18"/>
-              </w:rPr>
-              <w:t>2金币</w:t>
-            </w:r>
-          </w:p>
-        </w:tc>
-      </w:tr>
-      <w:tr>
-        <w:tc>
-          <w:tcPr>
-            <w:tcW w:type="dxa" w:w="4600"/>
-            <w:shd w:fill="FFFFFF"/>
-            <w:vAlign w:val="center"/>
-            <w:tcMar>
-              <w:top w:w="80" w:type="dxa"/>
-              <w:start w:w="120" w:type="dxa"/>
-              <w:bottom w:w="80" w:type="dxa"/>
-              <w:end w:w="120" w:type="dxa"/>
-            </w:tcMar>
-          </w:tcPr>
-          <w:p>
-            <w:pPr>
-              <w:spacing w:before="0" w:after="0" w:line="276" w:lineRule="auto"/>
-              <w:jc w:val="center"/>
-            </w:pPr>
-            <w:r/>
-            <w:r>
-              <w:rPr>
-                <w:rFonts w:ascii="Calibri" w:hAnsi="Calibri" w:eastAsia="Microsoft YaHei"/>
-                <w:b w:val="0"/>
-                <w:color w:val="000000"/>
-                <w:sz w:val="18"/>
-              </w:rPr>
-              <w:t>第3次</w:t>
-            </w:r>
-          </w:p>
-        </w:tc>
-        <w:tc>
-          <w:tcPr>
-            <w:tcW w:type="dxa" w:w="4760"/>
-            <w:shd w:fill="FFFFFF"/>
-            <w:vAlign w:val="center"/>
-            <w:tcMar>
-              <w:top w:w="80" w:type="dxa"/>
-              <w:start w:w="120" w:type="dxa"/>
-              <w:bottom w:w="80" w:type="dxa"/>
-              <w:end w:w="120" w:type="dxa"/>
-            </w:tcMar>
-          </w:tcPr>
-          <w:p>
-            <w:pPr>
-              <w:spacing w:before="0" w:after="0" w:line="276" w:lineRule="auto"/>
-              <w:jc w:val="center"/>
-            </w:pPr>
-            <w:r/>
-            <w:r>
-              <w:rPr>
-                <w:rFonts w:ascii="Calibri" w:hAnsi="Calibri" w:eastAsia="Microsoft YaHei"/>
-                <w:b w:val="0"/>
-                <w:color w:val="000000"/>
-                <w:sz w:val="18"/>
-              </w:rPr>
-              <w:t>3金币</w:t>
-            </w:r>
-          </w:p>
-        </w:tc>
-      </w:tr>
-      <w:tr>
-        <w:tc>
-          <w:tcPr>
-            <w:tcW w:type="dxa" w:w="4600"/>
-            <w:shd w:fill="F2F4F7"/>
-            <w:vAlign w:val="center"/>
-            <w:tcMar>
-              <w:top w:w="80" w:type="dxa"/>
-              <w:start w:w="120" w:type="dxa"/>
-              <w:bottom w:w="80" w:type="dxa"/>
-              <w:end w:w="120" w:type="dxa"/>
-            </w:tcMar>
-          </w:tcPr>
-          <w:p>
-            <w:pPr>
-              <w:spacing w:before="0" w:after="0" w:line="276" w:lineRule="auto"/>
-              <w:jc w:val="center"/>
-            </w:pPr>
-            <w:r/>
-            <w:r>
-              <w:rPr>
-                <w:rFonts w:ascii="Calibri" w:hAnsi="Calibri" w:eastAsia="Microsoft YaHei"/>
-                <w:b w:val="0"/>
-                <w:color w:val="000000"/>
-                <w:sz w:val="18"/>
-              </w:rPr>
-              <w:t>第4次及以后</w:t>
-            </w:r>
-          </w:p>
-        </w:tc>
-        <w:tc>
-          <w:tcPr>
-            <w:tcW w:type="dxa" w:w="4760"/>
-            <w:shd w:fill="F2F4F7"/>
-            <w:vAlign w:val="center"/>
-            <w:tcMar>
-              <w:top w:w="80" w:type="dxa"/>
-              <w:start w:w="120" w:type="dxa"/>
-              <w:bottom w:w="80" w:type="dxa"/>
-              <w:end w:w="120" w:type="dxa"/>
-            </w:tcMar>
-          </w:tcPr>
-          <w:p>
-            <w:pPr>
-              <w:spacing w:before="0" w:after="0" w:line="276" w:lineRule="auto"/>
-              <w:jc w:val="center"/>
-            </w:pPr>
-            <w:r/>
-            <w:r>
-              <w:rPr>
-                <w:rFonts w:ascii="Calibri" w:hAnsi="Calibri" w:eastAsia="Microsoft YaHei"/>
-                <w:b w:val="0"/>
-                <w:color w:val="000000"/>
-                <w:sz w:val="18"/>
-              </w:rPr>
-              <w:t>4金币</w:t>
-            </w:r>
-          </w:p>
-        </w:tc>
-      </w:tr>
-    </w:tbl>
-    <w:p>
-      <w:pPr>
-        <w:spacing w:after="60"/>
-      </w:pPr>
-    </w:p>
-    <w:p>
-      <w:pPr>
-        <w:spacing w:after="120" w:line="300" w:lineRule="auto"/>
-      </w:pPr>
-      <w:r>
-        <w:rPr>
-          <w:rFonts w:ascii="Calibri" w:hAnsi="Calibri" w:eastAsia="Microsoft YaHei"/>
-        </w:rPr>
-        <w:t>刷新费用按队长、按轮次单独计算，每轮重置。</w:t>
+        <w:t>购买费用以真实卡费用为准，折扣、返还、抬价和特殊经济海克斯在购买结算中记录。</w:t>
       </w:r>
     </w:p>
     <w:p>
@@ -2977,85 +196,54 @@
         <w:pStyle w:val="Heading1"/>
       </w:pPr>
       <w:r>
-        <w:t>六、购买规则</w:t>
+        <w:rPr>
+          <w:rFonts w:ascii="Microsoft YaHei" w:hAnsi="Microsoft YaHei" w:eastAsia="Microsoft YaHei"/>
+        </w:rPr>
+        <w:t>四、商店与购买</w:t>
       </w:r>
     </w:p>
     <w:p>
       <w:pPr>
-        <w:pStyle w:val="ListNumber"/>
-        <w:spacing w:after="80" w:line="300" w:lineRule="auto"/>
-        <w:ind w:left="540" w:hanging="271"/>
+        <w:pStyle w:val="ListBullet"/>
       </w:pPr>
       <w:r>
         <w:rPr>
-          <w:rFonts w:ascii="Calibri" w:hAnsi="Calibri" w:eastAsia="Microsoft YaHei"/>
+          <w:rFonts w:ascii="Microsoft YaHei" w:hAnsi="Microsoft YaHei" w:eastAsia="Microsoft YaHei"/>
         </w:rPr>
-        <w:t>队员售价等于其费用。</w:t>
+        <w:t>每名队长每轮最多拥有一次购买权。购买、跳过、部分海克斯入队或规则跳过都会结束本轮购买权。</w:t>
       </w:r>
     </w:p>
     <w:p>
       <w:pPr>
-        <w:pStyle w:val="ListNumber"/>
-        <w:spacing w:after="80" w:line="300" w:lineRule="auto"/>
-        <w:ind w:left="540" w:hanging="271"/>
+        <w:pStyle w:val="ListBullet"/>
       </w:pPr>
       <w:r>
         <w:rPr>
-          <w:rFonts w:ascii="Calibri" w:hAnsi="Calibri" w:eastAsia="Microsoft YaHei"/>
+          <w:rFonts w:ascii="Microsoft YaHei" w:hAnsi="Microsoft YaHei" w:eastAsia="Microsoft YaHei"/>
         </w:rPr>
-        <w:t>1费队员售价1金币，2费售价2金币，依此类推，5费队员售价5金币。</w:t>
+        <w:t>每次商店默认展示最多 5 张同阵营候选卡；当前同阵营可选候选不足时展示实际数量。</w:t>
       </w:r>
     </w:p>
     <w:p>
       <w:pPr>
-        <w:pStyle w:val="ListNumber"/>
-        <w:spacing w:after="80" w:line="300" w:lineRule="auto"/>
-        <w:ind w:left="540" w:hanging="271"/>
+        <w:pStyle w:val="ListBullet"/>
       </w:pPr>
       <w:r>
         <w:rPr>
-          <w:rFonts w:ascii="Calibri" w:hAnsi="Calibri" w:eastAsia="Microsoft YaHei"/>
+          <w:rFonts w:ascii="Microsoft YaHei" w:hAnsi="Microsoft YaHei" w:eastAsia="Microsoft YaHei"/>
         </w:rPr>
-        <w:t>金币不足时不能购买。</w:t>
+        <w:t>购买前和入队前都会执行同阵营、非队长、非禁用、容量和重复归属硬校验。</w:t>
       </w:r>
     </w:p>
     <w:p>
       <w:pPr>
-        <w:pStyle w:val="ListNumber"/>
-        <w:spacing w:after="80" w:line="300" w:lineRule="auto"/>
-        <w:ind w:left="540" w:hanging="271"/>
+        <w:pStyle w:val="ListBullet"/>
       </w:pPr>
       <w:r>
         <w:rPr>
-          <w:rFonts w:ascii="Calibri" w:hAnsi="Calibri" w:eastAsia="Microsoft YaHei"/>
+          <w:rFonts w:ascii="Microsoft YaHei" w:hAnsi="Microsoft YaHei" w:eastAsia="Microsoft YaHei"/>
         </w:rPr>
-        <w:t>购买成功后，本轮购买权限消耗。</w:t>
-      </w:r>
-    </w:p>
-    <w:p>
-      <w:pPr>
-        <w:pStyle w:val="ListNumber"/>
-        <w:spacing w:after="80" w:line="300" w:lineRule="auto"/>
-        <w:ind w:left="540" w:hanging="271"/>
-      </w:pPr>
-      <w:r>
-        <w:rPr>
-          <w:rFonts w:ascii="Calibri" w:hAnsi="Calibri" w:eastAsia="Microsoft YaHei"/>
-        </w:rPr>
-        <w:t>购买后不可出售、不可退款、不可替换。</w:t>
-      </w:r>
-    </w:p>
-    <w:p>
-      <w:pPr>
-        <w:pStyle w:val="ListNumber"/>
-        <w:spacing w:after="80" w:line="300" w:lineRule="auto"/>
-        <w:ind w:left="540" w:hanging="271"/>
-      </w:pPr>
-      <w:r>
-        <w:rPr>
-          <w:rFonts w:ascii="Calibri" w:hAnsi="Calibri" w:eastAsia="Microsoft YaHei"/>
-        </w:rPr>
-        <w:t>购买完成后该队长本轮操作结束。</w:t>
+        <w:t>被雪定饿的喵影响时，商店显示身份和真实身份可以错位，但购买和扣费始终按真实卡结算。</w:t>
       </w:r>
     </w:p>
     <w:p>
@@ -3063,957 +251,54 @@
         <w:pStyle w:val="Heading1"/>
       </w:pPr>
       <w:r>
-        <w:t>七、卡池概率</w:t>
-      </w:r>
-    </w:p>
-    <w:tbl>
-      <w:tblPr>
-        <w:tblStyle w:val="TableGrid"/>
-        <w:tblW w:type="dxa" w:w="9360"/>
-        <w:jc w:val="left"/>
-        <w:tblLook w:firstColumn="1" w:firstRow="1" w:lastColumn="0" w:lastRow="0" w:noHBand="0" w:noVBand="1" w:val="04A0"/>
-        <w:tblBorders>
-          <w:top w:val="single" w:sz="6" w:space="0" w:color="B9C2CF"/>
-          <w:left w:val="single" w:sz="6" w:space="0" w:color="B9C2CF"/>
-          <w:bottom w:val="single" w:sz="6" w:space="0" w:color="B9C2CF"/>
-          <w:right w:val="single" w:sz="6" w:space="0" w:color="B9C2CF"/>
-          <w:insideH w:val="single" w:sz="6" w:space="0" w:color="B9C2CF"/>
-          <w:insideV w:val="single" w:sz="6" w:space="0" w:color="B9C2CF"/>
-        </w:tblBorders>
-        <w:tblInd w:w="120" w:type="dxa"/>
-        <w:tblLayout w:type="fixed"/>
-      </w:tblPr>
-      <w:tblGrid>
-        <w:gridCol w:w="1560"/>
-        <w:gridCol w:w="1560"/>
-        <w:gridCol w:w="1560"/>
-        <w:gridCol w:w="1560"/>
-        <w:gridCol w:w="1560"/>
-        <w:gridCol w:w="1560"/>
-      </w:tblGrid>
-      <w:tr>
-        <w:tc>
-          <w:tcPr>
-            <w:tcW w:type="dxa" w:w="1560"/>
-            <w:shd w:fill="E8EEF5"/>
-            <w:vAlign w:val="center"/>
-            <w:tcMar>
-              <w:top w:w="80" w:type="dxa"/>
-              <w:start w:w="120" w:type="dxa"/>
-              <w:bottom w:w="80" w:type="dxa"/>
-              <w:end w:w="120" w:type="dxa"/>
-            </w:tcMar>
-          </w:tcPr>
-          <w:p>
-            <w:pPr>
-              <w:spacing w:before="0" w:after="0" w:line="276" w:lineRule="auto"/>
-              <w:jc w:val="center"/>
-            </w:pPr>
-            <w:r/>
-            <w:r>
-              <w:rPr>
-                <w:rFonts w:ascii="Calibri" w:hAnsi="Calibri" w:eastAsia="Microsoft YaHei"/>
-                <w:b/>
-                <w:color w:val="0B2545"/>
-                <w:sz w:val="18"/>
-              </w:rPr>
-              <w:t>轮次</w:t>
-            </w:r>
-          </w:p>
-        </w:tc>
-        <w:tc>
-          <w:tcPr>
-            <w:tcW w:type="dxa" w:w="1560"/>
-            <w:shd w:fill="E8EEF5"/>
-            <w:vAlign w:val="center"/>
-            <w:tcMar>
-              <w:top w:w="80" w:type="dxa"/>
-              <w:start w:w="120" w:type="dxa"/>
-              <w:bottom w:w="80" w:type="dxa"/>
-              <w:end w:w="120" w:type="dxa"/>
-            </w:tcMar>
-          </w:tcPr>
-          <w:p>
-            <w:pPr>
-              <w:spacing w:before="0" w:after="0" w:line="276" w:lineRule="auto"/>
-              <w:jc w:val="center"/>
-            </w:pPr>
-            <w:r/>
-            <w:r>
-              <w:rPr>
-                <w:rFonts w:ascii="Calibri" w:hAnsi="Calibri" w:eastAsia="Microsoft YaHei"/>
-                <w:b/>
-                <w:color w:val="0B2545"/>
-                <w:sz w:val="18"/>
-              </w:rPr>
-              <w:t>1费</w:t>
-            </w:r>
-          </w:p>
-        </w:tc>
-        <w:tc>
-          <w:tcPr>
-            <w:tcW w:type="dxa" w:w="1560"/>
-            <w:shd w:fill="E8EEF5"/>
-            <w:vAlign w:val="center"/>
-            <w:tcMar>
-              <w:top w:w="80" w:type="dxa"/>
-              <w:start w:w="120" w:type="dxa"/>
-              <w:bottom w:w="80" w:type="dxa"/>
-              <w:end w:w="120" w:type="dxa"/>
-            </w:tcMar>
-          </w:tcPr>
-          <w:p>
-            <w:pPr>
-              <w:spacing w:before="0" w:after="0" w:line="276" w:lineRule="auto"/>
-              <w:jc w:val="center"/>
-            </w:pPr>
-            <w:r/>
-            <w:r>
-              <w:rPr>
-                <w:rFonts w:ascii="Calibri" w:hAnsi="Calibri" w:eastAsia="Microsoft YaHei"/>
-                <w:b/>
-                <w:color w:val="0B2545"/>
-                <w:sz w:val="18"/>
-              </w:rPr>
-              <w:t>2费</w:t>
-            </w:r>
-          </w:p>
-        </w:tc>
-        <w:tc>
-          <w:tcPr>
-            <w:tcW w:type="dxa" w:w="1560"/>
-            <w:shd w:fill="E8EEF5"/>
-            <w:vAlign w:val="center"/>
-            <w:tcMar>
-              <w:top w:w="80" w:type="dxa"/>
-              <w:start w:w="120" w:type="dxa"/>
-              <w:bottom w:w="80" w:type="dxa"/>
-              <w:end w:w="120" w:type="dxa"/>
-            </w:tcMar>
-          </w:tcPr>
-          <w:p>
-            <w:pPr>
-              <w:spacing w:before="0" w:after="0" w:line="276" w:lineRule="auto"/>
-              <w:jc w:val="center"/>
-            </w:pPr>
-            <w:r/>
-            <w:r>
-              <w:rPr>
-                <w:rFonts w:ascii="Calibri" w:hAnsi="Calibri" w:eastAsia="Microsoft YaHei"/>
-                <w:b/>
-                <w:color w:val="0B2545"/>
-                <w:sz w:val="18"/>
-              </w:rPr>
-              <w:t>3费</w:t>
-            </w:r>
-          </w:p>
-        </w:tc>
-        <w:tc>
-          <w:tcPr>
-            <w:tcW w:type="dxa" w:w="1560"/>
-            <w:shd w:fill="E8EEF5"/>
-            <w:vAlign w:val="center"/>
-            <w:tcMar>
-              <w:top w:w="80" w:type="dxa"/>
-              <w:start w:w="120" w:type="dxa"/>
-              <w:bottom w:w="80" w:type="dxa"/>
-              <w:end w:w="120" w:type="dxa"/>
-            </w:tcMar>
-          </w:tcPr>
-          <w:p>
-            <w:pPr>
-              <w:spacing w:before="0" w:after="0" w:line="276" w:lineRule="auto"/>
-              <w:jc w:val="center"/>
-            </w:pPr>
-            <w:r/>
-            <w:r>
-              <w:rPr>
-                <w:rFonts w:ascii="Calibri" w:hAnsi="Calibri" w:eastAsia="Microsoft YaHei"/>
-                <w:b/>
-                <w:color w:val="0B2545"/>
-                <w:sz w:val="18"/>
-              </w:rPr>
-              <w:t>4费</w:t>
-            </w:r>
-          </w:p>
-        </w:tc>
-        <w:tc>
-          <w:tcPr>
-            <w:tcW w:type="dxa" w:w="1560"/>
-            <w:shd w:fill="E8EEF5"/>
-            <w:vAlign w:val="center"/>
-            <w:tcMar>
-              <w:top w:w="80" w:type="dxa"/>
-              <w:start w:w="120" w:type="dxa"/>
-              <w:bottom w:w="80" w:type="dxa"/>
-              <w:end w:w="120" w:type="dxa"/>
-            </w:tcMar>
-          </w:tcPr>
-          <w:p>
-            <w:pPr>
-              <w:spacing w:before="0" w:after="0" w:line="276" w:lineRule="auto"/>
-              <w:jc w:val="center"/>
-            </w:pPr>
-            <w:r/>
-            <w:r>
-              <w:rPr>
-                <w:rFonts w:ascii="Calibri" w:hAnsi="Calibri" w:eastAsia="Microsoft YaHei"/>
-                <w:b/>
-                <w:color w:val="0B2545"/>
-                <w:sz w:val="18"/>
-              </w:rPr>
-              <w:t>5费</w:t>
-            </w:r>
-          </w:p>
-        </w:tc>
-      </w:tr>
-      <w:tr>
-        <w:tc>
-          <w:tcPr>
-            <w:tcW w:type="dxa" w:w="1560"/>
-            <w:shd w:fill="FFFFFF"/>
-            <w:vAlign w:val="center"/>
-            <w:tcMar>
-              <w:top w:w="80" w:type="dxa"/>
-              <w:start w:w="120" w:type="dxa"/>
-              <w:bottom w:w="80" w:type="dxa"/>
-              <w:end w:w="120" w:type="dxa"/>
-            </w:tcMar>
-          </w:tcPr>
-          <w:p>
-            <w:pPr>
-              <w:spacing w:before="0" w:after="0" w:line="276" w:lineRule="auto"/>
-              <w:jc w:val="center"/>
-            </w:pPr>
-            <w:r/>
-            <w:r>
-              <w:rPr>
-                <w:rFonts w:ascii="Calibri" w:hAnsi="Calibri" w:eastAsia="Microsoft YaHei"/>
-                <w:b w:val="0"/>
-                <w:color w:val="000000"/>
-                <w:sz w:val="18"/>
-              </w:rPr>
-              <w:t>第一轮</w:t>
-            </w:r>
-          </w:p>
-        </w:tc>
-        <w:tc>
-          <w:tcPr>
-            <w:tcW w:type="dxa" w:w="1560"/>
-            <w:shd w:fill="FFFFFF"/>
-            <w:vAlign w:val="center"/>
-            <w:tcMar>
-              <w:top w:w="80" w:type="dxa"/>
-              <w:start w:w="120" w:type="dxa"/>
-              <w:bottom w:w="80" w:type="dxa"/>
-              <w:end w:w="120" w:type="dxa"/>
-            </w:tcMar>
-          </w:tcPr>
-          <w:p>
-            <w:pPr>
-              <w:spacing w:before="0" w:after="0" w:line="276" w:lineRule="auto"/>
-              <w:jc w:val="center"/>
-            </w:pPr>
-            <w:r/>
-            <w:r>
-              <w:rPr>
-                <w:rFonts w:ascii="Calibri" w:hAnsi="Calibri" w:eastAsia="Microsoft YaHei"/>
-                <w:b w:val="0"/>
-                <w:color w:val="000000"/>
-                <w:sz w:val="18"/>
-              </w:rPr>
-              <w:t>50%</w:t>
-            </w:r>
-          </w:p>
-        </w:tc>
-        <w:tc>
-          <w:tcPr>
-            <w:tcW w:type="dxa" w:w="1560"/>
-            <w:shd w:fill="FFFFFF"/>
-            <w:vAlign w:val="center"/>
-            <w:tcMar>
-              <w:top w:w="80" w:type="dxa"/>
-              <w:start w:w="120" w:type="dxa"/>
-              <w:bottom w:w="80" w:type="dxa"/>
-              <w:end w:w="120" w:type="dxa"/>
-            </w:tcMar>
-          </w:tcPr>
-          <w:p>
-            <w:pPr>
-              <w:spacing w:before="0" w:after="0" w:line="276" w:lineRule="auto"/>
-              <w:jc w:val="center"/>
-            </w:pPr>
-            <w:r/>
-            <w:r>
-              <w:rPr>
-                <w:rFonts w:ascii="Calibri" w:hAnsi="Calibri" w:eastAsia="Microsoft YaHei"/>
-                <w:b w:val="0"/>
-                <w:color w:val="000000"/>
-                <w:sz w:val="18"/>
-              </w:rPr>
-              <w:t>35%</w:t>
-            </w:r>
-          </w:p>
-        </w:tc>
-        <w:tc>
-          <w:tcPr>
-            <w:tcW w:type="dxa" w:w="1560"/>
-            <w:shd w:fill="FFFFFF"/>
-            <w:vAlign w:val="center"/>
-            <w:tcMar>
-              <w:top w:w="80" w:type="dxa"/>
-              <w:start w:w="120" w:type="dxa"/>
-              <w:bottom w:w="80" w:type="dxa"/>
-              <w:end w:w="120" w:type="dxa"/>
-            </w:tcMar>
-          </w:tcPr>
-          <w:p>
-            <w:pPr>
-              <w:spacing w:before="0" w:after="0" w:line="276" w:lineRule="auto"/>
-              <w:jc w:val="center"/>
-            </w:pPr>
-            <w:r/>
-            <w:r>
-              <w:rPr>
-                <w:rFonts w:ascii="Calibri" w:hAnsi="Calibri" w:eastAsia="Microsoft YaHei"/>
-                <w:b w:val="0"/>
-                <w:color w:val="000000"/>
-                <w:sz w:val="18"/>
-              </w:rPr>
-              <w:t>15%</w:t>
-            </w:r>
-          </w:p>
-        </w:tc>
-        <w:tc>
-          <w:tcPr>
-            <w:tcW w:type="dxa" w:w="1560"/>
-            <w:shd w:fill="FFFFFF"/>
-            <w:vAlign w:val="center"/>
-            <w:tcMar>
-              <w:top w:w="80" w:type="dxa"/>
-              <w:start w:w="120" w:type="dxa"/>
-              <w:bottom w:w="80" w:type="dxa"/>
-              <w:end w:w="120" w:type="dxa"/>
-            </w:tcMar>
-          </w:tcPr>
-          <w:p>
-            <w:pPr>
-              <w:spacing w:before="0" w:after="0" w:line="276" w:lineRule="auto"/>
-              <w:jc w:val="center"/>
-            </w:pPr>
-            <w:r/>
-            <w:r>
-              <w:rPr>
-                <w:rFonts w:ascii="Calibri" w:hAnsi="Calibri" w:eastAsia="Microsoft YaHei"/>
-                <w:b w:val="0"/>
-                <w:color w:val="000000"/>
-                <w:sz w:val="18"/>
-              </w:rPr>
-              <w:t>0%</w:t>
-            </w:r>
-          </w:p>
-        </w:tc>
-        <w:tc>
-          <w:tcPr>
-            <w:tcW w:type="dxa" w:w="1560"/>
-            <w:shd w:fill="FFFFFF"/>
-            <w:vAlign w:val="center"/>
-            <w:tcMar>
-              <w:top w:w="80" w:type="dxa"/>
-              <w:start w:w="120" w:type="dxa"/>
-              <w:bottom w:w="80" w:type="dxa"/>
-              <w:end w:w="120" w:type="dxa"/>
-            </w:tcMar>
-          </w:tcPr>
-          <w:p>
-            <w:pPr>
-              <w:spacing w:before="0" w:after="0" w:line="276" w:lineRule="auto"/>
-              <w:jc w:val="center"/>
-            </w:pPr>
-            <w:r/>
-            <w:r>
-              <w:rPr>
-                <w:rFonts w:ascii="Calibri" w:hAnsi="Calibri" w:eastAsia="Microsoft YaHei"/>
-                <w:b w:val="0"/>
-                <w:color w:val="000000"/>
-                <w:sz w:val="18"/>
-              </w:rPr>
-              <w:t>0%</w:t>
-            </w:r>
-          </w:p>
-        </w:tc>
-      </w:tr>
-      <w:tr>
-        <w:tc>
-          <w:tcPr>
-            <w:tcW w:type="dxa" w:w="1560"/>
-            <w:shd w:fill="F2F4F7"/>
-            <w:vAlign w:val="center"/>
-            <w:tcMar>
-              <w:top w:w="80" w:type="dxa"/>
-              <w:start w:w="120" w:type="dxa"/>
-              <w:bottom w:w="80" w:type="dxa"/>
-              <w:end w:w="120" w:type="dxa"/>
-            </w:tcMar>
-          </w:tcPr>
-          <w:p>
-            <w:pPr>
-              <w:spacing w:before="0" w:after="0" w:line="276" w:lineRule="auto"/>
-              <w:jc w:val="center"/>
-            </w:pPr>
-            <w:r/>
-            <w:r>
-              <w:rPr>
-                <w:rFonts w:ascii="Calibri" w:hAnsi="Calibri" w:eastAsia="Microsoft YaHei"/>
-                <w:b w:val="0"/>
-                <w:color w:val="000000"/>
-                <w:sz w:val="18"/>
-              </w:rPr>
-              <w:t>第二轮</w:t>
-            </w:r>
-          </w:p>
-        </w:tc>
-        <w:tc>
-          <w:tcPr>
-            <w:tcW w:type="dxa" w:w="1560"/>
-            <w:shd w:fill="F2F4F7"/>
-            <w:vAlign w:val="center"/>
-            <w:tcMar>
-              <w:top w:w="80" w:type="dxa"/>
-              <w:start w:w="120" w:type="dxa"/>
-              <w:bottom w:w="80" w:type="dxa"/>
-              <w:end w:w="120" w:type="dxa"/>
-            </w:tcMar>
-          </w:tcPr>
-          <w:p>
-            <w:pPr>
-              <w:spacing w:before="0" w:after="0" w:line="276" w:lineRule="auto"/>
-              <w:jc w:val="center"/>
-            </w:pPr>
-            <w:r/>
-            <w:r>
-              <w:rPr>
-                <w:rFonts w:ascii="Calibri" w:hAnsi="Calibri" w:eastAsia="Microsoft YaHei"/>
-                <w:b w:val="0"/>
-                <w:color w:val="000000"/>
-                <w:sz w:val="18"/>
-              </w:rPr>
-              <w:t>35%</w:t>
-            </w:r>
-          </w:p>
-        </w:tc>
-        <w:tc>
-          <w:tcPr>
-            <w:tcW w:type="dxa" w:w="1560"/>
-            <w:shd w:fill="F2F4F7"/>
-            <w:vAlign w:val="center"/>
-            <w:tcMar>
-              <w:top w:w="80" w:type="dxa"/>
-              <w:start w:w="120" w:type="dxa"/>
-              <w:bottom w:w="80" w:type="dxa"/>
-              <w:end w:w="120" w:type="dxa"/>
-            </w:tcMar>
-          </w:tcPr>
-          <w:p>
-            <w:pPr>
-              <w:spacing w:before="0" w:after="0" w:line="276" w:lineRule="auto"/>
-              <w:jc w:val="center"/>
-            </w:pPr>
-            <w:r/>
-            <w:r>
-              <w:rPr>
-                <w:rFonts w:ascii="Calibri" w:hAnsi="Calibri" w:eastAsia="Microsoft YaHei"/>
-                <w:b w:val="0"/>
-                <w:color w:val="000000"/>
-                <w:sz w:val="18"/>
-              </w:rPr>
-              <w:t>35%</w:t>
-            </w:r>
-          </w:p>
-        </w:tc>
-        <w:tc>
-          <w:tcPr>
-            <w:tcW w:type="dxa" w:w="1560"/>
-            <w:shd w:fill="F2F4F7"/>
-            <w:vAlign w:val="center"/>
-            <w:tcMar>
-              <w:top w:w="80" w:type="dxa"/>
-              <w:start w:w="120" w:type="dxa"/>
-              <w:bottom w:w="80" w:type="dxa"/>
-              <w:end w:w="120" w:type="dxa"/>
-            </w:tcMar>
-          </w:tcPr>
-          <w:p>
-            <w:pPr>
-              <w:spacing w:before="0" w:after="0" w:line="276" w:lineRule="auto"/>
-              <w:jc w:val="center"/>
-            </w:pPr>
-            <w:r/>
-            <w:r>
-              <w:rPr>
-                <w:rFonts w:ascii="Calibri" w:hAnsi="Calibri" w:eastAsia="Microsoft YaHei"/>
-                <w:b w:val="0"/>
-                <w:color w:val="000000"/>
-                <w:sz w:val="18"/>
-              </w:rPr>
-              <w:t>25%</w:t>
-            </w:r>
-          </w:p>
-        </w:tc>
-        <w:tc>
-          <w:tcPr>
-            <w:tcW w:type="dxa" w:w="1560"/>
-            <w:shd w:fill="F2F4F7"/>
-            <w:vAlign w:val="center"/>
-            <w:tcMar>
-              <w:top w:w="80" w:type="dxa"/>
-              <w:start w:w="120" w:type="dxa"/>
-              <w:bottom w:w="80" w:type="dxa"/>
-              <w:end w:w="120" w:type="dxa"/>
-            </w:tcMar>
-          </w:tcPr>
-          <w:p>
-            <w:pPr>
-              <w:spacing w:before="0" w:after="0" w:line="276" w:lineRule="auto"/>
-              <w:jc w:val="center"/>
-            </w:pPr>
-            <w:r/>
-            <w:r>
-              <w:rPr>
-                <w:rFonts w:ascii="Calibri" w:hAnsi="Calibri" w:eastAsia="Microsoft YaHei"/>
-                <w:b w:val="0"/>
-                <w:color w:val="000000"/>
-                <w:sz w:val="18"/>
-              </w:rPr>
-              <w:t>5%</w:t>
-            </w:r>
-          </w:p>
-        </w:tc>
-        <w:tc>
-          <w:tcPr>
-            <w:tcW w:type="dxa" w:w="1560"/>
-            <w:shd w:fill="F2F4F7"/>
-            <w:vAlign w:val="center"/>
-            <w:tcMar>
-              <w:top w:w="80" w:type="dxa"/>
-              <w:start w:w="120" w:type="dxa"/>
-              <w:bottom w:w="80" w:type="dxa"/>
-              <w:end w:w="120" w:type="dxa"/>
-            </w:tcMar>
-          </w:tcPr>
-          <w:p>
-            <w:pPr>
-              <w:spacing w:before="0" w:after="0" w:line="276" w:lineRule="auto"/>
-              <w:jc w:val="center"/>
-            </w:pPr>
-            <w:r/>
-            <w:r>
-              <w:rPr>
-                <w:rFonts w:ascii="Calibri" w:hAnsi="Calibri" w:eastAsia="Microsoft YaHei"/>
-                <w:b w:val="0"/>
-                <w:color w:val="000000"/>
-                <w:sz w:val="18"/>
-              </w:rPr>
-              <w:t>0%</w:t>
-            </w:r>
-          </w:p>
-        </w:tc>
-      </w:tr>
-      <w:tr>
-        <w:tc>
-          <w:tcPr>
-            <w:tcW w:type="dxa" w:w="1560"/>
-            <w:shd w:fill="FFFFFF"/>
-            <w:vAlign w:val="center"/>
-            <w:tcMar>
-              <w:top w:w="80" w:type="dxa"/>
-              <w:start w:w="120" w:type="dxa"/>
-              <w:bottom w:w="80" w:type="dxa"/>
-              <w:end w:w="120" w:type="dxa"/>
-            </w:tcMar>
-          </w:tcPr>
-          <w:p>
-            <w:pPr>
-              <w:spacing w:before="0" w:after="0" w:line="276" w:lineRule="auto"/>
-              <w:jc w:val="center"/>
-            </w:pPr>
-            <w:r/>
-            <w:r>
-              <w:rPr>
-                <w:rFonts w:ascii="Calibri" w:hAnsi="Calibri" w:eastAsia="Microsoft YaHei"/>
-                <w:b w:val="0"/>
-                <w:color w:val="000000"/>
-                <w:sz w:val="18"/>
-              </w:rPr>
-              <w:t>第三轮</w:t>
-            </w:r>
-          </w:p>
-        </w:tc>
-        <w:tc>
-          <w:tcPr>
-            <w:tcW w:type="dxa" w:w="1560"/>
-            <w:shd w:fill="FFFFFF"/>
-            <w:vAlign w:val="center"/>
-            <w:tcMar>
-              <w:top w:w="80" w:type="dxa"/>
-              <w:start w:w="120" w:type="dxa"/>
-              <w:bottom w:w="80" w:type="dxa"/>
-              <w:end w:w="120" w:type="dxa"/>
-            </w:tcMar>
-          </w:tcPr>
-          <w:p>
-            <w:pPr>
-              <w:spacing w:before="0" w:after="0" w:line="276" w:lineRule="auto"/>
-              <w:jc w:val="center"/>
-            </w:pPr>
-            <w:r/>
-            <w:r>
-              <w:rPr>
-                <w:rFonts w:ascii="Calibri" w:hAnsi="Calibri" w:eastAsia="Microsoft YaHei"/>
-                <w:b w:val="0"/>
-                <w:color w:val="000000"/>
-                <w:sz w:val="18"/>
-              </w:rPr>
-              <w:t>20%</w:t>
-            </w:r>
-          </w:p>
-        </w:tc>
-        <w:tc>
-          <w:tcPr>
-            <w:tcW w:type="dxa" w:w="1560"/>
-            <w:shd w:fill="FFFFFF"/>
-            <w:vAlign w:val="center"/>
-            <w:tcMar>
-              <w:top w:w="80" w:type="dxa"/>
-              <w:start w:w="120" w:type="dxa"/>
-              <w:bottom w:w="80" w:type="dxa"/>
-              <w:end w:w="120" w:type="dxa"/>
-            </w:tcMar>
-          </w:tcPr>
-          <w:p>
-            <w:pPr>
-              <w:spacing w:before="0" w:after="0" w:line="276" w:lineRule="auto"/>
-              <w:jc w:val="center"/>
-            </w:pPr>
-            <w:r/>
-            <w:r>
-              <w:rPr>
-                <w:rFonts w:ascii="Calibri" w:hAnsi="Calibri" w:eastAsia="Microsoft YaHei"/>
-                <w:b w:val="0"/>
-                <w:color w:val="000000"/>
-                <w:sz w:val="18"/>
-              </w:rPr>
-              <w:t>30%</w:t>
-            </w:r>
-          </w:p>
-        </w:tc>
-        <w:tc>
-          <w:tcPr>
-            <w:tcW w:type="dxa" w:w="1560"/>
-            <w:shd w:fill="FFFFFF"/>
-            <w:vAlign w:val="center"/>
-            <w:tcMar>
-              <w:top w:w="80" w:type="dxa"/>
-              <w:start w:w="120" w:type="dxa"/>
-              <w:bottom w:w="80" w:type="dxa"/>
-              <w:end w:w="120" w:type="dxa"/>
-            </w:tcMar>
-          </w:tcPr>
-          <w:p>
-            <w:pPr>
-              <w:spacing w:before="0" w:after="0" w:line="276" w:lineRule="auto"/>
-              <w:jc w:val="center"/>
-            </w:pPr>
-            <w:r/>
-            <w:r>
-              <w:rPr>
-                <w:rFonts w:ascii="Calibri" w:hAnsi="Calibri" w:eastAsia="Microsoft YaHei"/>
-                <w:b w:val="0"/>
-                <w:color w:val="000000"/>
-                <w:sz w:val="18"/>
-              </w:rPr>
-              <w:t>35%</w:t>
-            </w:r>
-          </w:p>
-        </w:tc>
-        <w:tc>
-          <w:tcPr>
-            <w:tcW w:type="dxa" w:w="1560"/>
-            <w:shd w:fill="FFFFFF"/>
-            <w:vAlign w:val="center"/>
-            <w:tcMar>
-              <w:top w:w="80" w:type="dxa"/>
-              <w:start w:w="120" w:type="dxa"/>
-              <w:bottom w:w="80" w:type="dxa"/>
-              <w:end w:w="120" w:type="dxa"/>
-            </w:tcMar>
-          </w:tcPr>
-          <w:p>
-            <w:pPr>
-              <w:spacing w:before="0" w:after="0" w:line="276" w:lineRule="auto"/>
-              <w:jc w:val="center"/>
-            </w:pPr>
-            <w:r/>
-            <w:r>
-              <w:rPr>
-                <w:rFonts w:ascii="Calibri" w:hAnsi="Calibri" w:eastAsia="Microsoft YaHei"/>
-                <w:b w:val="0"/>
-                <w:color w:val="000000"/>
-                <w:sz w:val="18"/>
-              </w:rPr>
-              <w:t>13%</w:t>
-            </w:r>
-          </w:p>
-        </w:tc>
-        <w:tc>
-          <w:tcPr>
-            <w:tcW w:type="dxa" w:w="1560"/>
-            <w:shd w:fill="FFFFFF"/>
-            <w:vAlign w:val="center"/>
-            <w:tcMar>
-              <w:top w:w="80" w:type="dxa"/>
-              <w:start w:w="120" w:type="dxa"/>
-              <w:bottom w:w="80" w:type="dxa"/>
-              <w:end w:w="120" w:type="dxa"/>
-            </w:tcMar>
-          </w:tcPr>
-          <w:p>
-            <w:pPr>
-              <w:spacing w:before="0" w:after="0" w:line="276" w:lineRule="auto"/>
-              <w:jc w:val="center"/>
-            </w:pPr>
-            <w:r/>
-            <w:r>
-              <w:rPr>
-                <w:rFonts w:ascii="Calibri" w:hAnsi="Calibri" w:eastAsia="Microsoft YaHei"/>
-                <w:b w:val="0"/>
-                <w:color w:val="000000"/>
-                <w:sz w:val="18"/>
-              </w:rPr>
-              <w:t>2%</w:t>
-            </w:r>
-          </w:p>
-        </w:tc>
-      </w:tr>
-      <w:tr>
-        <w:tc>
-          <w:tcPr>
-            <w:tcW w:type="dxa" w:w="1560"/>
-            <w:shd w:fill="F2F4F7"/>
-            <w:vAlign w:val="center"/>
-            <w:tcMar>
-              <w:top w:w="80" w:type="dxa"/>
-              <w:start w:w="120" w:type="dxa"/>
-              <w:bottom w:w="80" w:type="dxa"/>
-              <w:end w:w="120" w:type="dxa"/>
-            </w:tcMar>
-          </w:tcPr>
-          <w:p>
-            <w:pPr>
-              <w:spacing w:before="0" w:after="0" w:line="276" w:lineRule="auto"/>
-              <w:jc w:val="center"/>
-            </w:pPr>
-            <w:r/>
-            <w:r>
-              <w:rPr>
-                <w:rFonts w:ascii="Calibri" w:hAnsi="Calibri" w:eastAsia="Microsoft YaHei"/>
-                <w:b w:val="0"/>
-                <w:color w:val="000000"/>
-                <w:sz w:val="18"/>
-              </w:rPr>
-              <w:t>第四轮</w:t>
-            </w:r>
-          </w:p>
-        </w:tc>
-        <w:tc>
-          <w:tcPr>
-            <w:tcW w:type="dxa" w:w="1560"/>
-            <w:shd w:fill="F2F4F7"/>
-            <w:vAlign w:val="center"/>
-            <w:tcMar>
-              <w:top w:w="80" w:type="dxa"/>
-              <w:start w:w="120" w:type="dxa"/>
-              <w:bottom w:w="80" w:type="dxa"/>
-              <w:end w:w="120" w:type="dxa"/>
-            </w:tcMar>
-          </w:tcPr>
-          <w:p>
-            <w:pPr>
-              <w:spacing w:before="0" w:after="0" w:line="276" w:lineRule="auto"/>
-              <w:jc w:val="center"/>
-            </w:pPr>
-            <w:r/>
-            <w:r>
-              <w:rPr>
-                <w:rFonts w:ascii="Calibri" w:hAnsi="Calibri" w:eastAsia="Microsoft YaHei"/>
-                <w:b w:val="0"/>
-                <w:color w:val="000000"/>
-                <w:sz w:val="18"/>
-              </w:rPr>
-              <w:t>5%</w:t>
-            </w:r>
-          </w:p>
-        </w:tc>
-        <w:tc>
-          <w:tcPr>
-            <w:tcW w:type="dxa" w:w="1560"/>
-            <w:shd w:fill="F2F4F7"/>
-            <w:vAlign w:val="center"/>
-            <w:tcMar>
-              <w:top w:w="80" w:type="dxa"/>
-              <w:start w:w="120" w:type="dxa"/>
-              <w:bottom w:w="80" w:type="dxa"/>
-              <w:end w:w="120" w:type="dxa"/>
-            </w:tcMar>
-          </w:tcPr>
-          <w:p>
-            <w:pPr>
-              <w:spacing w:before="0" w:after="0" w:line="276" w:lineRule="auto"/>
-              <w:jc w:val="center"/>
-            </w:pPr>
-            <w:r/>
-            <w:r>
-              <w:rPr>
-                <w:rFonts w:ascii="Calibri" w:hAnsi="Calibri" w:eastAsia="Microsoft YaHei"/>
-                <w:b w:val="0"/>
-                <w:color w:val="000000"/>
-                <w:sz w:val="18"/>
-              </w:rPr>
-              <w:t>15%</w:t>
-            </w:r>
-          </w:p>
-        </w:tc>
-        <w:tc>
-          <w:tcPr>
-            <w:tcW w:type="dxa" w:w="1560"/>
-            <w:shd w:fill="F2F4F7"/>
-            <w:vAlign w:val="center"/>
-            <w:tcMar>
-              <w:top w:w="80" w:type="dxa"/>
-              <w:start w:w="120" w:type="dxa"/>
-              <w:bottom w:w="80" w:type="dxa"/>
-              <w:end w:w="120" w:type="dxa"/>
-            </w:tcMar>
-          </w:tcPr>
-          <w:p>
-            <w:pPr>
-              <w:spacing w:before="0" w:after="0" w:line="276" w:lineRule="auto"/>
-              <w:jc w:val="center"/>
-            </w:pPr>
-            <w:r/>
-            <w:r>
-              <w:rPr>
-                <w:rFonts w:ascii="Calibri" w:hAnsi="Calibri" w:eastAsia="Microsoft YaHei"/>
-                <w:b w:val="0"/>
-                <w:color w:val="000000"/>
-                <w:sz w:val="18"/>
-              </w:rPr>
-              <w:t>30%</w:t>
-            </w:r>
-          </w:p>
-        </w:tc>
-        <w:tc>
-          <w:tcPr>
-            <w:tcW w:type="dxa" w:w="1560"/>
-            <w:shd w:fill="F2F4F7"/>
-            <w:vAlign w:val="center"/>
-            <w:tcMar>
-              <w:top w:w="80" w:type="dxa"/>
-              <w:start w:w="120" w:type="dxa"/>
-              <w:bottom w:w="80" w:type="dxa"/>
-              <w:end w:w="120" w:type="dxa"/>
-            </w:tcMar>
-          </w:tcPr>
-          <w:p>
-            <w:pPr>
-              <w:spacing w:before="0" w:after="0" w:line="276" w:lineRule="auto"/>
-              <w:jc w:val="center"/>
-            </w:pPr>
-            <w:r/>
-            <w:r>
-              <w:rPr>
-                <w:rFonts w:ascii="Calibri" w:hAnsi="Calibri" w:eastAsia="Microsoft YaHei"/>
-                <w:b w:val="0"/>
-                <w:color w:val="000000"/>
-                <w:sz w:val="18"/>
-              </w:rPr>
-              <w:t>35%</w:t>
-            </w:r>
-          </w:p>
-        </w:tc>
-        <w:tc>
-          <w:tcPr>
-            <w:tcW w:type="dxa" w:w="1560"/>
-            <w:shd w:fill="F2F4F7"/>
-            <w:vAlign w:val="center"/>
-            <w:tcMar>
-              <w:top w:w="80" w:type="dxa"/>
-              <w:start w:w="120" w:type="dxa"/>
-              <w:bottom w:w="80" w:type="dxa"/>
-              <w:end w:w="120" w:type="dxa"/>
-            </w:tcMar>
-          </w:tcPr>
-          <w:p>
-            <w:pPr>
-              <w:spacing w:before="0" w:after="0" w:line="276" w:lineRule="auto"/>
-              <w:jc w:val="center"/>
-            </w:pPr>
-            <w:r/>
-            <w:r>
-              <w:rPr>
-                <w:rFonts w:ascii="Calibri" w:hAnsi="Calibri" w:eastAsia="Microsoft YaHei"/>
-                <w:b w:val="0"/>
-                <w:color w:val="000000"/>
-                <w:sz w:val="18"/>
-              </w:rPr>
-              <w:t>15%</w:t>
-            </w:r>
-          </w:p>
-        </w:tc>
-      </w:tr>
-    </w:tbl>
-    <w:p>
-      <w:pPr>
-        <w:spacing w:after="60"/>
-      </w:pPr>
-    </w:p>
-    <w:p>
-      <w:pPr>
-        <w:pStyle w:val="ListNumber"/>
-        <w:spacing w:after="80" w:line="300" w:lineRule="auto"/>
-        <w:ind w:left="540" w:hanging="271"/>
-      </w:pPr>
-      <w:r>
         <w:rPr>
-          <w:rFonts w:ascii="Calibri" w:hAnsi="Calibri" w:eastAsia="Microsoft YaHei"/>
+          <w:rFonts w:ascii="Microsoft YaHei" w:hAnsi="Microsoft YaHei" w:eastAsia="Microsoft YaHei"/>
         </w:rPr>
-        <w:t>每个商店卡位独立按当前轮次概率抽取费用档位，再从对应费用档位中随机抽取未被购买的队员。</w:t>
+        <w:t>五、轮次与顺位</w:t>
       </w:r>
     </w:p>
     <w:p>
       <w:pPr>
-        <w:pStyle w:val="ListNumber"/>
-        <w:spacing w:after="80" w:line="300" w:lineRule="auto"/>
-        <w:ind w:left="540" w:hanging="271"/>
+        <w:pStyle w:val="ListBullet"/>
       </w:pPr>
       <w:r>
         <w:rPr>
-          <w:rFonts w:ascii="Calibri" w:hAnsi="Calibri" w:eastAsia="Microsoft YaHei"/>
+          <w:rFonts w:ascii="Microsoft YaHei" w:hAnsi="Microsoft YaHei" w:eastAsia="Microsoft YaHei"/>
         </w:rPr>
-        <w:t>若某费用档位已无可用队员，该档位概率按剩余可用档位重新归一化。</w:t>
+        <w:t>抽选共 4 轮，基础顺位由裁判设置或随机生成，系统按当前轮顺位逐队执行。</w:t>
       </w:r>
     </w:p>
     <w:p>
       <w:pPr>
-        <w:pStyle w:val="ListNumber"/>
-        <w:spacing w:after="80" w:line="300" w:lineRule="auto"/>
-        <w:ind w:left="540" w:hanging="271"/>
+        <w:pStyle w:val="ListBullet"/>
       </w:pPr>
       <w:r>
         <w:rPr>
-          <w:rFonts w:ascii="Calibri" w:hAnsi="Calibri" w:eastAsia="Microsoft YaHei"/>
+          <w:rFonts w:ascii="Microsoft YaHei" w:hAnsi="Microsoft YaHei" w:eastAsia="Microsoft YaHei"/>
         </w:rPr>
-        <w:t>概率重分配不视为保底，不保证一定出现高费或低费。</w:t>
+        <w:t>神秘贤者·启元在每轮开始优先结算，自动提到第一顺位；大炮已充能在启元之后结算。</w:t>
+      </w:r>
+    </w:p>
+    <w:p>
+      <w:pPr>
+        <w:pStyle w:val="ListBullet"/>
+      </w:pPr>
+      <w:r>
+        <w:rPr>
+          <w:rFonts w:ascii="Microsoft YaHei" w:hAnsi="Microsoft YaHei" w:eastAsia="Microsoft YaHei"/>
+        </w:rPr>
+        <w:t>大炮已充能的雷霆一击不能指定自己、最后顺位、启元保护或提位队长，也不能指定持有海浪，我没吃饭的队长。</w:t>
+      </w:r>
+    </w:p>
+    <w:p>
+      <w:pPr>
+        <w:pStyle w:val="ListBullet"/>
+      </w:pPr>
+      <w:r>
+        <w:rPr>
+          <w:rFonts w:ascii="Microsoft YaHei" w:hAnsi="Microsoft YaHei" w:eastAsia="Microsoft YaHei"/>
+        </w:rPr>
+        <w:t>神兵天降成功让发动者获得刚购买选手后，发动者跳过下一轮选人回合。</w:t>
       </w:r>
     </w:p>
     <w:p>
@@ -4021,655 +306,65 @@
         <w:pStyle w:val="Heading1"/>
       </w:pPr>
       <w:r>
-        <w:t>八、单轮操作流程</w:t>
-      </w:r>
-    </w:p>
-    <w:tbl>
-      <w:tblPr>
-        <w:tblStyle w:val="TableGrid"/>
-        <w:tblW w:type="dxa" w:w="9360"/>
-        <w:jc w:val="left"/>
-        <w:tblLook w:firstColumn="1" w:firstRow="1" w:lastColumn="0" w:lastRow="0" w:noHBand="0" w:noVBand="1" w:val="04A0"/>
-        <w:tblBorders>
-          <w:top w:val="single" w:sz="6" w:space="0" w:color="B9C2CF"/>
-          <w:left w:val="single" w:sz="6" w:space="0" w:color="B9C2CF"/>
-          <w:bottom w:val="single" w:sz="6" w:space="0" w:color="B9C2CF"/>
-          <w:right w:val="single" w:sz="6" w:space="0" w:color="B9C2CF"/>
-          <w:insideH w:val="single" w:sz="6" w:space="0" w:color="B9C2CF"/>
-          <w:insideV w:val="single" w:sz="6" w:space="0" w:color="B9C2CF"/>
-        </w:tblBorders>
-        <w:tblInd w:w="120" w:type="dxa"/>
-        <w:tblLayout w:type="fixed"/>
-      </w:tblPr>
-      <w:tblGrid>
-        <w:gridCol w:w="900"/>
-        <w:gridCol w:w="2400"/>
-        <w:gridCol w:w="6060"/>
-      </w:tblGrid>
-      <w:tr>
-        <w:tc>
-          <w:tcPr>
-            <w:tcW w:type="dxa" w:w="900"/>
-            <w:shd w:fill="E8EEF5"/>
-            <w:vAlign w:val="center"/>
-            <w:tcMar>
-              <w:top w:w="80" w:type="dxa"/>
-              <w:start w:w="120" w:type="dxa"/>
-              <w:bottom w:w="80" w:type="dxa"/>
-              <w:end w:w="120" w:type="dxa"/>
-            </w:tcMar>
-          </w:tcPr>
-          <w:p>
-            <w:pPr>
-              <w:spacing w:before="0" w:after="0" w:line="276" w:lineRule="auto"/>
-              <w:jc w:val="center"/>
-            </w:pPr>
-            <w:r/>
-            <w:r>
-              <w:rPr>
-                <w:rFonts w:ascii="Calibri" w:hAnsi="Calibri" w:eastAsia="Microsoft YaHei"/>
-                <w:b/>
-                <w:color w:val="0B2545"/>
-                <w:sz w:val="17"/>
-              </w:rPr>
-              <w:t>顺序</w:t>
-            </w:r>
-          </w:p>
-        </w:tc>
-        <w:tc>
-          <w:tcPr>
-            <w:tcW w:type="dxa" w:w="2400"/>
-            <w:shd w:fill="E8EEF5"/>
-            <w:vAlign w:val="center"/>
-            <w:tcMar>
-              <w:top w:w="80" w:type="dxa"/>
-              <w:start w:w="120" w:type="dxa"/>
-              <w:bottom w:w="80" w:type="dxa"/>
-              <w:end w:w="120" w:type="dxa"/>
-            </w:tcMar>
-          </w:tcPr>
-          <w:p>
-            <w:pPr>
-              <w:spacing w:before="0" w:after="0" w:line="276" w:lineRule="auto"/>
-              <w:jc w:val="center"/>
-            </w:pPr>
-            <w:r/>
-            <w:r>
-              <w:rPr>
-                <w:rFonts w:ascii="Calibri" w:hAnsi="Calibri" w:eastAsia="Microsoft YaHei"/>
-                <w:b/>
-                <w:color w:val="0B2545"/>
-                <w:sz w:val="17"/>
-              </w:rPr>
-              <w:t>操作</w:t>
-            </w:r>
-          </w:p>
-        </w:tc>
-        <w:tc>
-          <w:tcPr>
-            <w:tcW w:type="dxa" w:w="6060"/>
-            <w:shd w:fill="E8EEF5"/>
-            <w:vAlign w:val="center"/>
-            <w:tcMar>
-              <w:top w:w="80" w:type="dxa"/>
-              <w:start w:w="120" w:type="dxa"/>
-              <w:bottom w:w="80" w:type="dxa"/>
-              <w:end w:w="120" w:type="dxa"/>
-            </w:tcMar>
-          </w:tcPr>
-          <w:p>
-            <w:pPr>
-              <w:spacing w:before="0" w:after="0" w:line="276" w:lineRule="auto"/>
-              <w:jc w:val="center"/>
-            </w:pPr>
-            <w:r/>
-            <w:r>
-              <w:rPr>
-                <w:rFonts w:ascii="Calibri" w:hAnsi="Calibri" w:eastAsia="Microsoft YaHei"/>
-                <w:b/>
-                <w:color w:val="0B2545"/>
-                <w:sz w:val="17"/>
-              </w:rPr>
-              <w:t>系统结果</w:t>
-            </w:r>
-          </w:p>
-        </w:tc>
-      </w:tr>
-      <w:tr>
-        <w:tc>
-          <w:tcPr>
-            <w:tcW w:type="dxa" w:w="900"/>
-            <w:shd w:fill="FFFFFF"/>
-            <w:vAlign w:val="center"/>
-            <w:tcMar>
-              <w:top w:w="80" w:type="dxa"/>
-              <w:start w:w="120" w:type="dxa"/>
-              <w:bottom w:w="80" w:type="dxa"/>
-              <w:end w:w="120" w:type="dxa"/>
-            </w:tcMar>
-          </w:tcPr>
-          <w:p>
-            <w:pPr>
-              <w:spacing w:before="0" w:after="0" w:line="276" w:lineRule="auto"/>
-              <w:jc w:val="center"/>
-            </w:pPr>
-            <w:r/>
-            <w:r>
-              <w:rPr>
-                <w:rFonts w:ascii="Calibri" w:hAnsi="Calibri" w:eastAsia="Microsoft YaHei"/>
-                <w:b w:val="0"/>
-                <w:color w:val="000000"/>
-                <w:sz w:val="17"/>
-              </w:rPr>
-              <w:t>1</w:t>
-            </w:r>
-          </w:p>
-        </w:tc>
-        <w:tc>
-          <w:tcPr>
-            <w:tcW w:type="dxa" w:w="2400"/>
-            <w:shd w:fill="FFFFFF"/>
-            <w:vAlign w:val="center"/>
-            <w:tcMar>
-              <w:top w:w="80" w:type="dxa"/>
-              <w:start w:w="120" w:type="dxa"/>
-              <w:bottom w:w="80" w:type="dxa"/>
-              <w:end w:w="120" w:type="dxa"/>
-            </w:tcMar>
-          </w:tcPr>
-          <w:p>
-            <w:pPr>
-              <w:spacing w:before="0" w:after="0" w:line="276" w:lineRule="auto"/>
-              <w:jc w:val="center"/>
-            </w:pPr>
-            <w:r/>
-            <w:r>
-              <w:rPr>
-                <w:rFonts w:ascii="Calibri" w:hAnsi="Calibri" w:eastAsia="Microsoft YaHei"/>
-                <w:b w:val="0"/>
-                <w:color w:val="000000"/>
-                <w:sz w:val="17"/>
-              </w:rPr>
-              <w:t>进入队长回合</w:t>
-            </w:r>
-          </w:p>
-        </w:tc>
-        <w:tc>
-          <w:tcPr>
-            <w:tcW w:type="dxa" w:w="6060"/>
-            <w:shd w:fill="FFFFFF"/>
-            <w:vAlign w:val="center"/>
-            <w:tcMar>
-              <w:top w:w="80" w:type="dxa"/>
-              <w:start w:w="120" w:type="dxa"/>
-              <w:bottom w:w="80" w:type="dxa"/>
-              <w:end w:w="120" w:type="dxa"/>
-            </w:tcMar>
-          </w:tcPr>
-          <w:p>
-            <w:pPr>
-              <w:spacing w:before="0" w:after="0" w:line="276" w:lineRule="auto"/>
-              <w:jc w:val="left"/>
-            </w:pPr>
-            <w:r/>
-            <w:r>
-              <w:rPr>
-                <w:rFonts w:ascii="Calibri" w:hAnsi="Calibri" w:eastAsia="Microsoft YaHei"/>
-                <w:b w:val="0"/>
-                <w:color w:val="000000"/>
-                <w:sz w:val="17"/>
-              </w:rPr>
-              <w:t>若为第2-4轮且该队长本轮收入未结算，则发放3金币。</w:t>
-            </w:r>
-          </w:p>
-        </w:tc>
-      </w:tr>
-      <w:tr>
-        <w:tc>
-          <w:tcPr>
-            <w:tcW w:type="dxa" w:w="900"/>
-            <w:shd w:fill="F2F4F7"/>
-            <w:vAlign w:val="center"/>
-            <w:tcMar>
-              <w:top w:w="80" w:type="dxa"/>
-              <w:start w:w="120" w:type="dxa"/>
-              <w:bottom w:w="80" w:type="dxa"/>
-              <w:end w:w="120" w:type="dxa"/>
-            </w:tcMar>
-          </w:tcPr>
-          <w:p>
-            <w:pPr>
-              <w:spacing w:before="0" w:after="0" w:line="276" w:lineRule="auto"/>
-              <w:jc w:val="center"/>
-            </w:pPr>
-            <w:r/>
-            <w:r>
-              <w:rPr>
-                <w:rFonts w:ascii="Calibri" w:hAnsi="Calibri" w:eastAsia="Microsoft YaHei"/>
-                <w:b w:val="0"/>
-                <w:color w:val="000000"/>
-                <w:sz w:val="17"/>
-              </w:rPr>
-              <w:t>2</w:t>
-            </w:r>
-          </w:p>
-        </w:tc>
-        <w:tc>
-          <w:tcPr>
-            <w:tcW w:type="dxa" w:w="2400"/>
-            <w:shd w:fill="F2F4F7"/>
-            <w:vAlign w:val="center"/>
-            <w:tcMar>
-              <w:top w:w="80" w:type="dxa"/>
-              <w:start w:w="120" w:type="dxa"/>
-              <w:bottom w:w="80" w:type="dxa"/>
-              <w:end w:w="120" w:type="dxa"/>
-            </w:tcMar>
-          </w:tcPr>
-          <w:p>
-            <w:pPr>
-              <w:spacing w:before="0" w:after="0" w:line="276" w:lineRule="auto"/>
-              <w:jc w:val="center"/>
-            </w:pPr>
-            <w:r/>
-            <w:r>
-              <w:rPr>
-                <w:rFonts w:ascii="Calibri" w:hAnsi="Calibri" w:eastAsia="Microsoft YaHei"/>
-                <w:b w:val="0"/>
-                <w:color w:val="000000"/>
-                <w:sz w:val="17"/>
-              </w:rPr>
-              <w:t>重置本轮权限</w:t>
-            </w:r>
-          </w:p>
-        </w:tc>
-        <w:tc>
-          <w:tcPr>
-            <w:tcW w:type="dxa" w:w="6060"/>
-            <w:shd w:fill="F2F4F7"/>
-            <w:vAlign w:val="center"/>
-            <w:tcMar>
-              <w:top w:w="80" w:type="dxa"/>
-              <w:start w:w="120" w:type="dxa"/>
-              <w:bottom w:w="80" w:type="dxa"/>
-              <w:end w:w="120" w:type="dxa"/>
-            </w:tcMar>
-          </w:tcPr>
-          <w:p>
-            <w:pPr>
-              <w:spacing w:before="0" w:after="0" w:line="276" w:lineRule="auto"/>
-              <w:jc w:val="left"/>
-            </w:pPr>
-            <w:r/>
-            <w:r>
-              <w:rPr>
-                <w:rFonts w:ascii="Calibri" w:hAnsi="Calibri" w:eastAsia="Microsoft YaHei"/>
-                <w:b w:val="0"/>
-                <w:color w:val="000000"/>
-                <w:sz w:val="17"/>
-              </w:rPr>
-              <w:t>刷新费用从1金币开始，购买权限为未使用。</w:t>
-            </w:r>
-          </w:p>
-        </w:tc>
-      </w:tr>
-      <w:tr>
-        <w:tc>
-          <w:tcPr>
-            <w:tcW w:type="dxa" w:w="900"/>
-            <w:shd w:fill="FFFFFF"/>
-            <w:vAlign w:val="center"/>
-            <w:tcMar>
-              <w:top w:w="80" w:type="dxa"/>
-              <w:start w:w="120" w:type="dxa"/>
-              <w:bottom w:w="80" w:type="dxa"/>
-              <w:end w:w="120" w:type="dxa"/>
-            </w:tcMar>
-          </w:tcPr>
-          <w:p>
-            <w:pPr>
-              <w:spacing w:before="0" w:after="0" w:line="276" w:lineRule="auto"/>
-              <w:jc w:val="center"/>
-            </w:pPr>
-            <w:r/>
-            <w:r>
-              <w:rPr>
-                <w:rFonts w:ascii="Calibri" w:hAnsi="Calibri" w:eastAsia="Microsoft YaHei"/>
-                <w:b w:val="0"/>
-                <w:color w:val="000000"/>
-                <w:sz w:val="17"/>
-              </w:rPr>
-              <w:t>3</w:t>
-            </w:r>
-          </w:p>
-        </w:tc>
-        <w:tc>
-          <w:tcPr>
-            <w:tcW w:type="dxa" w:w="2400"/>
-            <w:shd w:fill="FFFFFF"/>
-            <w:vAlign w:val="center"/>
-            <w:tcMar>
-              <w:top w:w="80" w:type="dxa"/>
-              <w:start w:w="120" w:type="dxa"/>
-              <w:bottom w:w="80" w:type="dxa"/>
-              <w:end w:w="120" w:type="dxa"/>
-            </w:tcMar>
-          </w:tcPr>
-          <w:p>
-            <w:pPr>
-              <w:spacing w:before="0" w:after="0" w:line="276" w:lineRule="auto"/>
-              <w:jc w:val="center"/>
-            </w:pPr>
-            <w:r/>
-            <w:r>
-              <w:rPr>
-                <w:rFonts w:ascii="Calibri" w:hAnsi="Calibri" w:eastAsia="Microsoft YaHei"/>
-                <w:b w:val="0"/>
-                <w:color w:val="000000"/>
-                <w:sz w:val="17"/>
-              </w:rPr>
-              <w:t>免费生成商店</w:t>
-            </w:r>
-          </w:p>
-        </w:tc>
-        <w:tc>
-          <w:tcPr>
-            <w:tcW w:type="dxa" w:w="6060"/>
-            <w:shd w:fill="FFFFFF"/>
-            <w:vAlign w:val="center"/>
-            <w:tcMar>
-              <w:top w:w="80" w:type="dxa"/>
-              <w:start w:w="120" w:type="dxa"/>
-              <w:bottom w:w="80" w:type="dxa"/>
-              <w:end w:w="120" w:type="dxa"/>
-            </w:tcMar>
-          </w:tcPr>
-          <w:p>
-            <w:pPr>
-              <w:spacing w:before="0" w:after="0" w:line="276" w:lineRule="auto"/>
-              <w:jc w:val="left"/>
-            </w:pPr>
-            <w:r/>
-            <w:r>
-              <w:rPr>
-                <w:rFonts w:ascii="Calibri" w:hAnsi="Calibri" w:eastAsia="Microsoft YaHei"/>
-                <w:b w:val="0"/>
-                <w:color w:val="000000"/>
-                <w:sz w:val="17"/>
-              </w:rPr>
-              <w:t>首次进入本轮时展示5张队员卡，不扣金币。</w:t>
-            </w:r>
-          </w:p>
-        </w:tc>
-      </w:tr>
-      <w:tr>
-        <w:tc>
-          <w:tcPr>
-            <w:tcW w:type="dxa" w:w="900"/>
-            <w:shd w:fill="F2F4F7"/>
-            <w:vAlign w:val="center"/>
-            <w:tcMar>
-              <w:top w:w="80" w:type="dxa"/>
-              <w:start w:w="120" w:type="dxa"/>
-              <w:bottom w:w="80" w:type="dxa"/>
-              <w:end w:w="120" w:type="dxa"/>
-            </w:tcMar>
-          </w:tcPr>
-          <w:p>
-            <w:pPr>
-              <w:spacing w:before="0" w:after="0" w:line="276" w:lineRule="auto"/>
-              <w:jc w:val="center"/>
-            </w:pPr>
-            <w:r/>
-            <w:r>
-              <w:rPr>
-                <w:rFonts w:ascii="Calibri" w:hAnsi="Calibri" w:eastAsia="Microsoft YaHei"/>
-                <w:b w:val="0"/>
-                <w:color w:val="000000"/>
-                <w:sz w:val="17"/>
-              </w:rPr>
-              <w:t>4</w:t>
-            </w:r>
-          </w:p>
-        </w:tc>
-        <w:tc>
-          <w:tcPr>
-            <w:tcW w:type="dxa" w:w="2400"/>
-            <w:shd w:fill="F2F4F7"/>
-            <w:vAlign w:val="center"/>
-            <w:tcMar>
-              <w:top w:w="80" w:type="dxa"/>
-              <w:start w:w="120" w:type="dxa"/>
-              <w:bottom w:w="80" w:type="dxa"/>
-              <w:end w:w="120" w:type="dxa"/>
-            </w:tcMar>
-          </w:tcPr>
-          <w:p>
-            <w:pPr>
-              <w:spacing w:before="0" w:after="0" w:line="276" w:lineRule="auto"/>
-              <w:jc w:val="center"/>
-            </w:pPr>
-            <w:r/>
-            <w:r>
-              <w:rPr>
-                <w:rFonts w:ascii="Calibri" w:hAnsi="Calibri" w:eastAsia="Microsoft YaHei"/>
-                <w:b w:val="0"/>
-                <w:color w:val="000000"/>
-                <w:sz w:val="17"/>
-              </w:rPr>
-              <w:t>裁判代执行操作</w:t>
-            </w:r>
-          </w:p>
-        </w:tc>
-        <w:tc>
-          <w:tcPr>
-            <w:tcW w:type="dxa" w:w="6060"/>
-            <w:shd w:fill="F2F4F7"/>
-            <w:vAlign w:val="center"/>
-            <w:tcMar>
-              <w:top w:w="80" w:type="dxa"/>
-              <w:start w:w="120" w:type="dxa"/>
-              <w:bottom w:w="80" w:type="dxa"/>
-              <w:end w:w="120" w:type="dxa"/>
-            </w:tcMar>
-          </w:tcPr>
-          <w:p>
-            <w:pPr>
-              <w:spacing w:before="0" w:after="0" w:line="276" w:lineRule="auto"/>
-              <w:jc w:val="left"/>
-            </w:pPr>
-            <w:r/>
-            <w:r>
-              <w:rPr>
-                <w:rFonts w:ascii="Calibri" w:hAnsi="Calibri" w:eastAsia="Microsoft YaHei"/>
-                <w:b w:val="0"/>
-                <w:color w:val="000000"/>
-                <w:sz w:val="17"/>
-              </w:rPr>
-              <w:t>可刷新、购买或跳过。刷新扣金币，购买扣金币并消耗购买权。</w:t>
-            </w:r>
-          </w:p>
-        </w:tc>
-      </w:tr>
-      <w:tr>
-        <w:tc>
-          <w:tcPr>
-            <w:tcW w:type="dxa" w:w="900"/>
-            <w:shd w:fill="FFFFFF"/>
-            <w:vAlign w:val="center"/>
-            <w:tcMar>
-              <w:top w:w="80" w:type="dxa"/>
-              <w:start w:w="120" w:type="dxa"/>
-              <w:bottom w:w="80" w:type="dxa"/>
-              <w:end w:w="120" w:type="dxa"/>
-            </w:tcMar>
-          </w:tcPr>
-          <w:p>
-            <w:pPr>
-              <w:spacing w:before="0" w:after="0" w:line="276" w:lineRule="auto"/>
-              <w:jc w:val="center"/>
-            </w:pPr>
-            <w:r/>
-            <w:r>
-              <w:rPr>
-                <w:rFonts w:ascii="Calibri" w:hAnsi="Calibri" w:eastAsia="Microsoft YaHei"/>
-                <w:b w:val="0"/>
-                <w:color w:val="000000"/>
-                <w:sz w:val="17"/>
-              </w:rPr>
-              <w:t>5</w:t>
-            </w:r>
-          </w:p>
-        </w:tc>
-        <w:tc>
-          <w:tcPr>
-            <w:tcW w:type="dxa" w:w="2400"/>
-            <w:shd w:fill="FFFFFF"/>
-            <w:vAlign w:val="center"/>
-            <w:tcMar>
-              <w:top w:w="80" w:type="dxa"/>
-              <w:start w:w="120" w:type="dxa"/>
-              <w:bottom w:w="80" w:type="dxa"/>
-              <w:end w:w="120" w:type="dxa"/>
-            </w:tcMar>
-          </w:tcPr>
-          <w:p>
-            <w:pPr>
-              <w:spacing w:before="0" w:after="0" w:line="276" w:lineRule="auto"/>
-              <w:jc w:val="center"/>
-            </w:pPr>
-            <w:r/>
-            <w:r>
-              <w:rPr>
-                <w:rFonts w:ascii="Calibri" w:hAnsi="Calibri" w:eastAsia="Microsoft YaHei"/>
-                <w:b w:val="0"/>
-                <w:color w:val="000000"/>
-                <w:sz w:val="17"/>
-              </w:rPr>
-              <w:t>本轮结束</w:t>
-            </w:r>
-          </w:p>
-        </w:tc>
-        <w:tc>
-          <w:tcPr>
-            <w:tcW w:type="dxa" w:w="6060"/>
-            <w:shd w:fill="FFFFFF"/>
-            <w:vAlign w:val="center"/>
-            <w:tcMar>
-              <w:top w:w="80" w:type="dxa"/>
-              <w:start w:w="120" w:type="dxa"/>
-              <w:bottom w:w="80" w:type="dxa"/>
-              <w:end w:w="120" w:type="dxa"/>
-            </w:tcMar>
-          </w:tcPr>
-          <w:p>
-            <w:pPr>
-              <w:spacing w:before="0" w:after="0" w:line="276" w:lineRule="auto"/>
-              <w:jc w:val="left"/>
-            </w:pPr>
-            <w:r/>
-            <w:r>
-              <w:rPr>
-                <w:rFonts w:ascii="Calibri" w:hAnsi="Calibri" w:eastAsia="Microsoft YaHei"/>
-                <w:b w:val="0"/>
-                <w:color w:val="000000"/>
-                <w:sz w:val="17"/>
-              </w:rPr>
-              <w:t>已购买或跳过后进入下一位队长；未使用购买权不会累计。</w:t>
-            </w:r>
-          </w:p>
-        </w:tc>
-      </w:tr>
-    </w:tbl>
-    <w:p>
-      <w:pPr>
-        <w:spacing w:after="60"/>
-      </w:pPr>
-    </w:p>
-    <w:p>
-      <w:pPr>
-        <w:pStyle w:val="Heading1"/>
-      </w:pPr>
-      <w:r>
-        <w:t>九、最终补位</w:t>
+        <w:rPr>
+          <w:rFonts w:ascii="Microsoft YaHei" w:hAnsi="Microsoft YaHei" w:eastAsia="Microsoft YaHei"/>
+        </w:rPr>
+        <w:t>六、海克斯总原则</w:t>
       </w:r>
     </w:p>
     <w:p>
       <w:pPr>
-        <w:pStyle w:val="ListNumber"/>
-        <w:spacing w:after="80" w:line="300" w:lineRule="auto"/>
-        <w:ind w:left="540" w:hanging="271"/>
+        <w:pStyle w:val="ListBullet"/>
       </w:pPr>
       <w:r>
         <w:rPr>
-          <w:rFonts w:ascii="Calibri" w:hAnsi="Calibri" w:eastAsia="Microsoft YaHei"/>
+          <w:rFonts w:ascii="Microsoft YaHei" w:hAnsi="Microsoft YaHei" w:eastAsia="Microsoft YaHei"/>
         </w:rPr>
-        <w:t>四轮结束后，若某队不足4名队员，则进入补位。</w:t>
+        <w:t>所有海克斯不能突破阵营限制，不能让队长作为队员入队，不能绕过容量、禁用和重复归属校验。</w:t>
       </w:r>
     </w:p>
     <w:p>
       <w:pPr>
-        <w:pStyle w:val="ListNumber"/>
-        <w:spacing w:after="80" w:line="300" w:lineRule="auto"/>
-        <w:ind w:left="540" w:hanging="271"/>
+        <w:pStyle w:val="ListBullet"/>
       </w:pPr>
       <w:r>
         <w:rPr>
-          <w:rFonts w:ascii="Calibri" w:hAnsi="Calibri" w:eastAsia="Microsoft YaHei"/>
+          <w:rFonts w:ascii="Microsoft YaHei" w:hAnsi="Microsoft YaHei" w:eastAsia="Microsoft YaHei"/>
         </w:rPr>
-        <w:t>补位从所有未被购买的剩余队员中随机分配。</w:t>
+        <w:t>目标型海克斯需要排除海浪，我没吃饭持有队伍；顺位类效果对不受顺位影响的队伍不生效。</w:t>
       </w:r>
     </w:p>
     <w:p>
       <w:pPr>
-        <w:pStyle w:val="ListNumber"/>
-        <w:spacing w:after="80" w:line="300" w:lineRule="auto"/>
-        <w:ind w:left="540" w:hanging="271"/>
+        <w:pStyle w:val="ListBullet"/>
       </w:pPr>
       <w:r>
         <w:rPr>
-          <w:rFonts w:ascii="Calibri" w:hAnsi="Calibri" w:eastAsia="Microsoft YaHei"/>
+          <w:rFonts w:ascii="Microsoft YaHei" w:hAnsi="Microsoft YaHei" w:eastAsia="Microsoft YaHei"/>
         </w:rPr>
-        <w:t>补位不区分费用，1费、2费、3费、4费、5费均可能被随机分配。</w:t>
+        <w:t>血雾只影响仍有购买权且未满员的队伍；无购买权时跳过，购买权恢复后继续响应。</w:t>
       </w:r>
     </w:p>
     <w:p>
       <w:pPr>
-        <w:pStyle w:val="ListNumber"/>
-        <w:spacing w:after="80" w:line="300" w:lineRule="auto"/>
-        <w:ind w:left="540" w:hanging="271"/>
+        <w:pStyle w:val="ListBullet"/>
       </w:pPr>
       <w:r>
         <w:rPr>
-          <w:rFonts w:ascii="Calibri" w:hAnsi="Calibri" w:eastAsia="Microsoft YaHei"/>
+          <w:rFonts w:ascii="Microsoft YaHei" w:hAnsi="Microsoft YaHei" w:eastAsia="Microsoft YaHei"/>
         </w:rPr>
-        <w:t>补位不消耗金币，不允许选择，不允许刷新。</w:t>
+        <w:t>背水一战必须在当前队伍已有 4 名队员时发动，只能从本阵营、非禁用、非队长、非当前 4 人且不属于海浪队伍当前阵容的候选中抽取 4 人。</w:t>
       </w:r>
     </w:p>
     <w:p>
       <w:pPr>
-        <w:pStyle w:val="ListNumber"/>
-        <w:spacing w:after="80" w:line="300" w:lineRule="auto"/>
-        <w:ind w:left="540" w:hanging="271"/>
+        <w:pStyle w:val="ListBullet"/>
       </w:pPr>
       <w:r>
         <w:rPr>
-          <w:rFonts w:ascii="Calibri" w:hAnsi="Calibri" w:eastAsia="Microsoft YaHei"/>
+          <w:rFonts w:ascii="Microsoft YaHei" w:hAnsi="Microsoft YaHei" w:eastAsia="Microsoft YaHei"/>
         </w:rPr>
-        <w:t>系统将所有缺员空位与所有剩余队员随机匹配，直到所有队伍补满。</w:t>
-      </w:r>
-    </w:p>
-    <w:p>
-      <w:pPr>
-        <w:pStyle w:val="ListNumber"/>
-        <w:spacing w:after="80" w:line="300" w:lineRule="auto"/>
-        <w:ind w:left="540" w:hanging="271"/>
-      </w:pPr>
-      <w:r>
-        <w:rPr>
-          <w:rFonts w:ascii="Calibri" w:hAnsi="Calibri" w:eastAsia="Microsoft YaHei"/>
-        </w:rPr>
-        <w:t>补位结果写入日志，作为最终阵容的一部分。</w:t>
+        <w:t>背水一战抽中其他队伍本阵营队员时，那个队伍从发动者原 4 名队员中随机获得 1 名补偿；抽中可选池选手时不置换，未补偿的原队员回到可选池。</w:t>
       </w:r>
     </w:p>
     <w:p>
@@ -4677,664 +372,43 @@
         <w:pStyle w:val="Heading1"/>
       </w:pPr>
       <w:r>
-        <w:t>十、海克斯处理</w:t>
+        <w:rPr>
+          <w:rFonts w:ascii="Microsoft YaHei" w:hAnsi="Microsoft YaHei" w:eastAsia="Microsoft YaHei"/>
+        </w:rPr>
+        <w:t>七、最终补位与完成判定</w:t>
       </w:r>
     </w:p>
     <w:p>
       <w:pPr>
-        <w:spacing w:after="120" w:line="300" w:lineRule="auto"/>
+        <w:pStyle w:val="ListBullet"/>
       </w:pPr>
       <w:r>
         <w:rPr>
-          <w:rFonts w:ascii="Calibri" w:hAnsi="Calibri" w:eastAsia="Microsoft YaHei"/>
+          <w:rFonts w:ascii="Microsoft YaHei" w:hAnsi="Microsoft YaHei" w:eastAsia="Microsoft YaHei"/>
         </w:rPr>
-        <w:t>金币模式全面替代无金币模式。队员抽卡阶段暂时禁用所有会破坏金币购买约束的入队型海克斯。</w:t>
-      </w:r>
-    </w:p>
-    <w:tbl>
-      <w:tblPr>
-        <w:tblStyle w:val="TableGrid"/>
-        <w:tblW w:type="dxa" w:w="9360"/>
-        <w:jc w:val="left"/>
-        <w:tblLook w:firstColumn="1" w:firstRow="1" w:lastColumn="0" w:lastRow="0" w:noHBand="0" w:noVBand="1" w:val="04A0"/>
-        <w:tblBorders>
-          <w:top w:val="single" w:sz="6" w:space="0" w:color="B9C2CF"/>
-          <w:left w:val="single" w:sz="6" w:space="0" w:color="B9C2CF"/>
-          <w:bottom w:val="single" w:sz="6" w:space="0" w:color="B9C2CF"/>
-          <w:right w:val="single" w:sz="6" w:space="0" w:color="B9C2CF"/>
-          <w:insideH w:val="single" w:sz="6" w:space="0" w:color="B9C2CF"/>
-          <w:insideV w:val="single" w:sz="6" w:space="0" w:color="B9C2CF"/>
-        </w:tblBorders>
-        <w:tblInd w:w="120" w:type="dxa"/>
-        <w:tblLayout w:type="fixed"/>
-      </w:tblPr>
-      <w:tblGrid>
-        <w:gridCol w:w="2200"/>
-        <w:gridCol w:w="7160"/>
-      </w:tblGrid>
-      <w:tr>
-        <w:tc>
-          <w:tcPr>
-            <w:tcW w:type="dxa" w:w="2200"/>
-            <w:shd w:fill="E8EEF5"/>
-            <w:vAlign w:val="center"/>
-            <w:tcMar>
-              <w:top w:w="80" w:type="dxa"/>
-              <w:start w:w="120" w:type="dxa"/>
-              <w:bottom w:w="80" w:type="dxa"/>
-              <w:end w:w="120" w:type="dxa"/>
-            </w:tcMar>
-          </w:tcPr>
-          <w:p>
-            <w:pPr>
-              <w:spacing w:before="0" w:after="0" w:line="276" w:lineRule="auto"/>
-              <w:jc w:val="center"/>
-            </w:pPr>
-            <w:r/>
-            <w:r>
-              <w:rPr>
-                <w:rFonts w:ascii="Calibri" w:hAnsi="Calibri" w:eastAsia="Microsoft YaHei"/>
-                <w:b/>
-                <w:color w:val="0B2545"/>
-                <w:sz w:val="18"/>
-              </w:rPr>
-              <w:t>禁用类型</w:t>
-            </w:r>
-          </w:p>
-        </w:tc>
-        <w:tc>
-          <w:tcPr>
-            <w:tcW w:type="dxa" w:w="7160"/>
-            <w:shd w:fill="E8EEF5"/>
-            <w:vAlign w:val="center"/>
-            <w:tcMar>
-              <w:top w:w="80" w:type="dxa"/>
-              <w:start w:w="120" w:type="dxa"/>
-              <w:bottom w:w="80" w:type="dxa"/>
-              <w:end w:w="120" w:type="dxa"/>
-            </w:tcMar>
-          </w:tcPr>
-          <w:p>
-            <w:pPr>
-              <w:spacing w:before="0" w:after="0" w:line="276" w:lineRule="auto"/>
-              <w:jc w:val="center"/>
-            </w:pPr>
-            <w:r/>
-            <w:r>
-              <w:rPr>
-                <w:rFonts w:ascii="Calibri" w:hAnsi="Calibri" w:eastAsia="Microsoft YaHei"/>
-                <w:b/>
-                <w:color w:val="0B2545"/>
-                <w:sz w:val="18"/>
-              </w:rPr>
-              <w:t>说明</w:t>
-            </w:r>
-          </w:p>
-        </w:tc>
-      </w:tr>
-      <w:tr>
-        <w:tc>
-          <w:tcPr>
-            <w:tcW w:type="dxa" w:w="2200"/>
-            <w:shd w:fill="FFFFFF"/>
-            <w:vAlign w:val="center"/>
-            <w:tcMar>
-              <w:top w:w="80" w:type="dxa"/>
-              <w:start w:w="120" w:type="dxa"/>
-              <w:bottom w:w="80" w:type="dxa"/>
-              <w:end w:w="120" w:type="dxa"/>
-            </w:tcMar>
-          </w:tcPr>
-          <w:p>
-            <w:pPr>
-              <w:spacing w:before="0" w:after="0" w:line="276" w:lineRule="auto"/>
-              <w:jc w:val="center"/>
-            </w:pPr>
-            <w:r/>
-            <w:r>
-              <w:rPr>
-                <w:rFonts w:ascii="Calibri" w:hAnsi="Calibri" w:eastAsia="Microsoft YaHei"/>
-                <w:b w:val="0"/>
-                <w:color w:val="000000"/>
-                <w:sz w:val="18"/>
-              </w:rPr>
-              <w:t>额外入队</w:t>
-            </w:r>
-          </w:p>
-        </w:tc>
-        <w:tc>
-          <w:tcPr>
-            <w:tcW w:type="dxa" w:w="7160"/>
-            <w:shd w:fill="FFFFFF"/>
-            <w:vAlign w:val="center"/>
-            <w:tcMar>
-              <w:top w:w="80" w:type="dxa"/>
-              <w:start w:w="120" w:type="dxa"/>
-              <w:bottom w:w="80" w:type="dxa"/>
-              <w:end w:w="120" w:type="dxa"/>
-            </w:tcMar>
-          </w:tcPr>
-          <w:p>
-            <w:pPr>
-              <w:spacing w:before="0" w:after="0" w:line="276" w:lineRule="auto"/>
-              <w:jc w:val="left"/>
-            </w:pPr>
-            <w:r/>
-            <w:r>
-              <w:rPr>
-                <w:rFonts w:ascii="Calibri" w:hAnsi="Calibri" w:eastAsia="Microsoft YaHei"/>
-                <w:b w:val="0"/>
-                <w:color w:val="000000"/>
-                <w:sz w:val="18"/>
-              </w:rPr>
-              <w:t>任何使队伍在单轮购买外额外获得队员的效果。</w:t>
-            </w:r>
-          </w:p>
-        </w:tc>
-      </w:tr>
-      <w:tr>
-        <w:tc>
-          <w:tcPr>
-            <w:tcW w:type="dxa" w:w="2200"/>
-            <w:shd w:fill="F2F4F7"/>
-            <w:vAlign w:val="center"/>
-            <w:tcMar>
-              <w:top w:w="80" w:type="dxa"/>
-              <w:start w:w="120" w:type="dxa"/>
-              <w:bottom w:w="80" w:type="dxa"/>
-              <w:end w:w="120" w:type="dxa"/>
-            </w:tcMar>
-          </w:tcPr>
-          <w:p>
-            <w:pPr>
-              <w:spacing w:before="0" w:after="0" w:line="276" w:lineRule="auto"/>
-              <w:jc w:val="center"/>
-            </w:pPr>
-            <w:r/>
-            <w:r>
-              <w:rPr>
-                <w:rFonts w:ascii="Calibri" w:hAnsi="Calibri" w:eastAsia="Microsoft YaHei"/>
-                <w:b w:val="0"/>
-                <w:color w:val="000000"/>
-                <w:sz w:val="18"/>
-              </w:rPr>
-              <w:t>免费入队</w:t>
-            </w:r>
-          </w:p>
-        </w:tc>
-        <w:tc>
-          <w:tcPr>
-            <w:tcW w:type="dxa" w:w="7160"/>
-            <w:shd w:fill="F2F4F7"/>
-            <w:vAlign w:val="center"/>
-            <w:tcMar>
-              <w:top w:w="80" w:type="dxa"/>
-              <w:start w:w="120" w:type="dxa"/>
-              <w:bottom w:w="80" w:type="dxa"/>
-              <w:end w:w="120" w:type="dxa"/>
-            </w:tcMar>
-          </w:tcPr>
-          <w:p>
-            <w:pPr>
-              <w:spacing w:before="0" w:after="0" w:line="276" w:lineRule="auto"/>
-              <w:jc w:val="left"/>
-            </w:pPr>
-            <w:r/>
-            <w:r>
-              <w:rPr>
-                <w:rFonts w:ascii="Calibri" w:hAnsi="Calibri" w:eastAsia="Microsoft YaHei"/>
-                <w:b w:val="0"/>
-                <w:color w:val="000000"/>
-                <w:sz w:val="18"/>
-              </w:rPr>
-              <w:t>任何不支付金币即可获得队员的效果。</w:t>
-            </w:r>
-          </w:p>
-        </w:tc>
-      </w:tr>
-      <w:tr>
-        <w:tc>
-          <w:tcPr>
-            <w:tcW w:type="dxa" w:w="2200"/>
-            <w:shd w:fill="FFFFFF"/>
-            <w:vAlign w:val="center"/>
-            <w:tcMar>
-              <w:top w:w="80" w:type="dxa"/>
-              <w:start w:w="120" w:type="dxa"/>
-              <w:bottom w:w="80" w:type="dxa"/>
-              <w:end w:w="120" w:type="dxa"/>
-            </w:tcMar>
-          </w:tcPr>
-          <w:p>
-            <w:pPr>
-              <w:spacing w:before="0" w:after="0" w:line="276" w:lineRule="auto"/>
-              <w:jc w:val="center"/>
-            </w:pPr>
-            <w:r/>
-            <w:r>
-              <w:rPr>
-                <w:rFonts w:ascii="Calibri" w:hAnsi="Calibri" w:eastAsia="Microsoft YaHei"/>
-                <w:b w:val="0"/>
-                <w:color w:val="000000"/>
-                <w:sz w:val="18"/>
-              </w:rPr>
-              <w:t>转队</w:t>
-            </w:r>
-          </w:p>
-        </w:tc>
-        <w:tc>
-          <w:tcPr>
-            <w:tcW w:type="dxa" w:w="7160"/>
-            <w:shd w:fill="FFFFFF"/>
-            <w:vAlign w:val="center"/>
-            <w:tcMar>
-              <w:top w:w="80" w:type="dxa"/>
-              <w:start w:w="120" w:type="dxa"/>
-              <w:bottom w:w="80" w:type="dxa"/>
-              <w:end w:w="120" w:type="dxa"/>
-            </w:tcMar>
-          </w:tcPr>
-          <w:p>
-            <w:pPr>
-              <w:spacing w:before="0" w:after="0" w:line="276" w:lineRule="auto"/>
-              <w:jc w:val="left"/>
-            </w:pPr>
-            <w:r/>
-            <w:r>
-              <w:rPr>
-                <w:rFonts w:ascii="Calibri" w:hAnsi="Calibri" w:eastAsia="Microsoft YaHei"/>
-                <w:b w:val="0"/>
-                <w:color w:val="000000"/>
-                <w:sz w:val="18"/>
-              </w:rPr>
-              <w:t>任何从其他队伍夺取或转移队员的效果。</w:t>
-            </w:r>
-          </w:p>
-        </w:tc>
-      </w:tr>
-      <w:tr>
-        <w:tc>
-          <w:tcPr>
-            <w:tcW w:type="dxa" w:w="2200"/>
-            <w:shd w:fill="F2F4F7"/>
-            <w:vAlign w:val="center"/>
-            <w:tcMar>
-              <w:top w:w="80" w:type="dxa"/>
-              <w:start w:w="120" w:type="dxa"/>
-              <w:bottom w:w="80" w:type="dxa"/>
-              <w:end w:w="120" w:type="dxa"/>
-            </w:tcMar>
-          </w:tcPr>
-          <w:p>
-            <w:pPr>
-              <w:spacing w:before="0" w:after="0" w:line="276" w:lineRule="auto"/>
-              <w:jc w:val="center"/>
-            </w:pPr>
-            <w:r/>
-            <w:r>
-              <w:rPr>
-                <w:rFonts w:ascii="Calibri" w:hAnsi="Calibri" w:eastAsia="Microsoft YaHei"/>
-                <w:b w:val="0"/>
-                <w:color w:val="000000"/>
-                <w:sz w:val="18"/>
-              </w:rPr>
-              <w:t>补偿回合</w:t>
-            </w:r>
-          </w:p>
-        </w:tc>
-        <w:tc>
-          <w:tcPr>
-            <w:tcW w:type="dxa" w:w="7160"/>
-            <w:shd w:fill="F2F4F7"/>
-            <w:vAlign w:val="center"/>
-            <w:tcMar>
-              <w:top w:w="80" w:type="dxa"/>
-              <w:start w:w="120" w:type="dxa"/>
-              <w:bottom w:w="80" w:type="dxa"/>
-              <w:end w:w="120" w:type="dxa"/>
-            </w:tcMar>
-          </w:tcPr>
-          <w:p>
-            <w:pPr>
-              <w:spacing w:before="0" w:after="0" w:line="276" w:lineRule="auto"/>
-              <w:jc w:val="left"/>
-            </w:pPr>
-            <w:r/>
-            <w:r>
-              <w:rPr>
-                <w:rFonts w:ascii="Calibri" w:hAnsi="Calibri" w:eastAsia="Microsoft YaHei"/>
-                <w:b w:val="0"/>
-                <w:color w:val="000000"/>
-                <w:sz w:val="18"/>
-              </w:rPr>
-              <w:t>任何额外生成购买或抽卡机会的效果。</w:t>
-            </w:r>
-          </w:p>
-        </w:tc>
-      </w:tr>
-      <w:tr>
-        <w:tc>
-          <w:tcPr>
-            <w:tcW w:type="dxa" w:w="2200"/>
-            <w:shd w:fill="FFFFFF"/>
-            <w:vAlign w:val="center"/>
-            <w:tcMar>
-              <w:top w:w="80" w:type="dxa"/>
-              <w:start w:w="120" w:type="dxa"/>
-              <w:bottom w:w="80" w:type="dxa"/>
-              <w:end w:w="120" w:type="dxa"/>
-            </w:tcMar>
-          </w:tcPr>
-          <w:p>
-            <w:pPr>
-              <w:spacing w:before="0" w:after="0" w:line="276" w:lineRule="auto"/>
-              <w:jc w:val="center"/>
-            </w:pPr>
-            <w:r/>
-            <w:r>
-              <w:rPr>
-                <w:rFonts w:ascii="Calibri" w:hAnsi="Calibri" w:eastAsia="Microsoft YaHei"/>
-                <w:b w:val="0"/>
-                <w:color w:val="000000"/>
-                <w:sz w:val="18"/>
-              </w:rPr>
-              <w:t>额外选人</w:t>
-            </w:r>
-          </w:p>
-        </w:tc>
-        <w:tc>
-          <w:tcPr>
-            <w:tcW w:type="dxa" w:w="7160"/>
-            <w:shd w:fill="FFFFFF"/>
-            <w:vAlign w:val="center"/>
-            <w:tcMar>
-              <w:top w:w="80" w:type="dxa"/>
-              <w:start w:w="120" w:type="dxa"/>
-              <w:bottom w:w="80" w:type="dxa"/>
-              <w:end w:w="120" w:type="dxa"/>
-            </w:tcMar>
-          </w:tcPr>
-          <w:p>
-            <w:pPr>
-              <w:spacing w:before="0" w:after="0" w:line="276" w:lineRule="auto"/>
-              <w:jc w:val="left"/>
-            </w:pPr>
-            <w:r/>
-            <w:r>
-              <w:rPr>
-                <w:rFonts w:ascii="Calibri" w:hAnsi="Calibri" w:eastAsia="Microsoft YaHei"/>
-                <w:b w:val="0"/>
-                <w:color w:val="000000"/>
-                <w:sz w:val="18"/>
-              </w:rPr>
-              <w:t>任何突破每轮1次购买名额的效果。</w:t>
-            </w:r>
-          </w:p>
-        </w:tc>
-      </w:tr>
-      <w:tr>
-        <w:tc>
-          <w:tcPr>
-            <w:tcW w:type="dxa" w:w="2200"/>
-            <w:shd w:fill="F2F4F7"/>
-            <w:vAlign w:val="center"/>
-            <w:tcMar>
-              <w:top w:w="80" w:type="dxa"/>
-              <w:start w:w="120" w:type="dxa"/>
-              <w:bottom w:w="80" w:type="dxa"/>
-              <w:end w:w="120" w:type="dxa"/>
-            </w:tcMar>
-          </w:tcPr>
-          <w:p>
-            <w:pPr>
-              <w:spacing w:before="0" w:after="0" w:line="276" w:lineRule="auto"/>
-              <w:jc w:val="center"/>
-            </w:pPr>
-            <w:r/>
-            <w:r>
-              <w:rPr>
-                <w:rFonts w:ascii="Calibri" w:hAnsi="Calibri" w:eastAsia="Microsoft YaHei"/>
-                <w:b w:val="0"/>
-                <w:color w:val="000000"/>
-                <w:sz w:val="18"/>
-              </w:rPr>
-              <w:t>自动分配</w:t>
-            </w:r>
-          </w:p>
-        </w:tc>
-        <w:tc>
-          <w:tcPr>
-            <w:tcW w:type="dxa" w:w="7160"/>
-            <w:shd w:fill="F2F4F7"/>
-            <w:vAlign w:val="center"/>
-            <w:tcMar>
-              <w:top w:w="80" w:type="dxa"/>
-              <w:start w:w="120" w:type="dxa"/>
-              <w:bottom w:w="80" w:type="dxa"/>
-              <w:end w:w="120" w:type="dxa"/>
-            </w:tcMar>
-          </w:tcPr>
-          <w:p>
-            <w:pPr>
-              <w:spacing w:before="0" w:after="0" w:line="276" w:lineRule="auto"/>
-              <w:jc w:val="left"/>
-            </w:pPr>
-            <w:r/>
-            <w:r>
-              <w:rPr>
-                <w:rFonts w:ascii="Calibri" w:hAnsi="Calibri" w:eastAsia="Microsoft YaHei"/>
-                <w:b w:val="0"/>
-                <w:color w:val="000000"/>
-                <w:sz w:val="18"/>
-              </w:rPr>
-              <w:t>任何绕过商店和购买流程直接分配队员的效果。</w:t>
-            </w:r>
-          </w:p>
-        </w:tc>
-      </w:tr>
-      <w:tr>
-        <w:tc>
-          <w:tcPr>
-            <w:tcW w:type="dxa" w:w="2200"/>
-            <w:shd w:fill="FFFFFF"/>
-            <w:vAlign w:val="center"/>
-            <w:tcMar>
-              <w:top w:w="80" w:type="dxa"/>
-              <w:start w:w="120" w:type="dxa"/>
-              <w:bottom w:w="80" w:type="dxa"/>
-              <w:end w:w="120" w:type="dxa"/>
-            </w:tcMar>
-          </w:tcPr>
-          <w:p>
-            <w:pPr>
-              <w:spacing w:before="0" w:after="0" w:line="276" w:lineRule="auto"/>
-              <w:jc w:val="center"/>
-            </w:pPr>
-            <w:r/>
-            <w:r>
-              <w:rPr>
-                <w:rFonts w:ascii="Calibri" w:hAnsi="Calibri" w:eastAsia="Microsoft YaHei"/>
-                <w:b w:val="0"/>
-                <w:color w:val="000000"/>
-                <w:sz w:val="18"/>
-              </w:rPr>
-              <w:t>直接自选队员</w:t>
-            </w:r>
-          </w:p>
-        </w:tc>
-        <w:tc>
-          <w:tcPr>
-            <w:tcW w:type="dxa" w:w="7160"/>
-            <w:shd w:fill="FFFFFF"/>
-            <w:vAlign w:val="center"/>
-            <w:tcMar>
-              <w:top w:w="80" w:type="dxa"/>
-              <w:start w:w="120" w:type="dxa"/>
-              <w:bottom w:w="80" w:type="dxa"/>
-              <w:end w:w="120" w:type="dxa"/>
-            </w:tcMar>
-          </w:tcPr>
-          <w:p>
-            <w:pPr>
-              <w:spacing w:before="0" w:after="0" w:line="276" w:lineRule="auto"/>
-              <w:jc w:val="left"/>
-            </w:pPr>
-            <w:r/>
-            <w:r>
-              <w:rPr>
-                <w:rFonts w:ascii="Calibri" w:hAnsi="Calibri" w:eastAsia="Microsoft YaHei"/>
-                <w:b w:val="0"/>
-                <w:color w:val="000000"/>
-                <w:sz w:val="18"/>
-              </w:rPr>
-              <w:t>任何绕过金币、概率或商店展示直接选择队员的效果。</w:t>
-            </w:r>
-          </w:p>
-        </w:tc>
-      </w:tr>
-    </w:tbl>
-    <w:p>
-      <w:pPr>
-        <w:spacing w:after="60"/>
-      </w:pPr>
-    </w:p>
-    <w:tbl>
-      <w:tblPr>
-        <w:tblW w:type="dxa" w:w="9360"/>
-        <w:jc w:val="left"/>
-        <w:tblLook w:firstColumn="1" w:firstRow="1" w:lastColumn="0" w:lastRow="0" w:noHBand="0" w:noVBand="1" w:val="04A0"/>
-        <w:tblInd w:w="120" w:type="dxa"/>
-        <w:tblLayout w:type="fixed"/>
-        <w:tblBorders>
-          <w:top w:val="single" w:sz="6" w:space="0" w:color="D7DDE6"/>
-          <w:left w:val="single" w:sz="6" w:space="0" w:color="D7DDE6"/>
-          <w:bottom w:val="single" w:sz="6" w:space="0" w:color="D7DDE6"/>
-          <w:right w:val="single" w:sz="6" w:space="0" w:color="D7DDE6"/>
-          <w:insideH w:val="single" w:sz="6" w:space="0" w:color="D7DDE6"/>
-          <w:insideV w:val="single" w:sz="6" w:space="0" w:color="D7DDE6"/>
-        </w:tblBorders>
-      </w:tblPr>
-      <w:tblGrid>
-        <w:gridCol w:w="9360"/>
-      </w:tblGrid>
-      <w:tr>
-        <w:tc>
-          <w:tcPr>
-            <w:tcW w:type="dxa" w:w="9360"/>
-            <w:shd w:fill="F4F6F9"/>
-            <w:tcMar>
-              <w:top w:w="80" w:type="dxa"/>
-              <w:start w:w="120" w:type="dxa"/>
-              <w:bottom w:w="80" w:type="dxa"/>
-              <w:end w:w="120" w:type="dxa"/>
-            </w:tcMar>
-          </w:tcPr>
-          <w:p>
-            <w:pPr>
-              <w:spacing w:after="40" w:line="288" w:lineRule="auto"/>
-            </w:pPr>
-            <w:r/>
-            <w:r>
-              <w:rPr>
-                <w:rFonts w:ascii="Calibri" w:hAnsi="Calibri" w:eastAsia="Microsoft YaHei"/>
-                <w:b/>
-                <w:color w:val="0B2545"/>
-                <w:sz w:val="21"/>
-              </w:rPr>
-              <w:t>第一版执行建议</w:t>
-            </w:r>
-          </w:p>
-          <w:p>
-            <w:pPr>
-              <w:spacing w:after="0" w:line="288" w:lineRule="auto"/>
-            </w:pPr>
-            <w:r>
-              <w:rPr>
-                <w:rFonts w:ascii="Calibri" w:hAnsi="Calibri" w:eastAsia="Microsoft YaHei"/>
-                <w:sz w:val="20"/>
-              </w:rPr>
-              <w:t>为了保持纯官方概率与金币取舍，金币模式第一版建议禁用所有入队型、经济型和明显破坏卡池概率的海克斯，仅保留不影响队员入队结果的展示或裁判辅助能力。</w:t>
-            </w:r>
-          </w:p>
-        </w:tc>
-      </w:tr>
-    </w:tbl>
-    <w:p>
-      <w:pPr>
-        <w:spacing w:after="60"/>
-      </w:pPr>
-    </w:p>
-    <w:p>
-      <w:pPr>
-        <w:pStyle w:val="Heading1"/>
-      </w:pPr>
-      <w:r>
-        <w:t>十一、旧模式与旧存档</w:t>
+        <w:t>四轮结束后，队伍未满时只能从同阵营、非队长、未入队、未禁用的剩余选手中随机补位。</w:t>
       </w:r>
     </w:p>
     <w:p>
       <w:pPr>
-        <w:pStyle w:val="ListNumber"/>
-        <w:spacing w:after="80" w:line="300" w:lineRule="auto"/>
-        <w:ind w:left="540" w:hanging="271"/>
+        <w:pStyle w:val="ListBullet"/>
       </w:pPr>
       <w:r>
         <w:rPr>
-          <w:rFonts w:ascii="Calibri" w:hAnsi="Calibri" w:eastAsia="Microsoft YaHei"/>
+          <w:rFonts w:ascii="Microsoft YaHei" w:hAnsi="Microsoft YaHei" w:eastAsia="Microsoft YaHei"/>
         </w:rPr>
-        <w:t>无金币模式删除，不再作为默认玩法。</w:t>
+        <w:t>最终补位不消耗金币，不允许裁判或队长选择，不允许跨阵营补位。</w:t>
       </w:r>
     </w:p>
     <w:p>
       <w:pPr>
-        <w:pStyle w:val="ListNumber"/>
-        <w:spacing w:after="80" w:line="300" w:lineRule="auto"/>
-        <w:ind w:left="540" w:hanging="271"/>
+        <w:pStyle w:val="ListBullet"/>
       </w:pPr>
       <w:r>
         <w:rPr>
-          <w:rFonts w:ascii="Calibri" w:hAnsi="Calibri" w:eastAsia="Microsoft YaHei"/>
+          <w:rFonts w:ascii="Microsoft YaHei" w:hAnsi="Microsoft YaHei" w:eastAsia="Microsoft YaHei"/>
         </w:rPr>
-        <w:t>旧存档保留为历史备份。</w:t>
-      </w:r>
-    </w:p>
-    <w:p>
-      <w:pPr>
-        <w:pStyle w:val="ListNumber"/>
-        <w:spacing w:after="80" w:line="300" w:lineRule="auto"/>
-        <w:ind w:left="540" w:hanging="271"/>
-      </w:pPr>
-      <w:r>
-        <w:rPr>
-          <w:rFonts w:ascii="Calibri" w:hAnsi="Calibri" w:eastAsia="Microsoft YaHei"/>
-        </w:rPr>
-        <w:t>导入旧存档时，只迁移选手名单、队长信息、历史成绩和FMVP标记。</w:t>
-      </w:r>
-    </w:p>
-    <w:p>
-      <w:pPr>
-        <w:pStyle w:val="ListNumber"/>
-        <w:spacing w:after="80" w:line="300" w:lineRule="auto"/>
-        <w:ind w:left="540" w:hanging="271"/>
-      </w:pPr>
-      <w:r>
-        <w:rPr>
-          <w:rFonts w:ascii="Calibri" w:hAnsi="Calibri" w:eastAsia="Microsoft YaHei"/>
-        </w:rPr>
-        <w:t>不迁移旧抽卡结果、旧队伍阵容、旧无金币轮次状态。</w:t>
-      </w:r>
-    </w:p>
-    <w:p>
-      <w:pPr>
-        <w:pStyle w:val="ListNumber"/>
-        <w:spacing w:after="80" w:line="300" w:lineRule="auto"/>
-        <w:ind w:left="540" w:hanging="271"/>
-      </w:pPr>
-      <w:r>
-        <w:rPr>
-          <w:rFonts w:ascii="Calibri" w:hAnsi="Calibri" w:eastAsia="Microsoft YaHei"/>
-        </w:rPr>
-        <w:t>系统重新按金币模式生成10队、40名队员卡池和四轮经济状态。</w:t>
+        <w:t>所有队伍达到 1 名队长加 4 名队员后，组队完成，阵容、金币、刷新、购买和补位记录固化为审计日志。</w:t>
       </w:r>
     </w:p>
     <w:p>
@@ -5342,638 +416,53 @@
         <w:pStyle w:val="Heading1"/>
       </w:pPr>
       <w:r>
-        <w:t>十二、组队完成判定</w:t>
+        <w:rPr>
+          <w:rFonts w:ascii="Microsoft YaHei" w:hAnsi="Microsoft YaHei" w:eastAsia="Microsoft YaHei"/>
+        </w:rPr>
+        <w:t>八、状态、日志与文档来源</w:t>
       </w:r>
     </w:p>
     <w:p>
       <w:pPr>
-        <w:pStyle w:val="ListNumber"/>
-        <w:spacing w:after="80" w:line="300" w:lineRule="auto"/>
-        <w:ind w:left="540" w:hanging="271"/>
+        <w:pStyle w:val="ListBullet"/>
       </w:pPr>
       <w:r>
         <w:rPr>
-          <w:rFonts w:ascii="Calibri" w:hAnsi="Calibri" w:eastAsia="Microsoft YaHei"/>
+          <w:rFonts w:ascii="Microsoft YaHei" w:hAnsi="Microsoft YaHei" w:eastAsia="Microsoft YaHei"/>
         </w:rPr>
-        <w:t>10名队长均完成四轮购买或跳过后，队员抽卡阶段结束。</w:t>
+        <w:t>所有影响金币、购买权、刷新、顺位、商店、海克斯和入队归属的动作都写入事件日志。</w:t>
       </w:r>
     </w:p>
     <w:p>
       <w:pPr>
-        <w:pStyle w:val="ListNumber"/>
-        <w:spacing w:after="80" w:line="300" w:lineRule="auto"/>
-        <w:ind w:left="540" w:hanging="271"/>
+        <w:pStyle w:val="ListBullet"/>
       </w:pPr>
       <w:r>
         <w:rPr>
-          <w:rFonts w:ascii="Calibri" w:hAnsi="Calibri" w:eastAsia="Microsoft YaHei"/>
+          <w:rFonts w:ascii="Microsoft YaHei" w:hAnsi="Microsoft YaHei" w:eastAsia="Microsoft YaHei"/>
         </w:rPr>
-        <w:t>系统检查每队队员数量；不足4人的队伍进入最终随机补位。</w:t>
+        <w:t>当前官方维护依据为 06_开发计划.md、14_阵营锁定10队金币商店模式_实施规范.md、HEXCORE2.0_当前海克斯详细介绍.docx 和 海克斯介绍以及攻略文档.docx。</w:t>
       </w:r>
     </w:p>
     <w:p>
       <w:pPr>
-        <w:pStyle w:val="ListNumber"/>
-        <w:spacing w:after="80" w:line="300" w:lineRule="auto"/>
-        <w:ind w:left="540" w:hanging="271"/>
+        <w:pStyle w:val="ListBullet"/>
       </w:pPr>
       <w:r>
         <w:rPr>
-          <w:rFonts w:ascii="Calibri" w:hAnsi="Calibri" w:eastAsia="Microsoft YaHei"/>
+          <w:rFonts w:ascii="Microsoft YaHei" w:hAnsi="Microsoft YaHei" w:eastAsia="Microsoft YaHei"/>
         </w:rPr>
-        <w:t>所有队伍达到1名队长加4名队员后，组队完成。</w:t>
+        <w:t>历史无金币规则和迁移实施方案仅用于追溯，不作为当前现场裁决依据。</w:t>
       </w:r>
     </w:p>
-    <w:p>
-      <w:pPr>
-        <w:pStyle w:val="ListNumber"/>
-        <w:spacing w:after="80" w:line="300" w:lineRule="auto"/>
-        <w:ind w:left="540" w:hanging="271"/>
-      </w:pPr>
-      <w:r>
-        <w:rPr>
-          <w:rFonts w:ascii="Calibri" w:hAnsi="Calibri" w:eastAsia="Microsoft YaHei"/>
-        </w:rPr>
-        <w:t>组队完成后，金币余额、刷新记录、购买记录、跳过记录、补位记录全部固化。</w:t>
-      </w:r>
-    </w:p>
-    <w:p>
-      <w:pPr>
-        <w:pStyle w:val="ListNumber"/>
-        <w:spacing w:after="80" w:line="300" w:lineRule="auto"/>
-        <w:ind w:left="540" w:hanging="271"/>
-      </w:pPr>
-      <w:r>
-        <w:rPr>
-          <w:rFonts w:ascii="Calibri" w:hAnsi="Calibri" w:eastAsia="Microsoft YaHei"/>
-        </w:rPr>
-        <w:t>最终阵容作为后续赛程、对局或淘汰赛阶段的唯一有效阵容。</w:t>
-      </w:r>
-    </w:p>
-    <w:p>
-      <w:pPr>
-        <w:pStyle w:val="Heading1"/>
-      </w:pPr>
-      <w:r>
-        <w:t>十三、系统实现清单</w:t>
-      </w:r>
-    </w:p>
-    <w:tbl>
-      <w:tblPr>
-        <w:tblStyle w:val="TableGrid"/>
-        <w:tblW w:type="dxa" w:w="9360"/>
-        <w:jc w:val="left"/>
-        <w:tblLook w:firstColumn="1" w:firstRow="1" w:lastColumn="0" w:lastRow="0" w:noHBand="0" w:noVBand="1" w:val="04A0"/>
-        <w:tblBorders>
-          <w:top w:val="single" w:sz="6" w:space="0" w:color="B9C2CF"/>
-          <w:left w:val="single" w:sz="6" w:space="0" w:color="B9C2CF"/>
-          <w:bottom w:val="single" w:sz="6" w:space="0" w:color="B9C2CF"/>
-          <w:right w:val="single" w:sz="6" w:space="0" w:color="B9C2CF"/>
-          <w:insideH w:val="single" w:sz="6" w:space="0" w:color="B9C2CF"/>
-          <w:insideV w:val="single" w:sz="6" w:space="0" w:color="B9C2CF"/>
-        </w:tblBorders>
-        <w:tblInd w:w="120" w:type="dxa"/>
-        <w:tblLayout w:type="fixed"/>
-      </w:tblPr>
-      <w:tblGrid>
-        <w:gridCol w:w="1900"/>
-        <w:gridCol w:w="7460"/>
-      </w:tblGrid>
-      <w:tr>
-        <w:tc>
-          <w:tcPr>
-            <w:tcW w:type="dxa" w:w="1900"/>
-            <w:shd w:fill="E8EEF5"/>
-            <w:vAlign w:val="center"/>
-            <w:tcMar>
-              <w:top w:w="80" w:type="dxa"/>
-              <w:start w:w="120" w:type="dxa"/>
-              <w:bottom w:w="80" w:type="dxa"/>
-              <w:end w:w="120" w:type="dxa"/>
-            </w:tcMar>
-          </w:tcPr>
-          <w:p>
-            <w:pPr>
-              <w:spacing w:before="0" w:after="0" w:line="276" w:lineRule="auto"/>
-              <w:jc w:val="center"/>
-            </w:pPr>
-            <w:r/>
-            <w:r>
-              <w:rPr>
-                <w:rFonts w:ascii="Calibri" w:hAnsi="Calibri" w:eastAsia="Microsoft YaHei"/>
-                <w:b/>
-                <w:color w:val="0B2545"/>
-                <w:sz w:val="17"/>
-              </w:rPr>
-              <w:t>模块</w:t>
-            </w:r>
-          </w:p>
-        </w:tc>
-        <w:tc>
-          <w:tcPr>
-            <w:tcW w:type="dxa" w:w="7460"/>
-            <w:shd w:fill="E8EEF5"/>
-            <w:vAlign w:val="center"/>
-            <w:tcMar>
-              <w:top w:w="80" w:type="dxa"/>
-              <w:start w:w="120" w:type="dxa"/>
-              <w:bottom w:w="80" w:type="dxa"/>
-              <w:end w:w="120" w:type="dxa"/>
-            </w:tcMar>
-          </w:tcPr>
-          <w:p>
-            <w:pPr>
-              <w:spacing w:before="0" w:after="0" w:line="276" w:lineRule="auto"/>
-              <w:jc w:val="center"/>
-            </w:pPr>
-            <w:r/>
-            <w:r>
-              <w:rPr>
-                <w:rFonts w:ascii="Calibri" w:hAnsi="Calibri" w:eastAsia="Microsoft YaHei"/>
-                <w:b/>
-                <w:color w:val="0B2545"/>
-                <w:sz w:val="17"/>
-              </w:rPr>
-              <w:t>必须支持的能力</w:t>
-            </w:r>
-          </w:p>
-        </w:tc>
-      </w:tr>
-      <w:tr>
-        <w:tc>
-          <w:tcPr>
-            <w:tcW w:type="dxa" w:w="1900"/>
-            <w:shd w:fill="FFFFFF"/>
-            <w:vAlign w:val="center"/>
-            <w:tcMar>
-              <w:top w:w="80" w:type="dxa"/>
-              <w:start w:w="120" w:type="dxa"/>
-              <w:bottom w:w="80" w:type="dxa"/>
-              <w:end w:w="120" w:type="dxa"/>
-            </w:tcMar>
-          </w:tcPr>
-          <w:p>
-            <w:pPr>
-              <w:spacing w:before="0" w:after="0" w:line="276" w:lineRule="auto"/>
-              <w:jc w:val="center"/>
-            </w:pPr>
-            <w:r/>
-            <w:r>
-              <w:rPr>
-                <w:rFonts w:ascii="Calibri" w:hAnsi="Calibri" w:eastAsia="Microsoft YaHei"/>
-                <w:b w:val="0"/>
-                <w:color w:val="000000"/>
-                <w:sz w:val="17"/>
-              </w:rPr>
-              <w:t>选手库</w:t>
-            </w:r>
-          </w:p>
-        </w:tc>
-        <w:tc>
-          <w:tcPr>
-            <w:tcW w:type="dxa" w:w="7460"/>
-            <w:shd w:fill="FFFFFF"/>
-            <w:vAlign w:val="center"/>
-            <w:tcMar>
-              <w:top w:w="80" w:type="dxa"/>
-              <w:start w:w="120" w:type="dxa"/>
-              <w:bottom w:w="80" w:type="dxa"/>
-              <w:end w:w="120" w:type="dxa"/>
-            </w:tcMar>
-          </w:tcPr>
-          <w:p>
-            <w:pPr>
-              <w:spacing w:before="0" w:after="0" w:line="276" w:lineRule="auto"/>
-              <w:jc w:val="left"/>
-            </w:pPr>
-            <w:r/>
-            <w:r>
-              <w:rPr>
-                <w:rFonts w:ascii="Calibri" w:hAnsi="Calibri" w:eastAsia="Microsoft YaHei"/>
-                <w:b w:val="0"/>
-                <w:color w:val="000000"/>
-                <w:sz w:val="17"/>
-              </w:rPr>
-              <w:t>50人导入、队长指定、FMVP标记、1-5费自动分档、队长专属池。</w:t>
-            </w:r>
-          </w:p>
-        </w:tc>
-      </w:tr>
-      <w:tr>
-        <w:tc>
-          <w:tcPr>
-            <w:tcW w:type="dxa" w:w="1900"/>
-            <w:shd w:fill="F2F4F7"/>
-            <w:vAlign w:val="center"/>
-            <w:tcMar>
-              <w:top w:w="80" w:type="dxa"/>
-              <w:start w:w="120" w:type="dxa"/>
-              <w:bottom w:w="80" w:type="dxa"/>
-              <w:end w:w="120" w:type="dxa"/>
-            </w:tcMar>
-          </w:tcPr>
-          <w:p>
-            <w:pPr>
-              <w:spacing w:before="0" w:after="0" w:line="276" w:lineRule="auto"/>
-              <w:jc w:val="center"/>
-            </w:pPr>
-            <w:r/>
-            <w:r>
-              <w:rPr>
-                <w:rFonts w:ascii="Calibri" w:hAnsi="Calibri" w:eastAsia="Microsoft YaHei"/>
-                <w:b w:val="0"/>
-                <w:color w:val="000000"/>
-                <w:sz w:val="17"/>
-              </w:rPr>
-              <w:t>队伍管理</w:t>
-            </w:r>
-          </w:p>
-        </w:tc>
-        <w:tc>
-          <w:tcPr>
-            <w:tcW w:type="dxa" w:w="7460"/>
-            <w:shd w:fill="F2F4F7"/>
-            <w:vAlign w:val="center"/>
-            <w:tcMar>
-              <w:top w:w="80" w:type="dxa"/>
-              <w:start w:w="120" w:type="dxa"/>
-              <w:bottom w:w="80" w:type="dxa"/>
-              <w:end w:w="120" w:type="dxa"/>
-            </w:tcMar>
-          </w:tcPr>
-          <w:p>
-            <w:pPr>
-              <w:spacing w:before="0" w:after="0" w:line="276" w:lineRule="auto"/>
-              <w:jc w:val="left"/>
-            </w:pPr>
-            <w:r/>
-            <w:r>
-              <w:rPr>
-                <w:rFonts w:ascii="Calibri" w:hAnsi="Calibri" w:eastAsia="Microsoft YaHei"/>
-                <w:b w:val="0"/>
-                <w:color w:val="000000"/>
-                <w:sz w:val="17"/>
-              </w:rPr>
-              <w:t>默认10队，裁判指定队长，队长从普通卡池移出。</w:t>
-            </w:r>
-          </w:p>
-        </w:tc>
-      </w:tr>
-      <w:tr>
-        <w:tc>
-          <w:tcPr>
-            <w:tcW w:type="dxa" w:w="1900"/>
-            <w:shd w:fill="FFFFFF"/>
-            <w:vAlign w:val="center"/>
-            <w:tcMar>
-              <w:top w:w="80" w:type="dxa"/>
-              <w:start w:w="120" w:type="dxa"/>
-              <w:bottom w:w="80" w:type="dxa"/>
-              <w:end w:w="120" w:type="dxa"/>
-            </w:tcMar>
-          </w:tcPr>
-          <w:p>
-            <w:pPr>
-              <w:spacing w:before="0" w:after="0" w:line="276" w:lineRule="auto"/>
-              <w:jc w:val="center"/>
-            </w:pPr>
-            <w:r/>
-            <w:r>
-              <w:rPr>
-                <w:rFonts w:ascii="Calibri" w:hAnsi="Calibri" w:eastAsia="Microsoft YaHei"/>
-                <w:b w:val="0"/>
-                <w:color w:val="000000"/>
-                <w:sz w:val="17"/>
-              </w:rPr>
-              <w:t>金币状态</w:t>
-            </w:r>
-          </w:p>
-        </w:tc>
-        <w:tc>
-          <w:tcPr>
-            <w:tcW w:type="dxa" w:w="7460"/>
-            <w:shd w:fill="FFFFFF"/>
-            <w:vAlign w:val="center"/>
-            <w:tcMar>
-              <w:top w:w="80" w:type="dxa"/>
-              <w:start w:w="120" w:type="dxa"/>
-              <w:bottom w:w="80" w:type="dxa"/>
-              <w:end w:w="120" w:type="dxa"/>
-            </w:tcMar>
-          </w:tcPr>
-          <w:p>
-            <w:pPr>
-              <w:spacing w:before="0" w:after="0" w:line="276" w:lineRule="auto"/>
-              <w:jc w:val="left"/>
-            </w:pPr>
-            <w:r/>
-            <w:r>
-              <w:rPr>
-                <w:rFonts w:ascii="Calibri" w:hAnsi="Calibri" w:eastAsia="Microsoft YaHei"/>
-                <w:b w:val="0"/>
-                <w:color w:val="000000"/>
-                <w:sz w:val="17"/>
-              </w:rPr>
-              <w:t>每队长独立金币、轮次收入、刷新次数、购买权、跳过状态。</w:t>
-            </w:r>
-          </w:p>
-        </w:tc>
-      </w:tr>
-      <w:tr>
-        <w:tc>
-          <w:tcPr>
-            <w:tcW w:type="dxa" w:w="1900"/>
-            <w:shd w:fill="F2F4F7"/>
-            <w:vAlign w:val="center"/>
-            <w:tcMar>
-              <w:top w:w="80" w:type="dxa"/>
-              <w:start w:w="120" w:type="dxa"/>
-              <w:bottom w:w="80" w:type="dxa"/>
-              <w:end w:w="120" w:type="dxa"/>
-            </w:tcMar>
-          </w:tcPr>
-          <w:p>
-            <w:pPr>
-              <w:spacing w:before="0" w:after="0" w:line="276" w:lineRule="auto"/>
-              <w:jc w:val="center"/>
-            </w:pPr>
-            <w:r/>
-            <w:r>
-              <w:rPr>
-                <w:rFonts w:ascii="Calibri" w:hAnsi="Calibri" w:eastAsia="Microsoft YaHei"/>
-                <w:b w:val="0"/>
-                <w:color w:val="000000"/>
-                <w:sz w:val="17"/>
-              </w:rPr>
-              <w:t>商店引擎</w:t>
-            </w:r>
-          </w:p>
-        </w:tc>
-        <w:tc>
-          <w:tcPr>
-            <w:tcW w:type="dxa" w:w="7460"/>
-            <w:shd w:fill="F2F4F7"/>
-            <w:vAlign w:val="center"/>
-            <w:tcMar>
-              <w:top w:w="80" w:type="dxa"/>
-              <w:start w:w="120" w:type="dxa"/>
-              <w:bottom w:w="80" w:type="dxa"/>
-              <w:end w:w="120" w:type="dxa"/>
-            </w:tcMar>
-          </w:tcPr>
-          <w:p>
-            <w:pPr>
-              <w:spacing w:before="0" w:after="0" w:line="276" w:lineRule="auto"/>
-              <w:jc w:val="left"/>
-            </w:pPr>
-            <w:r/>
-            <w:r>
-              <w:rPr>
-                <w:rFonts w:ascii="Calibri" w:hAnsi="Calibri" w:eastAsia="Microsoft YaHei"/>
-                <w:b w:val="0"/>
-                <w:color w:val="000000"/>
-                <w:sz w:val="17"/>
-              </w:rPr>
-              <w:t>免费初始商店、5张展示、概率抽档、无重复展示、空档概率重分配。</w:t>
-            </w:r>
-          </w:p>
-        </w:tc>
-      </w:tr>
-      <w:tr>
-        <w:tc>
-          <w:tcPr>
-            <w:tcW w:type="dxa" w:w="1900"/>
-            <w:shd w:fill="FFFFFF"/>
-            <w:vAlign w:val="center"/>
-            <w:tcMar>
-              <w:top w:w="80" w:type="dxa"/>
-              <w:start w:w="120" w:type="dxa"/>
-              <w:bottom w:w="80" w:type="dxa"/>
-              <w:end w:w="120" w:type="dxa"/>
-            </w:tcMar>
-          </w:tcPr>
-          <w:p>
-            <w:pPr>
-              <w:spacing w:before="0" w:after="0" w:line="276" w:lineRule="auto"/>
-              <w:jc w:val="center"/>
-            </w:pPr>
-            <w:r/>
-            <w:r>
-              <w:rPr>
-                <w:rFonts w:ascii="Calibri" w:hAnsi="Calibri" w:eastAsia="Microsoft YaHei"/>
-                <w:b w:val="0"/>
-                <w:color w:val="000000"/>
-                <w:sz w:val="17"/>
-              </w:rPr>
-              <w:t>购买流程</w:t>
-            </w:r>
-          </w:p>
-        </w:tc>
-        <w:tc>
-          <w:tcPr>
-            <w:tcW w:type="dxa" w:w="7460"/>
-            <w:shd w:fill="FFFFFF"/>
-            <w:vAlign w:val="center"/>
-            <w:tcMar>
-              <w:top w:w="80" w:type="dxa"/>
-              <w:start w:w="120" w:type="dxa"/>
-              <w:bottom w:w="80" w:type="dxa"/>
-              <w:end w:w="120" w:type="dxa"/>
-            </w:tcMar>
-          </w:tcPr>
-          <w:p>
-            <w:pPr>
-              <w:spacing w:before="0" w:after="0" w:line="276" w:lineRule="auto"/>
-              <w:jc w:val="left"/>
-            </w:pPr>
-            <w:r/>
-            <w:r>
-              <w:rPr>
-                <w:rFonts w:ascii="Calibri" w:hAnsi="Calibri" w:eastAsia="Microsoft YaHei"/>
-                <w:b w:val="0"/>
-                <w:color w:val="000000"/>
-                <w:sz w:val="17"/>
-              </w:rPr>
-              <w:t>金币校验、扣费、入队、购买权消耗、日志记录。</w:t>
-            </w:r>
-          </w:p>
-        </w:tc>
-      </w:tr>
-      <w:tr>
-        <w:tc>
-          <w:tcPr>
-            <w:tcW w:type="dxa" w:w="1900"/>
-            <w:shd w:fill="F2F4F7"/>
-            <w:vAlign w:val="center"/>
-            <w:tcMar>
-              <w:top w:w="80" w:type="dxa"/>
-              <w:start w:w="120" w:type="dxa"/>
-              <w:bottom w:w="80" w:type="dxa"/>
-              <w:end w:w="120" w:type="dxa"/>
-            </w:tcMar>
-          </w:tcPr>
-          <w:p>
-            <w:pPr>
-              <w:spacing w:before="0" w:after="0" w:line="276" w:lineRule="auto"/>
-              <w:jc w:val="center"/>
-            </w:pPr>
-            <w:r/>
-            <w:r>
-              <w:rPr>
-                <w:rFonts w:ascii="Calibri" w:hAnsi="Calibri" w:eastAsia="Microsoft YaHei"/>
-                <w:b w:val="0"/>
-                <w:color w:val="000000"/>
-                <w:sz w:val="17"/>
-              </w:rPr>
-              <w:t>最终补位</w:t>
-            </w:r>
-          </w:p>
-        </w:tc>
-        <w:tc>
-          <w:tcPr>
-            <w:tcW w:type="dxa" w:w="7460"/>
-            <w:shd w:fill="F2F4F7"/>
-            <w:vAlign w:val="center"/>
-            <w:tcMar>
-              <w:top w:w="80" w:type="dxa"/>
-              <w:start w:w="120" w:type="dxa"/>
-              <w:bottom w:w="80" w:type="dxa"/>
-              <w:end w:w="120" w:type="dxa"/>
-            </w:tcMar>
-          </w:tcPr>
-          <w:p>
-            <w:pPr>
-              <w:spacing w:before="0" w:after="0" w:line="276" w:lineRule="auto"/>
-              <w:jc w:val="left"/>
-            </w:pPr>
-            <w:r/>
-            <w:r>
-              <w:rPr>
-                <w:rFonts w:ascii="Calibri" w:hAnsi="Calibri" w:eastAsia="Microsoft YaHei"/>
-                <w:b w:val="0"/>
-                <w:color w:val="000000"/>
-                <w:sz w:val="17"/>
-              </w:rPr>
-              <w:t>从全部剩余队员随机补齐，写入补位日志。</w:t>
-            </w:r>
-          </w:p>
-        </w:tc>
-      </w:tr>
-      <w:tr>
-        <w:tc>
-          <w:tcPr>
-            <w:tcW w:type="dxa" w:w="1900"/>
-            <w:shd w:fill="FFFFFF"/>
-            <w:vAlign w:val="center"/>
-            <w:tcMar>
-              <w:top w:w="80" w:type="dxa"/>
-              <w:start w:w="120" w:type="dxa"/>
-              <w:bottom w:w="80" w:type="dxa"/>
-              <w:end w:w="120" w:type="dxa"/>
-            </w:tcMar>
-          </w:tcPr>
-          <w:p>
-            <w:pPr>
-              <w:spacing w:before="0" w:after="0" w:line="276" w:lineRule="auto"/>
-              <w:jc w:val="center"/>
-            </w:pPr>
-            <w:r/>
-            <w:r>
-              <w:rPr>
-                <w:rFonts w:ascii="Calibri" w:hAnsi="Calibri" w:eastAsia="Microsoft YaHei"/>
-                <w:b w:val="0"/>
-                <w:color w:val="000000"/>
-                <w:sz w:val="17"/>
-              </w:rPr>
-              <w:t>旧存档迁移</w:t>
-            </w:r>
-          </w:p>
-        </w:tc>
-        <w:tc>
-          <w:tcPr>
-            <w:tcW w:type="dxa" w:w="7460"/>
-            <w:shd w:fill="FFFFFF"/>
-            <w:vAlign w:val="center"/>
-            <w:tcMar>
-              <w:top w:w="80" w:type="dxa"/>
-              <w:start w:w="120" w:type="dxa"/>
-              <w:bottom w:w="80" w:type="dxa"/>
-              <w:end w:w="120" w:type="dxa"/>
-            </w:tcMar>
-          </w:tcPr>
-          <w:p>
-            <w:pPr>
-              <w:spacing w:before="0" w:after="0" w:line="276" w:lineRule="auto"/>
-              <w:jc w:val="left"/>
-            </w:pPr>
-            <w:r/>
-            <w:r>
-              <w:rPr>
-                <w:rFonts w:ascii="Calibri" w:hAnsi="Calibri" w:eastAsia="Microsoft YaHei"/>
-                <w:b w:val="0"/>
-                <w:color w:val="000000"/>
-                <w:sz w:val="17"/>
-              </w:rPr>
-              <w:t>保留历史数据，清空旧轮抽状态，按金币模式重建。</w:t>
-            </w:r>
-          </w:p>
-        </w:tc>
-      </w:tr>
-    </w:tbl>
-    <w:p>
-      <w:pPr>
-        <w:spacing w:after="60"/>
-      </w:pPr>
-    </w:p>
     <w:sectPr>
-      <w:headerReference w:type="default" r:id="rId9"/>
-      <w:footerReference w:type="default" r:id="rId10"/>
       <w:pgSz w:w="12240" w:h="15840"/>
-      <w:pgMar w:top="1440" w:right="1440" w:bottom="1440" w:left="1440" w:header="708" w:footer="708" w:gutter="0"/>
+      <w:pgMar w:top="936" w:right="1008" w:bottom="936" w:left="1008" w:header="720" w:footer="720" w:gutter="0"/>
       <w:cols w:space="720"/>
       <w:docGrid w:linePitch="360"/>
     </w:sectPr>
   </w:body>
 </w:document>
-</file>
-
-<file path=word/footer1.xml><?xml version="1.0" encoding="utf-8"?>
-<w:ftr xmlns:m="http://schemas.openxmlformats.org/officeDocument/2006/math" xmlns:mc="http://schemas.openxmlformats.org/markup-compatibility/2006" xmlns:mo="http://schemas.microsoft.com/office/mac/office/2008/main" xmlns:mv="urn:schemas-microsoft-com:mac:vml" xmlns:o="urn:schemas-microsoft-com:office:office" xmlns:r="http://schemas.openxmlformats.org/officeDocument/2006/relationships" xmlns:v="urn:schemas-microsoft-com:vml" xmlns:w10="urn:schemas-microsoft-com:office:word" xmlns:w14="http://schemas.microsoft.com/office/word/2010/wordml" xmlns:w="http://schemas.openxmlformats.org/wordprocessingml/2006/main" xmlns:wne="http://schemas.microsoft.com/office/word/2006/wordml" xmlns:wp14="http://schemas.microsoft.com/office/word/2010/wordprocessingDrawing" xmlns:wp="http://schemas.openxmlformats.org/drawingml/2006/wordprocessingDrawing" xmlns:wpc="http://schemas.microsoft.com/office/word/2010/wordprocessingCanvas" xmlns:wpg="http://schemas.microsoft.com/office/word/2010/wordprocessingGroup" xmlns:wpi="http://schemas.microsoft.com/office/word/2010/wordprocessingInk" xmlns:wps="http://schemas.microsoft.com/office/word/2010/wordprocessingShape" mc:Ignorable="w14 wp14">
-  <w:p>
-    <w:pPr>
-      <w:pStyle w:val="Footer"/>
-      <w:jc w:val="right"/>
-    </w:pPr>
-    <w:r>
-      <w:rPr>
-        <w:rFonts w:ascii="Calibri" w:hAnsi="Calibri" w:eastAsia="Microsoft YaHei"/>
-        <w:color w:val="606C79"/>
-        <w:sz w:val="18"/>
-      </w:rPr>
-      <w:t>官方规则定稿</w:t>
-    </w:r>
-  </w:p>
-</w:ftr>
-</file>
-
-<file path=word/header1.xml><?xml version="1.0" encoding="utf-8"?>
-<w:hdr xmlns:m="http://schemas.openxmlformats.org/officeDocument/2006/math" xmlns:mc="http://schemas.openxmlformats.org/markup-compatibility/2006" xmlns:mo="http://schemas.microsoft.com/office/mac/office/2008/main" xmlns:mv="urn:schemas-microsoft-com:mac:vml" xmlns:o="urn:schemas-microsoft-com:office:office" xmlns:r="http://schemas.openxmlformats.org/officeDocument/2006/relationships" xmlns:v="urn:schemas-microsoft-com:vml" xmlns:w10="urn:schemas-microsoft-com:office:word" xmlns:w14="http://schemas.microsoft.com/office/word/2010/wordml" xmlns:w="http://schemas.openxmlformats.org/wordprocessingml/2006/main" xmlns:wne="http://schemas.microsoft.com/office/word/2006/wordml" xmlns:wp14="http://schemas.microsoft.com/office/word/2010/wordprocessingDrawing" xmlns:wp="http://schemas.openxmlformats.org/drawingml/2006/wordprocessingDrawing" xmlns:wpc="http://schemas.microsoft.com/office/word/2010/wordprocessingCanvas" xmlns:wpg="http://schemas.microsoft.com/office/word/2010/wordprocessingGroup" xmlns:wpi="http://schemas.microsoft.com/office/word/2010/wordprocessingInk" xmlns:wps="http://schemas.microsoft.com/office/word/2010/wordprocessingShape" mc:Ignorable="w14 wp14">
-  <w:p>
-    <w:pPr>
-      <w:pStyle w:val="Header"/>
-      <w:jc w:val="left"/>
-    </w:pPr>
-    <w:r/>
-    <w:r>
-      <w:rPr>
-        <w:rFonts w:ascii="Calibri" w:hAnsi="Calibri" w:eastAsia="Microsoft YaHei"/>
-        <w:color w:val="606C79"/>
-        <w:sz w:val="18"/>
-      </w:rPr>
-      <w:t>HEXCORE 2.0｜四轮金币抽卡模式</w:t>
-    </w:r>
-  </w:p>
-</w:hdr>
 </file>
 
 <file path=word/numbering.xml><?xml version="1.0" encoding="utf-8"?>
@@ -6340,12 +829,11 @@
     <w:qFormat/>
     <w:rsid w:val="00FC693F"/>
     <w:pPr>
-      <w:spacing w:before="0" w:after="120" w:line="300" w:lineRule="auto"/>
+      <w:spacing w:after="80" w:line="259" w:lineRule="auto"/>
     </w:pPr>
     <w:rPr>
-      <w:rFonts w:ascii="Calibri" w:hAnsi="Calibri" w:eastAsia="Microsoft YaHei"/>
-      <w:color w:val="000000"/>
-      <w:sz w:val="22"/>
+      <w:rFonts w:ascii="Microsoft YaHei" w:hAnsi="Microsoft YaHei" w:eastAsia="Microsoft YaHei"/>
+      <w:sz w:val="19"/>
     </w:rPr>
   </w:style>
   <w:style w:type="paragraph" w:styleId="Header">
@@ -6403,15 +891,15 @@
     <w:pPr>
       <w:keepNext/>
       <w:keepLines/>
-      <w:spacing w:before="360" w:after="200" w:line="264" w:lineRule="auto"/>
+      <w:spacing w:before="160" w:after="100"/>
       <w:outlineLvl w:val="0"/>
     </w:pPr>
     <w:rPr>
-      <w:rFonts w:asciiTheme="majorHAnsi" w:eastAsiaTheme="majorEastAsia" w:hAnsiTheme="majorHAnsi" w:cstheme="majorBidi" w:ascii="Calibri" w:hAnsi="Calibri" w:eastAsia="Microsoft YaHei"/>
+      <w:rFonts w:asciiTheme="majorHAnsi" w:eastAsiaTheme="majorEastAsia" w:hAnsiTheme="majorHAnsi" w:cstheme="majorBidi" w:ascii="Microsoft YaHei" w:hAnsi="Microsoft YaHei" w:eastAsia="Microsoft YaHei"/>
       <w:b/>
       <w:bCs/>
-      <w:color w:val="2E74B5"/>
-      <w:sz w:val="32"/>
+      <w:color w:val="0E7490"/>
+      <w:sz w:val="30"/>
       <w:szCs w:val="28"/>
     </w:rPr>
   </w:style>
@@ -6427,15 +915,15 @@
     <w:pPr>
       <w:keepNext/>
       <w:keepLines/>
-      <w:spacing w:before="280" w:after="140" w:line="276" w:lineRule="auto"/>
+      <w:spacing w:before="160" w:after="100"/>
       <w:outlineLvl w:val="1"/>
     </w:pPr>
     <w:rPr>
-      <w:rFonts w:asciiTheme="majorHAnsi" w:eastAsiaTheme="majorEastAsia" w:hAnsiTheme="majorHAnsi" w:cstheme="majorBidi" w:ascii="Calibri" w:hAnsi="Calibri" w:eastAsia="Microsoft YaHei"/>
+      <w:rFonts w:asciiTheme="majorHAnsi" w:eastAsiaTheme="majorEastAsia" w:hAnsiTheme="majorHAnsi" w:cstheme="majorBidi" w:ascii="Microsoft YaHei" w:hAnsi="Microsoft YaHei" w:eastAsia="Microsoft YaHei"/>
       <w:b/>
       <w:bCs/>
-      <w:color w:val="2E74B5"/>
-      <w:sz w:val="26"/>
+      <w:color w:val="A87100"/>
+      <w:sz w:val="24"/>
       <w:szCs w:val="26"/>
     </w:rPr>
   </w:style>
@@ -6451,15 +939,15 @@
     <w:pPr>
       <w:keepNext/>
       <w:keepLines/>
-      <w:spacing w:before="200" w:after="100" w:line="276" w:lineRule="auto"/>
+      <w:spacing w:before="160" w:after="100"/>
       <w:outlineLvl w:val="2"/>
     </w:pPr>
     <w:rPr>
-      <w:rFonts w:asciiTheme="majorHAnsi" w:eastAsiaTheme="majorEastAsia" w:hAnsiTheme="majorHAnsi" w:cstheme="majorBidi" w:ascii="Calibri" w:hAnsi="Calibri" w:eastAsia="Microsoft YaHei"/>
+      <w:rFonts w:asciiTheme="majorHAnsi" w:eastAsiaTheme="majorEastAsia" w:hAnsiTheme="majorHAnsi" w:cstheme="majorBidi" w:ascii="Microsoft YaHei" w:hAnsi="Microsoft YaHei" w:eastAsia="Microsoft YaHei"/>
       <w:b/>
       <w:bCs/>
-      <w:color w:val="1F4D78"/>
-      <w:sz w:val="24"/>
+      <w:color w:val="20617C"/>
+      <w:sz w:val="21"/>
     </w:rPr>
   </w:style>
   <w:style w:type="paragraph" w:styleId="Heading4">
@@ -6693,16 +1181,16 @@
       <w:pBdr>
         <w:bottom w:val="single" w:sz="8" w:space="4" w:color="4F81BD" w:themeColor="accent1"/>
       </w:pBdr>
-      <w:spacing w:after="120" w:line="264" w:lineRule="auto" w:before="0"/>
+      <w:spacing w:after="100" w:line="240" w:lineRule="auto" w:before="0"/>
       <w:contextualSpacing/>
     </w:pPr>
     <w:rPr>
-      <w:rFonts w:asciiTheme="majorHAnsi" w:eastAsiaTheme="majorEastAsia" w:hAnsiTheme="majorHAnsi" w:cstheme="majorBidi" w:ascii="Calibri" w:hAnsi="Calibri" w:eastAsia="Microsoft YaHei"/>
+      <w:rFonts w:asciiTheme="majorHAnsi" w:eastAsiaTheme="majorEastAsia" w:hAnsiTheme="majorHAnsi" w:cstheme="majorBidi" w:ascii="Microsoft YaHei" w:hAnsi="Microsoft YaHei" w:eastAsia="Microsoft YaHei"/>
       <w:b/>
-      <w:color w:val="0B2545"/>
+      <w:color w:val="164E63"/>
       <w:spacing w:val="5"/>
       <w:kern w:val="28"/>
-      <w:sz w:val="48"/>
+      <w:sz w:val="40"/>
       <w:szCs w:val="52"/>
     </w:rPr>
   </w:style>
@@ -6733,15 +1221,16 @@
       <w:numPr>
         <w:ilvl w:val="1"/>
       </w:numPr>
-      <w:spacing w:before="0" w:after="280" w:line="276" w:lineRule="auto"/>
+      <w:spacing w:before="160" w:after="100"/>
     </w:pPr>
     <w:rPr>
-      <w:rFonts w:asciiTheme="majorHAnsi" w:eastAsiaTheme="majorEastAsia" w:hAnsiTheme="majorHAnsi" w:cstheme="majorBidi" w:ascii="Calibri" w:hAnsi="Calibri" w:eastAsia="Microsoft YaHei"/>
+      <w:rFonts w:asciiTheme="majorHAnsi" w:eastAsiaTheme="majorEastAsia" w:hAnsiTheme="majorHAnsi" w:cstheme="majorBidi" w:ascii="Microsoft YaHei" w:hAnsi="Microsoft YaHei" w:eastAsia="Microsoft YaHei"/>
+      <w:b/>
       <w:i/>
       <w:iCs/>
-      <w:color w:val="606C79"/>
+      <w:color w:val="5C6B79"/>
       <w:spacing w:val="15"/>
-      <w:sz w:val="24"/>
+      <w:sz w:val="19"/>
       <w:szCs w:val="24"/>
     </w:rPr>
   </w:style>
@@ -6780,8 +1269,12 @@
     <w:unhideWhenUsed/>
     <w:rsid w:val="00AA1D8D"/>
     <w:pPr>
-      <w:spacing w:after="120"/>
-    </w:pPr>
+      <w:spacing w:after="80" w:line="259" w:lineRule="auto"/>
+    </w:pPr>
+    <w:rPr>
+      <w:rFonts w:ascii="Microsoft YaHei" w:hAnsi="Microsoft YaHei" w:eastAsia="Microsoft YaHei"/>
+      <w:sz w:val="19"/>
+    </w:rPr>
   </w:style>
   <w:style w:type="character" w:customStyle="1" w:styleId="BodyTextChar">
     <w:name w:val="Body Text Char"/>
@@ -6877,13 +1370,12 @@
       <w:numPr>
         <w:numId w:val="1"/>
       </w:numPr>
-      <w:spacing w:before="0" w:after="80" w:line="300" w:lineRule="auto"/>
+      <w:spacing w:after="80" w:line="259" w:lineRule="auto"/>
       <w:contextualSpacing/>
     </w:pPr>
     <w:rPr>
-      <w:rFonts w:ascii="Calibri" w:hAnsi="Calibri" w:eastAsia="Microsoft YaHei"/>
-      <w:color w:val="000000"/>
-      <w:sz w:val="22"/>
+      <w:rFonts w:ascii="Microsoft YaHei" w:hAnsi="Microsoft YaHei" w:eastAsia="Microsoft YaHei"/>
+      <w:sz w:val="19"/>
     </w:rPr>
   </w:style>
   <w:style w:type="paragraph" w:styleId="ListBullet2">
@@ -6922,13 +1414,12 @@
       <w:numPr>
         <w:numId w:val="5"/>
       </w:numPr>
-      <w:spacing w:before="0" w:after="80" w:line="300" w:lineRule="auto"/>
+      <w:spacing w:after="80" w:line="259" w:lineRule="auto"/>
       <w:contextualSpacing/>
     </w:pPr>
     <w:rPr>
-      <w:rFonts w:ascii="Calibri" w:hAnsi="Calibri" w:eastAsia="Microsoft YaHei"/>
-      <w:color w:val="000000"/>
-      <w:sz w:val="22"/>
+      <w:rFonts w:ascii="Microsoft YaHei" w:hAnsi="Microsoft YaHei" w:eastAsia="Microsoft YaHei"/>
+      <w:sz w:val="19"/>
     </w:rPr>
   </w:style>
   <w:style w:type="paragraph" w:styleId="ListNumber2">
